--- a/templates/plananual/CYT 1° A 5°/CYT 3° - PROGRAMACIÓN  ANUAL.docx
+++ b/templates/plananual/CYT 1° A 5°/CYT 3° - PROGRAMACIÓN  ANUAL.docx
@@ -297,29 +297,7 @@
                               <w:color w:val="FFFFFF"/>
                               <w:sz w:val="32"/>
                             </w:rPr>
-                            <w:t>{{</w:t>
-                          </w:r>
-                          <w:proofErr w:type="spellStart"/>
-                          <w:r>
-                            <w:rPr>
-                              <w:rFonts w:ascii="Aptos ExtraBold" w:eastAsia="Aptos ExtraBold" w:hAnsi="Aptos ExtraBold" w:cs="Aptos ExtraBold"/>
-                              <w:b/>
-                              <w:bCs/>
-                              <w:color w:val="FFFFFF"/>
-                              <w:sz w:val="32"/>
-                            </w:rPr>
-                            <w:t>anio</w:t>
-                          </w:r>
-                          <w:proofErr w:type="spellEnd"/>
-                          <w:r>
-                            <w:rPr>
-                              <w:rFonts w:ascii="Aptos ExtraBold" w:eastAsia="Aptos ExtraBold" w:hAnsi="Aptos ExtraBold" w:cs="Aptos ExtraBold"/>
-                              <w:b/>
-                              <w:bCs/>
-                              <w:color w:val="FFFFFF"/>
-                              <w:sz w:val="32"/>
-                            </w:rPr>
-                            <w:t>}}</w:t>
+                            <w:t>{{anio}}</w:t>
                           </w:r>
                         </w:p>
                       </w:txbxContent>
@@ -12102,7 +12080,7 @@
     <w:tbl>
       <w:tblPr>
         <w:tblStyle w:val="Tablaconcuadrcula"/>
-        <w:tblW w:w="14850" w:type="dxa"/>
+        <w:tblW w:w="14851" w:type="dxa"/>
         <w:jc w:val="center"/>
         <w:tblBorders>
           <w:top w:val="double" w:sz="4" w:space="0" w:color="47D459" w:themeColor="accent3" w:themeTint="99"/>
@@ -12116,7 +12094,7 @@
         <w:tblLook w:val="04A0" w:firstRow="1" w:lastRow="0" w:firstColumn="1" w:lastColumn="0" w:noHBand="0" w:noVBand="1"/>
       </w:tblPr>
       <w:tblGrid>
-        <w:gridCol w:w="874"/>
+        <w:gridCol w:w="875"/>
         <w:gridCol w:w="1095"/>
         <w:gridCol w:w="1726"/>
         <w:gridCol w:w="6169"/>
@@ -12132,37 +12110,32 @@
         <w:tc>
           <w:tcPr>
             <w:tcW w:w="875" w:type="dxa"/>
-            <w:tcBorders>
-              <w:top w:val="double" w:sz="4" w:space="0" w:color="47D459" w:themeColor="accent3" w:themeTint="99"/>
-              <w:left w:val="double" w:sz="4" w:space="0" w:color="47D459" w:themeColor="accent3" w:themeTint="99"/>
-              <w:bottom w:val="double" w:sz="4" w:space="0" w:color="47D459" w:themeColor="accent3" w:themeTint="99"/>
-              <w:right w:val="double" w:sz="4" w:space="0" w:color="47D459" w:themeColor="accent3" w:themeTint="99"/>
-            </w:tcBorders>
             <w:shd w:val="clear" w:color="auto" w:fill="C1F0C7" w:themeFill="accent3" w:themeFillTint="33"/>
             <w:vAlign w:val="center"/>
-            <w:hideMark/>
-          </w:tcPr>
-          <w:p>
-            <w:pPr>
-              <w:spacing w:after="160" w:line="276" w:lineRule="auto"/>
-              <w:ind w:right="-455"/>
-              <w:rPr>
-                <w:rFonts w:ascii="Arial" w:eastAsia="Arial" w:hAnsi="Arial" w:cs="Arial"/>
+          </w:tcPr>
+          <w:p>
+            <w:pPr>
+              <w:pStyle w:val="Prrafodelista"/>
+              <w:ind w:left="0"/>
+              <w:jc w:val="center"/>
+              <w:rPr>
+                <w:rFonts w:ascii="Arial Nova Cond" w:hAnsi="Arial Nova Cond" w:cs="Times New Roman"/>
                 <w:b/>
                 <w:bCs/>
-                <w:color w:val="000000"/>
-                <w:sz w:val="16"/>
-                <w:szCs w:val="16"/>
-              </w:rPr>
-            </w:pPr>
-            <w:r>
-              <w:rPr>
-                <w:rFonts w:ascii="Arial" w:eastAsia="Arial" w:hAnsi="Arial" w:cs="Arial"/>
+                <w:color w:val="000000" w:themeColor="text1"/>
+                <w:sz w:val="20"/>
+                <w:szCs w:val="20"/>
+              </w:rPr>
+            </w:pPr>
+            <w:bookmarkStart w:id="1" w:name="_Hlk227075175"/>
+            <w:r>
+              <w:rPr>
+                <w:rFonts w:ascii="Arial Nova Cond" w:hAnsi="Arial Nova Cond" w:cs="Times New Roman"/>
                 <w:b/>
                 <w:bCs/>
-                <w:color w:val="000000"/>
-                <w:sz w:val="16"/>
-                <w:szCs w:val="16"/>
+                <w:color w:val="000000" w:themeColor="text1"/>
+                <w:sz w:val="20"/>
+                <w:szCs w:val="20"/>
               </w:rPr>
               <w:t>BIMESTRE</w:t>
             </w:r>
@@ -12171,37 +12144,31 @@
         <w:tc>
           <w:tcPr>
             <w:tcW w:w="1095" w:type="dxa"/>
-            <w:tcBorders>
-              <w:top w:val="double" w:sz="4" w:space="0" w:color="47D459" w:themeColor="accent3" w:themeTint="99"/>
-              <w:left w:val="double" w:sz="4" w:space="0" w:color="47D459" w:themeColor="accent3" w:themeTint="99"/>
-              <w:bottom w:val="double" w:sz="4" w:space="0" w:color="47D459" w:themeColor="accent3" w:themeTint="99"/>
-              <w:right w:val="double" w:sz="4" w:space="0" w:color="47D459" w:themeColor="accent3" w:themeTint="99"/>
-            </w:tcBorders>
             <w:shd w:val="clear" w:color="auto" w:fill="C1F0C7" w:themeFill="accent3" w:themeFillTint="33"/>
             <w:vAlign w:val="center"/>
-            <w:hideMark/>
-          </w:tcPr>
-          <w:p>
-            <w:pPr>
-              <w:spacing w:after="160" w:line="276" w:lineRule="auto"/>
-              <w:ind w:right="-455"/>
-              <w:rPr>
-                <w:rFonts w:ascii="Arial" w:eastAsia="Arial" w:hAnsi="Arial" w:cs="Arial"/>
+          </w:tcPr>
+          <w:p>
+            <w:pPr>
+              <w:pStyle w:val="Prrafodelista"/>
+              <w:ind w:left="0"/>
+              <w:jc w:val="center"/>
+              <w:rPr>
+                <w:rFonts w:ascii="Arial Nova Cond" w:hAnsi="Arial Nova Cond" w:cs="Times New Roman"/>
                 <w:b/>
                 <w:bCs/>
-                <w:color w:val="000000"/>
-                <w:sz w:val="16"/>
-                <w:szCs w:val="16"/>
-              </w:rPr>
-            </w:pPr>
-            <w:r>
-              <w:rPr>
-                <w:rFonts w:ascii="Arial" w:eastAsia="Arial" w:hAnsi="Arial" w:cs="Arial"/>
+                <w:color w:val="000000" w:themeColor="text1"/>
+                <w:sz w:val="20"/>
+                <w:szCs w:val="20"/>
+              </w:rPr>
+            </w:pPr>
+            <w:r>
+              <w:rPr>
+                <w:rFonts w:ascii="Arial Nova Cond" w:hAnsi="Arial Nova Cond" w:cs="Times New Roman"/>
                 <w:b/>
                 <w:bCs/>
-                <w:color w:val="000000"/>
-                <w:sz w:val="16"/>
-                <w:szCs w:val="16"/>
+                <w:color w:val="000000" w:themeColor="text1"/>
+                <w:sz w:val="20"/>
+                <w:szCs w:val="20"/>
               </w:rPr>
               <w:t>UNIDADES</w:t>
             </w:r>
@@ -12210,37 +12177,31 @@
         <w:tc>
           <w:tcPr>
             <w:tcW w:w="1726" w:type="dxa"/>
-            <w:tcBorders>
-              <w:top w:val="double" w:sz="4" w:space="0" w:color="47D459" w:themeColor="accent3" w:themeTint="99"/>
-              <w:left w:val="double" w:sz="4" w:space="0" w:color="47D459" w:themeColor="accent3" w:themeTint="99"/>
-              <w:bottom w:val="double" w:sz="4" w:space="0" w:color="47D459" w:themeColor="accent3" w:themeTint="99"/>
-              <w:right w:val="double" w:sz="4" w:space="0" w:color="47D459" w:themeColor="accent3" w:themeTint="99"/>
-            </w:tcBorders>
             <w:shd w:val="clear" w:color="auto" w:fill="C1F0C7" w:themeFill="accent3" w:themeFillTint="33"/>
             <w:vAlign w:val="center"/>
-            <w:hideMark/>
-          </w:tcPr>
-          <w:p>
-            <w:pPr>
-              <w:spacing w:after="160" w:line="276" w:lineRule="auto"/>
-              <w:ind w:right="-455"/>
-              <w:rPr>
-                <w:rFonts w:ascii="Arial" w:eastAsia="Arial" w:hAnsi="Arial" w:cs="Arial"/>
+          </w:tcPr>
+          <w:p>
+            <w:pPr>
+              <w:pStyle w:val="Prrafodelista"/>
+              <w:ind w:left="0"/>
+              <w:jc w:val="center"/>
+              <w:rPr>
+                <w:rFonts w:ascii="Arial Nova Cond" w:hAnsi="Arial Nova Cond" w:cs="Times New Roman"/>
                 <w:b/>
                 <w:bCs/>
-                <w:color w:val="000000"/>
-                <w:sz w:val="16"/>
-                <w:szCs w:val="16"/>
-              </w:rPr>
-            </w:pPr>
-            <w:r>
-              <w:rPr>
-                <w:rFonts w:ascii="Arial" w:eastAsia="Arial" w:hAnsi="Arial" w:cs="Arial"/>
+                <w:color w:val="000000" w:themeColor="text1"/>
+                <w:sz w:val="20"/>
+                <w:szCs w:val="20"/>
+              </w:rPr>
+            </w:pPr>
+            <w:r>
+              <w:rPr>
+                <w:rFonts w:ascii="Arial Nova Cond" w:hAnsi="Arial Nova Cond" w:cs="Times New Roman"/>
                 <w:b/>
                 <w:bCs/>
-                <w:color w:val="000000"/>
-                <w:sz w:val="16"/>
-                <w:szCs w:val="16"/>
+                <w:color w:val="000000" w:themeColor="text1"/>
+                <w:sz w:val="20"/>
+                <w:szCs w:val="20"/>
               </w:rPr>
               <w:t>PROBLEMA / POTENCIALIDAD</w:t>
             </w:r>
@@ -12249,115 +12210,152 @@
         <w:tc>
           <w:tcPr>
             <w:tcW w:w="6169" w:type="dxa"/>
-            <w:tcBorders>
-              <w:top w:val="double" w:sz="4" w:space="0" w:color="47D459" w:themeColor="accent3" w:themeTint="99"/>
-              <w:left w:val="double" w:sz="4" w:space="0" w:color="47D459" w:themeColor="accent3" w:themeTint="99"/>
-              <w:bottom w:val="double" w:sz="4" w:space="0" w:color="47D459" w:themeColor="accent3" w:themeTint="99"/>
-              <w:right w:val="double" w:sz="4" w:space="0" w:color="47D459" w:themeColor="accent3" w:themeTint="99"/>
-            </w:tcBorders>
             <w:shd w:val="clear" w:color="auto" w:fill="C1F0C7" w:themeFill="accent3" w:themeFillTint="33"/>
             <w:vAlign w:val="center"/>
-            <w:hideMark/>
-          </w:tcPr>
-          <w:p>
-            <w:pPr>
-              <w:spacing w:after="160" w:line="276" w:lineRule="auto"/>
-              <w:ind w:right="-455"/>
-              <w:rPr>
-                <w:rFonts w:ascii="Arial" w:eastAsia="Arial" w:hAnsi="Arial" w:cs="Arial"/>
+          </w:tcPr>
+          <w:p>
+            <w:pPr>
+              <w:pStyle w:val="Prrafodelista"/>
+              <w:ind w:left="0"/>
+              <w:jc w:val="center"/>
+              <w:rPr>
+                <w:rFonts w:ascii="Arial Nova Cond" w:hAnsi="Arial Nova Cond" w:cs="Times New Roman"/>
                 <w:b/>
                 <w:bCs/>
-                <w:color w:val="000000"/>
-                <w:sz w:val="16"/>
-                <w:szCs w:val="16"/>
-              </w:rPr>
-            </w:pPr>
-            <w:r>
-              <w:rPr>
-                <w:rFonts w:ascii="Arial" w:eastAsia="Arial" w:hAnsi="Arial" w:cs="Arial"/>
+                <w:color w:val="000000" w:themeColor="text1"/>
+                <w:sz w:val="20"/>
+                <w:szCs w:val="20"/>
+              </w:rPr>
+            </w:pPr>
+            <w:r>
+              <w:rPr>
+                <w:rFonts w:ascii="Arial Nova Cond" w:hAnsi="Arial Nova Cond" w:cs="Times New Roman"/>
                 <w:b/>
                 <w:bCs/>
-                <w:color w:val="000000"/>
-                <w:sz w:val="16"/>
-                <w:szCs w:val="16"/>
-              </w:rPr>
-              <w:t>SITUACIÓN SIGNIFICATIVA</w:t>
+                <w:color w:val="000000" w:themeColor="text1"/>
+                <w:sz w:val="20"/>
+                <w:szCs w:val="20"/>
+              </w:rPr>
+              <w:t>SITUACIÓN SIGNIF</w:t>
+            </w:r>
+            <w:r>
+              <w:rPr>
+                <w:rFonts w:ascii="Arial Nova Cond" w:hAnsi="Arial Nova Cond" w:cs="Times New Roman"/>
+                <w:b/>
+                <w:bCs/>
+                <w:color w:val="000000" w:themeColor="text1"/>
+                <w:sz w:val="20"/>
+                <w:szCs w:val="20"/>
+              </w:rPr>
+              <w:t>I</w:t>
+            </w:r>
+            <w:r>
+              <w:rPr>
+                <w:rFonts w:ascii="Arial Nova Cond" w:hAnsi="Arial Nova Cond" w:cs="Times New Roman"/>
+                <w:b/>
+                <w:bCs/>
+                <w:color w:val="000000" w:themeColor="text1"/>
+                <w:sz w:val="20"/>
+                <w:szCs w:val="20"/>
+              </w:rPr>
+              <w:t>CATIVA</w:t>
             </w:r>
           </w:p>
         </w:tc>
         <w:tc>
           <w:tcPr>
             <w:tcW w:w="2015" w:type="dxa"/>
-            <w:tcBorders>
-              <w:top w:val="double" w:sz="4" w:space="0" w:color="47D459" w:themeColor="accent3" w:themeTint="99"/>
-              <w:left w:val="double" w:sz="4" w:space="0" w:color="47D459" w:themeColor="accent3" w:themeTint="99"/>
-              <w:bottom w:val="double" w:sz="4" w:space="0" w:color="47D459" w:themeColor="accent3" w:themeTint="99"/>
-              <w:right w:val="double" w:sz="4" w:space="0" w:color="47D459" w:themeColor="accent3" w:themeTint="99"/>
-            </w:tcBorders>
             <w:shd w:val="clear" w:color="auto" w:fill="C1F0C7" w:themeFill="accent3" w:themeFillTint="33"/>
             <w:vAlign w:val="center"/>
-            <w:hideMark/>
-          </w:tcPr>
-          <w:p>
-            <w:pPr>
-              <w:spacing w:after="160" w:line="276" w:lineRule="auto"/>
-              <w:ind w:right="-455"/>
-              <w:rPr>
-                <w:rFonts w:ascii="Arial" w:eastAsia="Arial" w:hAnsi="Arial" w:cs="Arial"/>
+          </w:tcPr>
+          <w:p>
+            <w:pPr>
+              <w:pStyle w:val="Prrafodelista"/>
+              <w:ind w:left="0"/>
+              <w:jc w:val="center"/>
+              <w:rPr>
+                <w:rFonts w:ascii="Arial Nova Cond" w:hAnsi="Arial Nova Cond" w:cs="Times New Roman"/>
                 <w:b/>
                 <w:bCs/>
-                <w:color w:val="000000"/>
-                <w:sz w:val="16"/>
-                <w:szCs w:val="16"/>
-              </w:rPr>
-            </w:pPr>
-            <w:r>
-              <w:rPr>
-                <w:rFonts w:ascii="Arial" w:eastAsia="Arial" w:hAnsi="Arial" w:cs="Arial"/>
+                <w:color w:val="000000" w:themeColor="text1"/>
+                <w:sz w:val="20"/>
+                <w:szCs w:val="20"/>
+              </w:rPr>
+            </w:pPr>
+            <w:r>
+              <w:rPr>
+                <w:rFonts w:ascii="Arial Nova Cond" w:hAnsi="Arial Nova Cond" w:cs="Times New Roman"/>
                 <w:b/>
                 <w:bCs/>
-                <w:color w:val="000000"/>
-                <w:sz w:val="16"/>
-                <w:szCs w:val="16"/>
-              </w:rPr>
-              <w:t>TÍTULO DE LA UNIDAD DIDÁCTICA.</w:t>
+                <w:color w:val="000000" w:themeColor="text1"/>
+                <w:sz w:val="20"/>
+                <w:szCs w:val="20"/>
+              </w:rPr>
+              <w:t>TÍTULO DE LA UNIDAD DID</w:t>
+            </w:r>
+            <w:r>
+              <w:rPr>
+                <w:rFonts w:ascii="Arial Nova Cond" w:hAnsi="Arial Nova Cond" w:cs="Times New Roman"/>
+                <w:b/>
+                <w:bCs/>
+                <w:color w:val="000000" w:themeColor="text1"/>
+                <w:sz w:val="20"/>
+                <w:szCs w:val="20"/>
+              </w:rPr>
+              <w:t>Á</w:t>
+            </w:r>
+            <w:r>
+              <w:rPr>
+                <w:rFonts w:ascii="Arial Nova Cond" w:hAnsi="Arial Nova Cond" w:cs="Times New Roman"/>
+                <w:b/>
+                <w:bCs/>
+                <w:color w:val="000000" w:themeColor="text1"/>
+                <w:sz w:val="20"/>
+                <w:szCs w:val="20"/>
+              </w:rPr>
+              <w:t>CTICA</w:t>
+            </w:r>
+            <w:r>
+              <w:rPr>
+                <w:rFonts w:ascii="Arial Nova Cond" w:hAnsi="Arial Nova Cond" w:cs="Times New Roman"/>
+                <w:b/>
+                <w:bCs/>
+                <w:color w:val="000000" w:themeColor="text1"/>
+                <w:sz w:val="20"/>
+                <w:szCs w:val="20"/>
+              </w:rPr>
+              <w:t>.</w:t>
             </w:r>
           </w:p>
         </w:tc>
         <w:tc>
           <w:tcPr>
             <w:tcW w:w="1634" w:type="dxa"/>
-            <w:tcBorders>
-              <w:top w:val="double" w:sz="4" w:space="0" w:color="47D459" w:themeColor="accent3" w:themeTint="99"/>
-              <w:left w:val="double" w:sz="4" w:space="0" w:color="47D459" w:themeColor="accent3" w:themeTint="99"/>
-              <w:bottom w:val="double" w:sz="4" w:space="0" w:color="47D459" w:themeColor="accent3" w:themeTint="99"/>
-              <w:right w:val="double" w:sz="4" w:space="0" w:color="47D459" w:themeColor="accent3" w:themeTint="99"/>
-            </w:tcBorders>
             <w:shd w:val="clear" w:color="auto" w:fill="C1F0C7" w:themeFill="accent3" w:themeFillTint="33"/>
             <w:vAlign w:val="center"/>
-            <w:hideMark/>
-          </w:tcPr>
-          <w:p>
-            <w:pPr>
-              <w:spacing w:after="160" w:line="276" w:lineRule="auto"/>
-              <w:ind w:right="-455"/>
-              <w:rPr>
-                <w:rFonts w:ascii="Arial" w:eastAsia="Arial" w:hAnsi="Arial" w:cs="Arial"/>
+          </w:tcPr>
+          <w:p>
+            <w:pPr>
+              <w:pStyle w:val="Prrafodelista"/>
+              <w:ind w:left="0"/>
+              <w:jc w:val="center"/>
+              <w:rPr>
+                <w:rFonts w:ascii="Arial Nova Cond" w:hAnsi="Arial Nova Cond" w:cs="Times New Roman"/>
                 <w:b/>
                 <w:bCs/>
-                <w:color w:val="000000"/>
-                <w:sz w:val="16"/>
-                <w:szCs w:val="16"/>
-              </w:rPr>
-            </w:pPr>
-            <w:r>
-              <w:rPr>
-                <w:rFonts w:ascii="Arial" w:eastAsia="Arial" w:hAnsi="Arial" w:cs="Arial"/>
+                <w:color w:val="000000" w:themeColor="text1"/>
+                <w:sz w:val="20"/>
+                <w:szCs w:val="20"/>
+              </w:rPr>
+            </w:pPr>
+            <w:r>
+              <w:rPr>
+                <w:rFonts w:ascii="Arial Nova Cond" w:hAnsi="Arial Nova Cond" w:cs="Times New Roman"/>
                 <w:b/>
                 <w:bCs/>
-                <w:color w:val="000000"/>
-                <w:sz w:val="16"/>
-                <w:szCs w:val="16"/>
+                <w:color w:val="000000" w:themeColor="text1"/>
+                <w:sz w:val="20"/>
+                <w:szCs w:val="20"/>
               </w:rPr>
               <w:t>COMPETENCIAS</w:t>
             </w:r>
@@ -12366,37 +12364,31 @@
         <w:tc>
           <w:tcPr>
             <w:tcW w:w="1337" w:type="dxa"/>
-            <w:tcBorders>
-              <w:top w:val="double" w:sz="4" w:space="0" w:color="47D459" w:themeColor="accent3" w:themeTint="99"/>
-              <w:left w:val="double" w:sz="4" w:space="0" w:color="47D459" w:themeColor="accent3" w:themeTint="99"/>
-              <w:bottom w:val="double" w:sz="4" w:space="0" w:color="47D459" w:themeColor="accent3" w:themeTint="99"/>
-              <w:right w:val="double" w:sz="4" w:space="0" w:color="47D459" w:themeColor="accent3" w:themeTint="99"/>
-            </w:tcBorders>
             <w:shd w:val="clear" w:color="auto" w:fill="C1F0C7" w:themeFill="accent3" w:themeFillTint="33"/>
             <w:vAlign w:val="center"/>
-            <w:hideMark/>
-          </w:tcPr>
-          <w:p>
-            <w:pPr>
-              <w:spacing w:after="160" w:line="276" w:lineRule="auto"/>
-              <w:ind w:right="-455"/>
-              <w:rPr>
-                <w:rFonts w:ascii="Arial" w:eastAsia="Arial" w:hAnsi="Arial" w:cs="Arial"/>
+          </w:tcPr>
+          <w:p>
+            <w:pPr>
+              <w:pStyle w:val="Prrafodelista"/>
+              <w:ind w:left="0"/>
+              <w:jc w:val="center"/>
+              <w:rPr>
+                <w:rFonts w:ascii="Arial Nova Cond" w:hAnsi="Arial Nova Cond" w:cs="Times New Roman"/>
                 <w:b/>
                 <w:bCs/>
-                <w:color w:val="000000"/>
-                <w:sz w:val="16"/>
-                <w:szCs w:val="16"/>
-              </w:rPr>
-            </w:pPr>
-            <w:r>
-              <w:rPr>
-                <w:rFonts w:ascii="Arial" w:eastAsia="Arial" w:hAnsi="Arial" w:cs="Arial"/>
+                <w:color w:val="000000" w:themeColor="text1"/>
+                <w:sz w:val="20"/>
+                <w:szCs w:val="20"/>
+              </w:rPr>
+            </w:pPr>
+            <w:r>
+              <w:rPr>
+                <w:rFonts w:ascii="Arial Nova Cond" w:hAnsi="Arial Nova Cond" w:cs="Times New Roman"/>
                 <w:b/>
                 <w:bCs/>
-                <w:color w:val="000000"/>
-                <w:sz w:val="16"/>
-                <w:szCs w:val="16"/>
+                <w:color w:val="000000" w:themeColor="text1"/>
+                <w:sz w:val="20"/>
+                <w:szCs w:val="20"/>
               </w:rPr>
               <w:t>PRODUCTO</w:t>
             </w:r>
@@ -12412,24 +12404,23 @@
           <w:tcPr>
             <w:tcW w:w="875" w:type="dxa"/>
             <w:vMerge w:val="restart"/>
-            <w:tcBorders>
-              <w:top w:val="double" w:sz="4" w:space="0" w:color="47D459" w:themeColor="accent3" w:themeTint="99"/>
-              <w:left w:val="double" w:sz="4" w:space="0" w:color="47D459" w:themeColor="accent3" w:themeTint="99"/>
-              <w:bottom w:val="double" w:sz="4" w:space="0" w:color="47D459" w:themeColor="accent3" w:themeTint="99"/>
-              <w:right w:val="double" w:sz="4" w:space="0" w:color="47D459" w:themeColor="accent3" w:themeTint="99"/>
-            </w:tcBorders>
-            <w:vAlign w:val="center"/>
-            <w:hideMark/>
-          </w:tcPr>
-          <w:p>
-            <w:pPr>
-              <w:spacing w:after="160" w:line="276" w:lineRule="auto"/>
-              <w:ind w:right="-455"/>
-              <w:rPr>
-                <w:rFonts w:ascii="Arial" w:eastAsia="Arial" w:hAnsi="Arial" w:cs="Arial"/>
+            <w:vAlign w:val="center"/>
+          </w:tcPr>
+          <w:p>
+            <w:pPr>
+              <w:pStyle w:val="Prrafodelista"/>
+              <w:tabs>
+                <w:tab w:val="left" w:pos="0"/>
+                <w:tab w:val="left" w:pos="142"/>
+                <w:tab w:val="left" w:pos="284"/>
+              </w:tabs>
+              <w:spacing w:line="276" w:lineRule="auto"/>
+              <w:ind w:left="0"/>
+              <w:jc w:val="center"/>
+              <w:rPr>
+                <w:rFonts w:ascii="Arial Nova Cond" w:eastAsia="Calibri" w:hAnsi="Arial Nova Cond" w:cs="Times New Roman"/>
                 <w:b/>
                 <w:bCs/>
-                <w:color w:val="000000"/>
                 <w:sz w:val="20"/>
                 <w:szCs w:val="20"/>
                 <w:lang w:val="es-ES_tradnl"/>
@@ -12437,10 +12428,9 @@
             </w:pPr>
             <w:r>
               <w:rPr>
-                <w:rFonts w:ascii="Arial" w:eastAsia="Arial" w:hAnsi="Arial" w:cs="Arial"/>
+                <w:rFonts w:ascii="Arial Nova Cond" w:eastAsia="Calibri" w:hAnsi="Arial Nova Cond" w:cs="Times New Roman"/>
                 <w:b/>
                 <w:bCs/>
-                <w:color w:val="000000"/>
                 <w:sz w:val="20"/>
                 <w:szCs w:val="20"/>
                 <w:lang w:val="es-ES_tradnl"/>
@@ -12452,24 +12442,23 @@
         <w:tc>
           <w:tcPr>
             <w:tcW w:w="1095" w:type="dxa"/>
-            <w:tcBorders>
-              <w:top w:val="double" w:sz="4" w:space="0" w:color="47D459" w:themeColor="accent3" w:themeTint="99"/>
-              <w:left w:val="double" w:sz="4" w:space="0" w:color="47D459" w:themeColor="accent3" w:themeTint="99"/>
-              <w:bottom w:val="double" w:sz="4" w:space="0" w:color="47D459" w:themeColor="accent3" w:themeTint="99"/>
-              <w:right w:val="double" w:sz="4" w:space="0" w:color="47D459" w:themeColor="accent3" w:themeTint="99"/>
-            </w:tcBorders>
-            <w:vAlign w:val="center"/>
-            <w:hideMark/>
-          </w:tcPr>
-          <w:p>
-            <w:pPr>
-              <w:spacing w:after="160" w:line="276" w:lineRule="auto"/>
-              <w:ind w:right="-455"/>
-              <w:rPr>
-                <w:rFonts w:ascii="Arial" w:eastAsia="Arial" w:hAnsi="Arial" w:cs="Arial"/>
+            <w:vAlign w:val="center"/>
+          </w:tcPr>
+          <w:p>
+            <w:pPr>
+              <w:pStyle w:val="Prrafodelista"/>
+              <w:tabs>
+                <w:tab w:val="left" w:pos="0"/>
+                <w:tab w:val="left" w:pos="142"/>
+                <w:tab w:val="left" w:pos="284"/>
+              </w:tabs>
+              <w:spacing w:line="276" w:lineRule="auto"/>
+              <w:ind w:left="0"/>
+              <w:jc w:val="center"/>
+              <w:rPr>
+                <w:rFonts w:ascii="Arial Nova Cond" w:eastAsia="Calibri" w:hAnsi="Arial Nova Cond" w:cs="Times New Roman"/>
                 <w:b/>
                 <w:bCs/>
-                <w:color w:val="000000"/>
                 <w:sz w:val="20"/>
                 <w:szCs w:val="20"/>
                 <w:lang w:val="es-ES_tradnl"/>
@@ -12477,10 +12466,9 @@
             </w:pPr>
             <w:r>
               <w:rPr>
-                <w:rFonts w:ascii="Arial" w:eastAsia="Arial" w:hAnsi="Arial" w:cs="Arial"/>
+                <w:rFonts w:ascii="Arial Nova Cond" w:eastAsia="Calibri" w:hAnsi="Arial Nova Cond" w:cs="Times New Roman"/>
                 <w:b/>
                 <w:bCs/>
-                <w:color w:val="000000"/>
                 <w:sz w:val="20"/>
                 <w:szCs w:val="20"/>
                 <w:lang w:val="es-ES_tradnl"/>
@@ -12492,23 +12480,21 @@
         <w:tc>
           <w:tcPr>
             <w:tcW w:w="1726" w:type="dxa"/>
-            <w:tcBorders>
-              <w:top w:val="double" w:sz="4" w:space="0" w:color="47D459" w:themeColor="accent3" w:themeTint="99"/>
-              <w:left w:val="double" w:sz="4" w:space="0" w:color="47D459" w:themeColor="accent3" w:themeTint="99"/>
-              <w:bottom w:val="double" w:sz="4" w:space="0" w:color="47D459" w:themeColor="accent3" w:themeTint="99"/>
-              <w:right w:val="double" w:sz="4" w:space="0" w:color="47D459" w:themeColor="accent3" w:themeTint="99"/>
-            </w:tcBorders>
-            <w:vAlign w:val="center"/>
-            <w:hideMark/>
-          </w:tcPr>
-          <w:p>
-            <w:pPr>
-              <w:spacing w:after="160" w:line="276" w:lineRule="auto"/>
-              <w:ind w:right="-455"/>
-              <w:rPr>
-                <w:rFonts w:ascii="Arial" w:eastAsia="Arial" w:hAnsi="Arial" w:cs="Arial"/>
-                <w:b/>
-                <w:color w:val="000000"/>
+            <w:vAlign w:val="center"/>
+          </w:tcPr>
+          <w:p>
+            <w:pPr>
+              <w:pStyle w:val="Prrafodelista"/>
+              <w:tabs>
+                <w:tab w:val="left" w:pos="0"/>
+                <w:tab w:val="left" w:pos="142"/>
+                <w:tab w:val="left" w:pos="284"/>
+              </w:tabs>
+              <w:spacing w:line="276" w:lineRule="auto"/>
+              <w:ind w:left="0"/>
+              <w:jc w:val="both"/>
+              <w:rPr>
+                <w:rFonts w:ascii="Arial Nova Cond" w:eastAsia="Calibri" w:hAnsi="Arial Nova Cond" w:cs="Times New Roman"/>
                 <w:sz w:val="20"/>
                 <w:szCs w:val="20"/>
                 <w:lang w:val="es-ES_tradnl"/>
@@ -12516,9 +12502,7 @@
             </w:pPr>
             <w:r>
               <w:rPr>
-                <w:rFonts w:ascii="Arial" w:eastAsia="Arial" w:hAnsi="Arial" w:cs="Arial"/>
-                <w:b/>
-                <w:color w:val="000000"/>
+                <w:rFonts w:ascii="Arial Nova Cond" w:eastAsia="Calibri" w:hAnsi="Arial Nova Cond" w:cs="Times New Roman"/>
                 <w:sz w:val="20"/>
                 <w:szCs w:val="20"/>
                 <w:lang w:val="es-ES_tradnl"/>
@@ -12530,23 +12514,21 @@
         <w:tc>
           <w:tcPr>
             <w:tcW w:w="6169" w:type="dxa"/>
-            <w:tcBorders>
-              <w:top w:val="double" w:sz="4" w:space="0" w:color="47D459" w:themeColor="accent3" w:themeTint="99"/>
-              <w:left w:val="double" w:sz="4" w:space="0" w:color="47D459" w:themeColor="accent3" w:themeTint="99"/>
-              <w:bottom w:val="double" w:sz="4" w:space="0" w:color="47D459" w:themeColor="accent3" w:themeTint="99"/>
-              <w:right w:val="double" w:sz="4" w:space="0" w:color="47D459" w:themeColor="accent3" w:themeTint="99"/>
-            </w:tcBorders>
-            <w:vAlign w:val="center"/>
-            <w:hideMark/>
-          </w:tcPr>
-          <w:p>
-            <w:pPr>
-              <w:spacing w:after="160" w:line="276" w:lineRule="auto"/>
-              <w:ind w:right="-455"/>
-              <w:rPr>
-                <w:rFonts w:ascii="Arial" w:eastAsia="Arial" w:hAnsi="Arial" w:cs="Arial"/>
-                <w:b/>
-                <w:color w:val="000000"/>
+            <w:vAlign w:val="center"/>
+          </w:tcPr>
+          <w:p>
+            <w:pPr>
+              <w:pStyle w:val="Prrafodelista"/>
+              <w:tabs>
+                <w:tab w:val="left" w:pos="0"/>
+                <w:tab w:val="left" w:pos="142"/>
+                <w:tab w:val="left" w:pos="284"/>
+              </w:tabs>
+              <w:spacing w:line="276" w:lineRule="auto"/>
+              <w:ind w:left="0"/>
+              <w:jc w:val="both"/>
+              <w:rPr>
+                <w:rFonts w:ascii="Arial Nova Cond" w:eastAsia="Calibri" w:hAnsi="Arial Nova Cond" w:cs="Times New Roman"/>
                 <w:sz w:val="20"/>
                 <w:szCs w:val="20"/>
                 <w:lang w:val="es-ES_tradnl"/>
@@ -12554,9 +12536,7 @@
             </w:pPr>
             <w:r>
               <w:rPr>
-                <w:rFonts w:ascii="Arial" w:eastAsia="Arial" w:hAnsi="Arial" w:cs="Arial"/>
-                <w:b/>
-                <w:color w:val="000000"/>
+                <w:rFonts w:ascii="Arial Nova Cond" w:eastAsia="Calibri" w:hAnsi="Arial Nova Cond" w:cs="Times New Roman"/>
                 <w:sz w:val="20"/>
                 <w:szCs w:val="20"/>
                 <w:lang w:val="es-ES_tradnl"/>
@@ -12568,31 +12548,24 @@
         <w:tc>
           <w:tcPr>
             <w:tcW w:w="2015" w:type="dxa"/>
-            <w:tcBorders>
-              <w:top w:val="double" w:sz="4" w:space="0" w:color="47D459" w:themeColor="accent3" w:themeTint="99"/>
-              <w:left w:val="double" w:sz="4" w:space="0" w:color="47D459" w:themeColor="accent3" w:themeTint="99"/>
-              <w:bottom w:val="double" w:sz="4" w:space="0" w:color="47D459" w:themeColor="accent3" w:themeTint="99"/>
-              <w:right w:val="double" w:sz="4" w:space="0" w:color="47D459" w:themeColor="accent3" w:themeTint="99"/>
-            </w:tcBorders>
-            <w:vAlign w:val="center"/>
-            <w:hideMark/>
-          </w:tcPr>
-          <w:p>
-            <w:pPr>
-              <w:spacing w:after="160" w:line="276" w:lineRule="auto"/>
-              <w:ind w:right="-455"/>
-              <w:rPr>
-                <w:rFonts w:ascii="Arial" w:eastAsia="Arial" w:hAnsi="Arial" w:cs="Arial"/>
-                <w:b/>
-                <w:color w:val="000000"/>
-                <w:sz w:val="20"/>
-                <w:szCs w:val="20"/>
-              </w:rPr>
-            </w:pPr>
-            <w:r>
-              <w:rPr>
-                <w:rFonts w:ascii="Arial" w:eastAsia="Arial" w:hAnsi="Arial" w:cs="Arial"/>
-                <w:b/>
+            <w:vAlign w:val="center"/>
+          </w:tcPr>
+          <w:p>
+            <w:pPr>
+              <w:autoSpaceDE w:val="0"/>
+              <w:autoSpaceDN w:val="0"/>
+              <w:adjustRightInd w:val="0"/>
+              <w:jc w:val="center"/>
+              <w:rPr>
+                <w:rFonts w:ascii="Arial Nova Cond" w:hAnsi="Arial Nova Cond" w:cs="Arial"/>
+                <w:color w:val="000000"/>
+                <w:sz w:val="20"/>
+                <w:szCs w:val="20"/>
+              </w:rPr>
+            </w:pPr>
+            <w:r>
+              <w:rPr>
+                <w:rFonts w:ascii="Arial Nova Cond" w:hAnsi="Arial Nova Cond" w:cs="Arial"/>
                 <w:color w:val="000000"/>
                 <w:sz w:val="20"/>
                 <w:szCs w:val="20"/>
@@ -12604,31 +12577,24 @@
         <w:tc>
           <w:tcPr>
             <w:tcW w:w="1634" w:type="dxa"/>
-            <w:tcBorders>
-              <w:top w:val="double" w:sz="4" w:space="0" w:color="47D459" w:themeColor="accent3" w:themeTint="99"/>
-              <w:left w:val="double" w:sz="4" w:space="0" w:color="47D459" w:themeColor="accent3" w:themeTint="99"/>
-              <w:bottom w:val="double" w:sz="4" w:space="0" w:color="47D459" w:themeColor="accent3" w:themeTint="99"/>
-              <w:right w:val="double" w:sz="4" w:space="0" w:color="47D459" w:themeColor="accent3" w:themeTint="99"/>
-            </w:tcBorders>
-            <w:vAlign w:val="center"/>
-            <w:hideMark/>
-          </w:tcPr>
-          <w:p>
-            <w:pPr>
-              <w:spacing w:after="160" w:line="276" w:lineRule="auto"/>
-              <w:ind w:right="-455"/>
-              <w:rPr>
-                <w:rFonts w:ascii="Arial" w:eastAsia="Arial" w:hAnsi="Arial" w:cs="Arial"/>
-                <w:b/>
-                <w:color w:val="000000"/>
-                <w:sz w:val="20"/>
-                <w:szCs w:val="20"/>
-              </w:rPr>
-            </w:pPr>
-            <w:r>
-              <w:rPr>
-                <w:rFonts w:ascii="Arial" w:eastAsia="Arial" w:hAnsi="Arial" w:cs="Arial"/>
-                <w:b/>
+            <w:vAlign w:val="center"/>
+          </w:tcPr>
+          <w:p>
+            <w:pPr>
+              <w:autoSpaceDE w:val="0"/>
+              <w:autoSpaceDN w:val="0"/>
+              <w:adjustRightInd w:val="0"/>
+              <w:jc w:val="both"/>
+              <w:rPr>
+                <w:rFonts w:ascii="Arial Nova Cond" w:hAnsi="Arial Nova Cond" w:cs="Arial"/>
+                <w:color w:val="000000"/>
+                <w:sz w:val="20"/>
+                <w:szCs w:val="20"/>
+              </w:rPr>
+            </w:pPr>
+            <w:r>
+              <w:rPr>
+                <w:rFonts w:ascii="Arial Nova Cond" w:hAnsi="Arial Nova Cond" w:cs="Arial"/>
                 <w:color w:val="000000"/>
                 <w:sz w:val="20"/>
                 <w:szCs w:val="20"/>
@@ -12640,31 +12606,24 @@
         <w:tc>
           <w:tcPr>
             <w:tcW w:w="1337" w:type="dxa"/>
-            <w:tcBorders>
-              <w:top w:val="double" w:sz="4" w:space="0" w:color="47D459" w:themeColor="accent3" w:themeTint="99"/>
-              <w:left w:val="double" w:sz="4" w:space="0" w:color="47D459" w:themeColor="accent3" w:themeTint="99"/>
-              <w:bottom w:val="double" w:sz="4" w:space="0" w:color="47D459" w:themeColor="accent3" w:themeTint="99"/>
-              <w:right w:val="double" w:sz="4" w:space="0" w:color="47D459" w:themeColor="accent3" w:themeTint="99"/>
-            </w:tcBorders>
-            <w:vAlign w:val="center"/>
-            <w:hideMark/>
-          </w:tcPr>
-          <w:p>
-            <w:pPr>
-              <w:spacing w:after="160" w:line="276" w:lineRule="auto"/>
-              <w:ind w:right="-455"/>
-              <w:rPr>
-                <w:rFonts w:ascii="Arial" w:eastAsia="Arial" w:hAnsi="Arial" w:cs="Arial"/>
-                <w:b/>
-                <w:color w:val="000000"/>
-                <w:sz w:val="20"/>
-                <w:szCs w:val="20"/>
-              </w:rPr>
-            </w:pPr>
-            <w:r>
-              <w:rPr>
-                <w:rFonts w:ascii="Arial" w:eastAsia="Arial" w:hAnsi="Arial" w:cs="Arial"/>
-                <w:b/>
+            <w:vAlign w:val="center"/>
+          </w:tcPr>
+          <w:p>
+            <w:pPr>
+              <w:autoSpaceDE w:val="0"/>
+              <w:autoSpaceDN w:val="0"/>
+              <w:adjustRightInd w:val="0"/>
+              <w:jc w:val="center"/>
+              <w:rPr>
+                <w:rFonts w:ascii="Arial Nova Cond" w:hAnsi="Arial Nova Cond" w:cs="Arial"/>
+                <w:color w:val="000000"/>
+                <w:sz w:val="20"/>
+                <w:szCs w:val="20"/>
+              </w:rPr>
+            </w:pPr>
+            <w:r>
+              <w:rPr>
+                <w:rFonts w:ascii="Arial Nova Cond" w:hAnsi="Arial Nova Cond" w:cs="Arial"/>
                 <w:color w:val="000000"/>
                 <w:sz w:val="20"/>
                 <w:szCs w:val="20"/>
@@ -12683,24 +12642,23 @@
           <w:tcPr>
             <w:tcW w:w="875" w:type="dxa"/>
             <w:vMerge/>
-            <w:tcBorders>
-              <w:top w:val="double" w:sz="4" w:space="0" w:color="47D459" w:themeColor="accent3" w:themeTint="99"/>
-              <w:left w:val="double" w:sz="4" w:space="0" w:color="47D459" w:themeColor="accent3" w:themeTint="99"/>
-              <w:bottom w:val="double" w:sz="4" w:space="0" w:color="47D459" w:themeColor="accent3" w:themeTint="99"/>
-              <w:right w:val="double" w:sz="4" w:space="0" w:color="47D459" w:themeColor="accent3" w:themeTint="99"/>
-            </w:tcBorders>
-            <w:vAlign w:val="center"/>
-            <w:hideMark/>
-          </w:tcPr>
-          <w:p>
-            <w:pPr>
-              <w:spacing w:after="160" w:line="276" w:lineRule="auto"/>
-              <w:ind w:right="-455"/>
-              <w:rPr>
-                <w:rFonts w:ascii="Arial" w:eastAsia="Arial" w:hAnsi="Arial" w:cs="Arial"/>
+            <w:vAlign w:val="center"/>
+          </w:tcPr>
+          <w:p>
+            <w:pPr>
+              <w:pStyle w:val="Prrafodelista"/>
+              <w:tabs>
+                <w:tab w:val="left" w:pos="0"/>
+                <w:tab w:val="left" w:pos="142"/>
+                <w:tab w:val="left" w:pos="284"/>
+              </w:tabs>
+              <w:spacing w:line="276" w:lineRule="auto"/>
+              <w:ind w:left="0"/>
+              <w:jc w:val="center"/>
+              <w:rPr>
+                <w:rFonts w:ascii="Arial Nova Cond" w:eastAsia="Calibri" w:hAnsi="Arial Nova Cond" w:cs="Times New Roman"/>
                 <w:b/>
                 <w:bCs/>
-                <w:color w:val="000000"/>
                 <w:sz w:val="20"/>
                 <w:szCs w:val="20"/>
                 <w:lang w:val="es-ES_tradnl"/>
@@ -12711,24 +12669,23 @@
         <w:tc>
           <w:tcPr>
             <w:tcW w:w="1095" w:type="dxa"/>
-            <w:tcBorders>
-              <w:top w:val="double" w:sz="4" w:space="0" w:color="47D459" w:themeColor="accent3" w:themeTint="99"/>
-              <w:left w:val="double" w:sz="4" w:space="0" w:color="47D459" w:themeColor="accent3" w:themeTint="99"/>
-              <w:bottom w:val="double" w:sz="4" w:space="0" w:color="47D459" w:themeColor="accent3" w:themeTint="99"/>
-              <w:right w:val="double" w:sz="4" w:space="0" w:color="47D459" w:themeColor="accent3" w:themeTint="99"/>
-            </w:tcBorders>
-            <w:vAlign w:val="center"/>
-            <w:hideMark/>
-          </w:tcPr>
-          <w:p>
-            <w:pPr>
-              <w:spacing w:after="160" w:line="276" w:lineRule="auto"/>
-              <w:ind w:right="-455"/>
-              <w:rPr>
-                <w:rFonts w:ascii="Arial" w:eastAsia="Arial" w:hAnsi="Arial" w:cs="Arial"/>
+            <w:vAlign w:val="center"/>
+          </w:tcPr>
+          <w:p>
+            <w:pPr>
+              <w:pStyle w:val="Prrafodelista"/>
+              <w:tabs>
+                <w:tab w:val="left" w:pos="0"/>
+                <w:tab w:val="left" w:pos="142"/>
+                <w:tab w:val="left" w:pos="284"/>
+              </w:tabs>
+              <w:spacing w:line="276" w:lineRule="auto"/>
+              <w:ind w:left="0"/>
+              <w:jc w:val="center"/>
+              <w:rPr>
+                <w:rFonts w:ascii="Arial Nova Cond" w:eastAsia="Calibri" w:hAnsi="Arial Nova Cond" w:cs="Times New Roman"/>
                 <w:b/>
                 <w:bCs/>
-                <w:color w:val="000000"/>
                 <w:sz w:val="20"/>
                 <w:szCs w:val="20"/>
                 <w:lang w:val="es-ES_tradnl"/>
@@ -12736,10 +12693,9 @@
             </w:pPr>
             <w:r>
               <w:rPr>
-                <w:rFonts w:ascii="Arial" w:eastAsia="Arial" w:hAnsi="Arial" w:cs="Arial"/>
+                <w:rFonts w:ascii="Arial Nova Cond" w:eastAsia="Calibri" w:hAnsi="Arial Nova Cond" w:cs="Times New Roman"/>
                 <w:b/>
                 <w:bCs/>
-                <w:color w:val="000000"/>
                 <w:sz w:val="20"/>
                 <w:szCs w:val="20"/>
                 <w:lang w:val="es-ES_tradnl"/>
@@ -12751,32 +12707,21 @@
         <w:tc>
           <w:tcPr>
             <w:tcW w:w="1726" w:type="dxa"/>
-            <w:tcBorders>
-              <w:top w:val="double" w:sz="4" w:space="0" w:color="47D459" w:themeColor="accent3" w:themeTint="99"/>
-              <w:left w:val="double" w:sz="4" w:space="0" w:color="47D459" w:themeColor="accent3" w:themeTint="99"/>
-              <w:bottom w:val="double" w:sz="4" w:space="0" w:color="47D459" w:themeColor="accent3" w:themeTint="99"/>
-              <w:right w:val="double" w:sz="4" w:space="0" w:color="47D459" w:themeColor="accent3" w:themeTint="99"/>
-            </w:tcBorders>
-            <w:vAlign w:val="center"/>
-            <w:hideMark/>
-          </w:tcPr>
-          <w:p>
-            <w:pPr>
-              <w:spacing w:after="160" w:line="276" w:lineRule="auto"/>
-              <w:ind w:right="-455"/>
-              <w:rPr>
-                <w:rFonts w:ascii="Arial" w:eastAsia="Arial" w:hAnsi="Arial" w:cs="Arial"/>
-                <w:b/>
-                <w:color w:val="000000"/>
-                <w:sz w:val="20"/>
-                <w:szCs w:val="20"/>
-              </w:rPr>
-            </w:pPr>
-            <w:r>
-              <w:rPr>
-                <w:rFonts w:ascii="Arial" w:eastAsia="Arial" w:hAnsi="Arial" w:cs="Arial"/>
-                <w:b/>
-                <w:color w:val="000000"/>
+            <w:vAlign w:val="center"/>
+          </w:tcPr>
+          <w:p>
+            <w:pPr>
+              <w:pStyle w:val="NormalWeb"/>
+              <w:jc w:val="both"/>
+              <w:rPr>
+                <w:rFonts w:ascii="Arial Nova Cond" w:hAnsi="Arial Nova Cond"/>
+                <w:sz w:val="20"/>
+                <w:szCs w:val="20"/>
+              </w:rPr>
+            </w:pPr>
+            <w:r>
+              <w:rPr>
+                <w:rFonts w:ascii="Arial Nova Cond" w:eastAsia="Calibri" w:hAnsi="Arial Nova Cond"/>
                 <w:sz w:val="20"/>
                 <w:szCs w:val="20"/>
                 <w:lang w:val="es-ES_tradnl"/>
@@ -12788,23 +12733,21 @@
         <w:tc>
           <w:tcPr>
             <w:tcW w:w="6169" w:type="dxa"/>
-            <w:tcBorders>
-              <w:top w:val="double" w:sz="4" w:space="0" w:color="47D459" w:themeColor="accent3" w:themeTint="99"/>
-              <w:left w:val="double" w:sz="4" w:space="0" w:color="47D459" w:themeColor="accent3" w:themeTint="99"/>
-              <w:bottom w:val="double" w:sz="4" w:space="0" w:color="47D459" w:themeColor="accent3" w:themeTint="99"/>
-              <w:right w:val="double" w:sz="4" w:space="0" w:color="47D459" w:themeColor="accent3" w:themeTint="99"/>
-            </w:tcBorders>
-            <w:vAlign w:val="center"/>
-            <w:hideMark/>
-          </w:tcPr>
-          <w:p>
-            <w:pPr>
-              <w:spacing w:after="160" w:line="276" w:lineRule="auto"/>
-              <w:ind w:right="-455"/>
-              <w:rPr>
-                <w:rFonts w:ascii="Arial" w:eastAsia="Arial" w:hAnsi="Arial" w:cs="Arial"/>
-                <w:b/>
-                <w:color w:val="000000"/>
+            <w:vAlign w:val="center"/>
+          </w:tcPr>
+          <w:p>
+            <w:pPr>
+              <w:pStyle w:val="Prrafodelista"/>
+              <w:tabs>
+                <w:tab w:val="left" w:pos="0"/>
+                <w:tab w:val="left" w:pos="142"/>
+                <w:tab w:val="left" w:pos="284"/>
+              </w:tabs>
+              <w:spacing w:line="276" w:lineRule="auto"/>
+              <w:ind w:left="0"/>
+              <w:jc w:val="both"/>
+              <w:rPr>
+                <w:rFonts w:ascii="Arial Nova Cond" w:eastAsia="Calibri" w:hAnsi="Arial Nova Cond" w:cs="Times New Roman"/>
                 <w:sz w:val="20"/>
                 <w:szCs w:val="20"/>
                 <w:lang w:val="es-ES_tradnl"/>
@@ -12812,9 +12755,7 @@
             </w:pPr>
             <w:r>
               <w:rPr>
-                <w:rFonts w:ascii="Arial" w:eastAsia="Arial" w:hAnsi="Arial" w:cs="Arial"/>
-                <w:b/>
-                <w:color w:val="000000"/>
+                <w:rFonts w:ascii="Arial Nova Cond" w:eastAsia="Calibri" w:hAnsi="Arial Nova Cond" w:cs="Times New Roman"/>
                 <w:sz w:val="20"/>
                 <w:szCs w:val="20"/>
                 <w:lang w:val="es-ES_tradnl"/>
@@ -12826,31 +12767,24 @@
         <w:tc>
           <w:tcPr>
             <w:tcW w:w="2015" w:type="dxa"/>
-            <w:tcBorders>
-              <w:top w:val="double" w:sz="4" w:space="0" w:color="47D459" w:themeColor="accent3" w:themeTint="99"/>
-              <w:left w:val="double" w:sz="4" w:space="0" w:color="47D459" w:themeColor="accent3" w:themeTint="99"/>
-              <w:bottom w:val="double" w:sz="4" w:space="0" w:color="47D459" w:themeColor="accent3" w:themeTint="99"/>
-              <w:right w:val="double" w:sz="4" w:space="0" w:color="47D459" w:themeColor="accent3" w:themeTint="99"/>
-            </w:tcBorders>
-            <w:vAlign w:val="center"/>
-            <w:hideMark/>
-          </w:tcPr>
-          <w:p>
-            <w:pPr>
-              <w:spacing w:after="160" w:line="276" w:lineRule="auto"/>
-              <w:ind w:right="-455"/>
-              <w:rPr>
-                <w:rFonts w:ascii="Arial" w:eastAsia="Arial" w:hAnsi="Arial" w:cs="Arial"/>
-                <w:b/>
-                <w:color w:val="000000"/>
-                <w:sz w:val="20"/>
-                <w:szCs w:val="20"/>
-              </w:rPr>
-            </w:pPr>
-            <w:r>
-              <w:rPr>
-                <w:rFonts w:ascii="Arial" w:eastAsia="Arial" w:hAnsi="Arial" w:cs="Arial"/>
-                <w:b/>
+            <w:vAlign w:val="center"/>
+          </w:tcPr>
+          <w:p>
+            <w:pPr>
+              <w:autoSpaceDE w:val="0"/>
+              <w:autoSpaceDN w:val="0"/>
+              <w:adjustRightInd w:val="0"/>
+              <w:jc w:val="center"/>
+              <w:rPr>
+                <w:rFonts w:ascii="Arial Nova Cond" w:hAnsi="Arial Nova Cond" w:cs="Arial"/>
+                <w:color w:val="000000" w:themeColor="text1"/>
+                <w:sz w:val="20"/>
+                <w:szCs w:val="20"/>
+              </w:rPr>
+            </w:pPr>
+            <w:r>
+              <w:rPr>
+                <w:rFonts w:ascii="Arial Nova Cond" w:hAnsi="Arial Nova Cond" w:cs="Arial"/>
                 <w:color w:val="000000"/>
                 <w:sz w:val="20"/>
                 <w:szCs w:val="20"/>
@@ -12862,31 +12796,24 @@
         <w:tc>
           <w:tcPr>
             <w:tcW w:w="1634" w:type="dxa"/>
-            <w:tcBorders>
-              <w:top w:val="double" w:sz="4" w:space="0" w:color="47D459" w:themeColor="accent3" w:themeTint="99"/>
-              <w:left w:val="double" w:sz="4" w:space="0" w:color="47D459" w:themeColor="accent3" w:themeTint="99"/>
-              <w:bottom w:val="double" w:sz="4" w:space="0" w:color="47D459" w:themeColor="accent3" w:themeTint="99"/>
-              <w:right w:val="double" w:sz="4" w:space="0" w:color="47D459" w:themeColor="accent3" w:themeTint="99"/>
-            </w:tcBorders>
-            <w:vAlign w:val="center"/>
-            <w:hideMark/>
-          </w:tcPr>
-          <w:p>
-            <w:pPr>
-              <w:spacing w:after="160" w:line="276" w:lineRule="auto"/>
-              <w:ind w:right="-455"/>
-              <w:rPr>
-                <w:rFonts w:ascii="Arial" w:eastAsia="Arial" w:hAnsi="Arial" w:cs="Arial"/>
-                <w:b/>
-                <w:color w:val="000000"/>
-                <w:sz w:val="20"/>
-                <w:szCs w:val="20"/>
-              </w:rPr>
-            </w:pPr>
-            <w:r>
-              <w:rPr>
-                <w:rFonts w:ascii="Arial" w:eastAsia="Arial" w:hAnsi="Arial" w:cs="Arial"/>
-                <w:b/>
+            <w:vAlign w:val="center"/>
+          </w:tcPr>
+          <w:p>
+            <w:pPr>
+              <w:autoSpaceDE w:val="0"/>
+              <w:autoSpaceDN w:val="0"/>
+              <w:adjustRightInd w:val="0"/>
+              <w:jc w:val="both"/>
+              <w:rPr>
+                <w:rFonts w:ascii="Arial Nova Cond" w:hAnsi="Arial Nova Cond" w:cs="Arial"/>
+                <w:color w:val="000000"/>
+                <w:sz w:val="20"/>
+                <w:szCs w:val="20"/>
+              </w:rPr>
+            </w:pPr>
+            <w:r>
+              <w:rPr>
+                <w:rFonts w:ascii="Arial Nova Cond" w:hAnsi="Arial Nova Cond" w:cs="Arial"/>
                 <w:color w:val="000000"/>
                 <w:sz w:val="20"/>
                 <w:szCs w:val="20"/>
@@ -12898,31 +12825,24 @@
         <w:tc>
           <w:tcPr>
             <w:tcW w:w="1337" w:type="dxa"/>
-            <w:tcBorders>
-              <w:top w:val="double" w:sz="4" w:space="0" w:color="47D459" w:themeColor="accent3" w:themeTint="99"/>
-              <w:left w:val="double" w:sz="4" w:space="0" w:color="47D459" w:themeColor="accent3" w:themeTint="99"/>
-              <w:bottom w:val="double" w:sz="4" w:space="0" w:color="47D459" w:themeColor="accent3" w:themeTint="99"/>
-              <w:right w:val="double" w:sz="4" w:space="0" w:color="47D459" w:themeColor="accent3" w:themeTint="99"/>
-            </w:tcBorders>
-            <w:vAlign w:val="center"/>
-            <w:hideMark/>
-          </w:tcPr>
-          <w:p>
-            <w:pPr>
-              <w:spacing w:after="160" w:line="276" w:lineRule="auto"/>
-              <w:ind w:right="-455"/>
-              <w:rPr>
-                <w:rFonts w:ascii="Arial" w:eastAsia="Arial" w:hAnsi="Arial" w:cs="Arial"/>
-                <w:b/>
-                <w:color w:val="000000"/>
-                <w:sz w:val="20"/>
-                <w:szCs w:val="20"/>
-              </w:rPr>
-            </w:pPr>
-            <w:r>
-              <w:rPr>
-                <w:rFonts w:ascii="Arial" w:eastAsia="Arial" w:hAnsi="Arial" w:cs="Arial"/>
-                <w:b/>
+            <w:vAlign w:val="center"/>
+          </w:tcPr>
+          <w:p>
+            <w:pPr>
+              <w:autoSpaceDE w:val="0"/>
+              <w:autoSpaceDN w:val="0"/>
+              <w:adjustRightInd w:val="0"/>
+              <w:jc w:val="center"/>
+              <w:rPr>
+                <w:rFonts w:ascii="Arial Nova Cond" w:hAnsi="Arial Nova Cond" w:cs="Arial"/>
+                <w:color w:val="000000"/>
+                <w:sz w:val="20"/>
+                <w:szCs w:val="20"/>
+              </w:rPr>
+            </w:pPr>
+            <w:r>
+              <w:rPr>
+                <w:rFonts w:ascii="Arial Nova Cond" w:hAnsi="Arial Nova Cond" w:cs="Arial"/>
                 <w:color w:val="000000"/>
                 <w:sz w:val="20"/>
                 <w:szCs w:val="20"/>
@@ -12941,24 +12861,23 @@
           <w:tcPr>
             <w:tcW w:w="875" w:type="dxa"/>
             <w:vMerge/>
-            <w:tcBorders>
-              <w:top w:val="double" w:sz="4" w:space="0" w:color="47D459" w:themeColor="accent3" w:themeTint="99"/>
-              <w:left w:val="double" w:sz="4" w:space="0" w:color="47D459" w:themeColor="accent3" w:themeTint="99"/>
-              <w:bottom w:val="double" w:sz="4" w:space="0" w:color="47D459" w:themeColor="accent3" w:themeTint="99"/>
-              <w:right w:val="double" w:sz="4" w:space="0" w:color="47D459" w:themeColor="accent3" w:themeTint="99"/>
-            </w:tcBorders>
-            <w:vAlign w:val="center"/>
-            <w:hideMark/>
-          </w:tcPr>
-          <w:p>
-            <w:pPr>
-              <w:spacing w:after="160" w:line="276" w:lineRule="auto"/>
-              <w:ind w:right="-455"/>
-              <w:rPr>
-                <w:rFonts w:ascii="Arial" w:eastAsia="Arial" w:hAnsi="Arial" w:cs="Arial"/>
+            <w:vAlign w:val="center"/>
+          </w:tcPr>
+          <w:p>
+            <w:pPr>
+              <w:pStyle w:val="Prrafodelista"/>
+              <w:tabs>
+                <w:tab w:val="left" w:pos="0"/>
+                <w:tab w:val="left" w:pos="142"/>
+                <w:tab w:val="left" w:pos="284"/>
+              </w:tabs>
+              <w:spacing w:line="276" w:lineRule="auto"/>
+              <w:ind w:left="0"/>
+              <w:jc w:val="center"/>
+              <w:rPr>
+                <w:rFonts w:ascii="Arial Nova Cond" w:eastAsia="Calibri" w:hAnsi="Arial Nova Cond" w:cs="Times New Roman"/>
                 <w:b/>
                 <w:bCs/>
-                <w:color w:val="000000"/>
                 <w:sz w:val="20"/>
                 <w:szCs w:val="20"/>
                 <w:lang w:val="es-ES_tradnl"/>
@@ -12969,24 +12888,23 @@
         <w:tc>
           <w:tcPr>
             <w:tcW w:w="1095" w:type="dxa"/>
-            <w:tcBorders>
-              <w:top w:val="double" w:sz="4" w:space="0" w:color="47D459" w:themeColor="accent3" w:themeTint="99"/>
-              <w:left w:val="double" w:sz="4" w:space="0" w:color="47D459" w:themeColor="accent3" w:themeTint="99"/>
-              <w:bottom w:val="double" w:sz="4" w:space="0" w:color="47D459" w:themeColor="accent3" w:themeTint="99"/>
-              <w:right w:val="double" w:sz="4" w:space="0" w:color="47D459" w:themeColor="accent3" w:themeTint="99"/>
-            </w:tcBorders>
-            <w:vAlign w:val="center"/>
-            <w:hideMark/>
-          </w:tcPr>
-          <w:p>
-            <w:pPr>
-              <w:spacing w:after="160" w:line="276" w:lineRule="auto"/>
-              <w:ind w:right="-455"/>
-              <w:rPr>
-                <w:rFonts w:ascii="Arial" w:eastAsia="Arial" w:hAnsi="Arial" w:cs="Arial"/>
+            <w:vAlign w:val="center"/>
+          </w:tcPr>
+          <w:p>
+            <w:pPr>
+              <w:pStyle w:val="Prrafodelista"/>
+              <w:tabs>
+                <w:tab w:val="left" w:pos="0"/>
+                <w:tab w:val="left" w:pos="142"/>
+                <w:tab w:val="left" w:pos="284"/>
+              </w:tabs>
+              <w:spacing w:line="276" w:lineRule="auto"/>
+              <w:ind w:left="0"/>
+              <w:jc w:val="center"/>
+              <w:rPr>
+                <w:rFonts w:ascii="Arial Nova Cond" w:eastAsia="Calibri" w:hAnsi="Arial Nova Cond" w:cs="Times New Roman"/>
                 <w:b/>
                 <w:bCs/>
-                <w:color w:val="000000"/>
                 <w:sz w:val="20"/>
                 <w:szCs w:val="20"/>
                 <w:lang w:val="es-ES_tradnl"/>
@@ -12994,10 +12912,9 @@
             </w:pPr>
             <w:r>
               <w:rPr>
-                <w:rFonts w:ascii="Arial" w:eastAsia="Arial" w:hAnsi="Arial" w:cs="Arial"/>
+                <w:rFonts w:ascii="Arial Nova Cond" w:eastAsia="Calibri" w:hAnsi="Arial Nova Cond" w:cs="Times New Roman"/>
                 <w:b/>
                 <w:bCs/>
-                <w:color w:val="000000"/>
                 <w:sz w:val="20"/>
                 <w:szCs w:val="20"/>
                 <w:lang w:val="es-ES_tradnl"/>
@@ -13009,32 +12926,21 @@
         <w:tc>
           <w:tcPr>
             <w:tcW w:w="1726" w:type="dxa"/>
-            <w:tcBorders>
-              <w:top w:val="double" w:sz="4" w:space="0" w:color="47D459" w:themeColor="accent3" w:themeTint="99"/>
-              <w:left w:val="double" w:sz="4" w:space="0" w:color="47D459" w:themeColor="accent3" w:themeTint="99"/>
-              <w:bottom w:val="double" w:sz="4" w:space="0" w:color="47D459" w:themeColor="accent3" w:themeTint="99"/>
-              <w:right w:val="double" w:sz="4" w:space="0" w:color="47D459" w:themeColor="accent3" w:themeTint="99"/>
-            </w:tcBorders>
-            <w:vAlign w:val="center"/>
-            <w:hideMark/>
-          </w:tcPr>
-          <w:p>
-            <w:pPr>
-              <w:spacing w:after="160" w:line="276" w:lineRule="auto"/>
-              <w:ind w:right="-455"/>
-              <w:rPr>
-                <w:rFonts w:ascii="Arial" w:eastAsia="Arial" w:hAnsi="Arial" w:cs="Arial"/>
-                <w:b/>
-                <w:color w:val="000000"/>
-                <w:sz w:val="20"/>
-                <w:szCs w:val="20"/>
-              </w:rPr>
-            </w:pPr>
-            <w:r>
-              <w:rPr>
-                <w:rFonts w:ascii="Arial" w:eastAsia="Arial" w:hAnsi="Arial" w:cs="Arial"/>
-                <w:b/>
-                <w:color w:val="000000"/>
+            <w:vAlign w:val="center"/>
+          </w:tcPr>
+          <w:p>
+            <w:pPr>
+              <w:pStyle w:val="NormalWeb"/>
+              <w:jc w:val="both"/>
+              <w:rPr>
+                <w:rFonts w:ascii="Arial Nova Cond" w:eastAsia="Calibri" w:hAnsi="Arial Nova Cond"/>
+                <w:sz w:val="20"/>
+                <w:szCs w:val="20"/>
+              </w:rPr>
+            </w:pPr>
+            <w:r>
+              <w:rPr>
+                <w:rFonts w:ascii="Arial Nova Cond" w:eastAsia="Calibri" w:hAnsi="Arial Nova Cond"/>
                 <w:sz w:val="20"/>
                 <w:szCs w:val="20"/>
                 <w:lang w:val="es-ES_tradnl"/>
@@ -13046,23 +12952,21 @@
         <w:tc>
           <w:tcPr>
             <w:tcW w:w="6169" w:type="dxa"/>
-            <w:tcBorders>
-              <w:top w:val="double" w:sz="4" w:space="0" w:color="47D459" w:themeColor="accent3" w:themeTint="99"/>
-              <w:left w:val="double" w:sz="4" w:space="0" w:color="47D459" w:themeColor="accent3" w:themeTint="99"/>
-              <w:bottom w:val="double" w:sz="4" w:space="0" w:color="47D459" w:themeColor="accent3" w:themeTint="99"/>
-              <w:right w:val="double" w:sz="4" w:space="0" w:color="47D459" w:themeColor="accent3" w:themeTint="99"/>
-            </w:tcBorders>
-            <w:vAlign w:val="center"/>
-            <w:hideMark/>
-          </w:tcPr>
-          <w:p>
-            <w:pPr>
-              <w:spacing w:after="160" w:line="276" w:lineRule="auto"/>
-              <w:ind w:right="-455"/>
-              <w:rPr>
-                <w:rFonts w:ascii="Arial" w:eastAsia="Arial" w:hAnsi="Arial" w:cs="Arial"/>
-                <w:b/>
-                <w:color w:val="000000"/>
+            <w:vAlign w:val="center"/>
+          </w:tcPr>
+          <w:p>
+            <w:pPr>
+              <w:pStyle w:val="Prrafodelista"/>
+              <w:tabs>
+                <w:tab w:val="left" w:pos="0"/>
+                <w:tab w:val="left" w:pos="142"/>
+                <w:tab w:val="left" w:pos="284"/>
+              </w:tabs>
+              <w:spacing w:line="276" w:lineRule="auto"/>
+              <w:ind w:left="0"/>
+              <w:jc w:val="both"/>
+              <w:rPr>
+                <w:rFonts w:ascii="Arial Nova Cond" w:eastAsia="Calibri" w:hAnsi="Arial Nova Cond" w:cs="Times New Roman"/>
                 <w:sz w:val="20"/>
                 <w:szCs w:val="20"/>
                 <w:lang w:val="es-ES_tradnl"/>
@@ -13070,9 +12974,7 @@
             </w:pPr>
             <w:r>
               <w:rPr>
-                <w:rFonts w:ascii="Arial" w:eastAsia="Arial" w:hAnsi="Arial" w:cs="Arial"/>
-                <w:b/>
-                <w:color w:val="000000"/>
+                <w:rFonts w:ascii="Arial Nova Cond" w:eastAsia="Calibri" w:hAnsi="Arial Nova Cond" w:cs="Times New Roman"/>
                 <w:sz w:val="20"/>
                 <w:szCs w:val="20"/>
                 <w:lang w:val="es-ES_tradnl"/>
@@ -13084,31 +12986,24 @@
         <w:tc>
           <w:tcPr>
             <w:tcW w:w="2015" w:type="dxa"/>
-            <w:tcBorders>
-              <w:top w:val="double" w:sz="4" w:space="0" w:color="47D459" w:themeColor="accent3" w:themeTint="99"/>
-              <w:left w:val="double" w:sz="4" w:space="0" w:color="47D459" w:themeColor="accent3" w:themeTint="99"/>
-              <w:bottom w:val="double" w:sz="4" w:space="0" w:color="47D459" w:themeColor="accent3" w:themeTint="99"/>
-              <w:right w:val="double" w:sz="4" w:space="0" w:color="47D459" w:themeColor="accent3" w:themeTint="99"/>
-            </w:tcBorders>
-            <w:vAlign w:val="center"/>
-            <w:hideMark/>
-          </w:tcPr>
-          <w:p>
-            <w:pPr>
-              <w:spacing w:after="160" w:line="276" w:lineRule="auto"/>
-              <w:ind w:right="-455"/>
-              <w:rPr>
-                <w:rFonts w:ascii="Arial" w:eastAsia="Arial" w:hAnsi="Arial" w:cs="Arial"/>
-                <w:b/>
-                <w:color w:val="000000"/>
-                <w:sz w:val="20"/>
-                <w:szCs w:val="20"/>
-              </w:rPr>
-            </w:pPr>
-            <w:r>
-              <w:rPr>
-                <w:rFonts w:ascii="Arial" w:eastAsia="Arial" w:hAnsi="Arial" w:cs="Arial"/>
-                <w:b/>
+            <w:vAlign w:val="center"/>
+          </w:tcPr>
+          <w:p>
+            <w:pPr>
+              <w:autoSpaceDE w:val="0"/>
+              <w:autoSpaceDN w:val="0"/>
+              <w:adjustRightInd w:val="0"/>
+              <w:jc w:val="center"/>
+              <w:rPr>
+                <w:rFonts w:ascii="Arial Nova Cond" w:hAnsi="Arial Nova Cond" w:cs="Arial"/>
+                <w:color w:val="000000"/>
+                <w:sz w:val="20"/>
+                <w:szCs w:val="20"/>
+              </w:rPr>
+            </w:pPr>
+            <w:r>
+              <w:rPr>
+                <w:rFonts w:ascii="Arial Nova Cond" w:hAnsi="Arial Nova Cond" w:cs="Arial"/>
                 <w:color w:val="000000"/>
                 <w:sz w:val="20"/>
                 <w:szCs w:val="20"/>
@@ -13120,31 +13015,24 @@
         <w:tc>
           <w:tcPr>
             <w:tcW w:w="1634" w:type="dxa"/>
-            <w:tcBorders>
-              <w:top w:val="double" w:sz="4" w:space="0" w:color="47D459" w:themeColor="accent3" w:themeTint="99"/>
-              <w:left w:val="double" w:sz="4" w:space="0" w:color="47D459" w:themeColor="accent3" w:themeTint="99"/>
-              <w:bottom w:val="double" w:sz="4" w:space="0" w:color="47D459" w:themeColor="accent3" w:themeTint="99"/>
-              <w:right w:val="double" w:sz="4" w:space="0" w:color="47D459" w:themeColor="accent3" w:themeTint="99"/>
-            </w:tcBorders>
-            <w:vAlign w:val="center"/>
-            <w:hideMark/>
-          </w:tcPr>
-          <w:p>
-            <w:pPr>
-              <w:spacing w:after="160" w:line="276" w:lineRule="auto"/>
-              <w:ind w:right="-455"/>
-              <w:rPr>
-                <w:rFonts w:ascii="Arial" w:eastAsia="Arial" w:hAnsi="Arial" w:cs="Arial"/>
-                <w:b/>
-                <w:color w:val="000000"/>
-                <w:sz w:val="20"/>
-                <w:szCs w:val="20"/>
-              </w:rPr>
-            </w:pPr>
-            <w:r>
-              <w:rPr>
-                <w:rFonts w:ascii="Arial" w:eastAsia="Arial" w:hAnsi="Arial" w:cs="Arial"/>
-                <w:b/>
+            <w:vAlign w:val="center"/>
+          </w:tcPr>
+          <w:p>
+            <w:pPr>
+              <w:autoSpaceDE w:val="0"/>
+              <w:autoSpaceDN w:val="0"/>
+              <w:adjustRightInd w:val="0"/>
+              <w:jc w:val="both"/>
+              <w:rPr>
+                <w:rFonts w:ascii="Arial Nova Cond" w:hAnsi="Arial Nova Cond" w:cs="Arial"/>
+                <w:color w:val="000000"/>
+                <w:sz w:val="20"/>
+                <w:szCs w:val="20"/>
+              </w:rPr>
+            </w:pPr>
+            <w:r>
+              <w:rPr>
+                <w:rFonts w:ascii="Arial Nova Cond" w:hAnsi="Arial Nova Cond" w:cs="Arial"/>
                 <w:color w:val="000000"/>
                 <w:sz w:val="20"/>
                 <w:szCs w:val="20"/>
@@ -13156,31 +13044,24 @@
         <w:tc>
           <w:tcPr>
             <w:tcW w:w="1337" w:type="dxa"/>
-            <w:tcBorders>
-              <w:top w:val="double" w:sz="4" w:space="0" w:color="47D459" w:themeColor="accent3" w:themeTint="99"/>
-              <w:left w:val="double" w:sz="4" w:space="0" w:color="47D459" w:themeColor="accent3" w:themeTint="99"/>
-              <w:bottom w:val="double" w:sz="4" w:space="0" w:color="47D459" w:themeColor="accent3" w:themeTint="99"/>
-              <w:right w:val="double" w:sz="4" w:space="0" w:color="47D459" w:themeColor="accent3" w:themeTint="99"/>
-            </w:tcBorders>
-            <w:vAlign w:val="center"/>
-            <w:hideMark/>
-          </w:tcPr>
-          <w:p>
-            <w:pPr>
-              <w:spacing w:after="160" w:line="276" w:lineRule="auto"/>
-              <w:ind w:right="-455"/>
-              <w:rPr>
-                <w:rFonts w:ascii="Arial" w:eastAsia="Arial" w:hAnsi="Arial" w:cs="Arial"/>
-                <w:b/>
-                <w:color w:val="000000"/>
-                <w:sz w:val="20"/>
-                <w:szCs w:val="20"/>
-              </w:rPr>
-            </w:pPr>
-            <w:r>
-              <w:rPr>
-                <w:rFonts w:ascii="Arial" w:eastAsia="Arial" w:hAnsi="Arial" w:cs="Arial"/>
-                <w:b/>
+            <w:vAlign w:val="center"/>
+          </w:tcPr>
+          <w:p>
+            <w:pPr>
+              <w:autoSpaceDE w:val="0"/>
+              <w:autoSpaceDN w:val="0"/>
+              <w:adjustRightInd w:val="0"/>
+              <w:jc w:val="center"/>
+              <w:rPr>
+                <w:rFonts w:ascii="Arial Nova Cond" w:hAnsi="Arial Nova Cond" w:cs="Arial"/>
+                <w:color w:val="000000"/>
+                <w:sz w:val="20"/>
+                <w:szCs w:val="20"/>
+              </w:rPr>
+            </w:pPr>
+            <w:r>
+              <w:rPr>
+                <w:rFonts w:ascii="Arial Nova Cond" w:hAnsi="Arial Nova Cond" w:cs="Arial"/>
                 <w:color w:val="000000"/>
                 <w:sz w:val="20"/>
                 <w:szCs w:val="20"/>
@@ -13199,24 +13080,23 @@
           <w:tcPr>
             <w:tcW w:w="875" w:type="dxa"/>
             <w:vMerge w:val="restart"/>
-            <w:tcBorders>
-              <w:top w:val="double" w:sz="4" w:space="0" w:color="47D459" w:themeColor="accent3" w:themeTint="99"/>
-              <w:left w:val="double" w:sz="4" w:space="0" w:color="47D459" w:themeColor="accent3" w:themeTint="99"/>
-              <w:bottom w:val="double" w:sz="4" w:space="0" w:color="47D459" w:themeColor="accent3" w:themeTint="99"/>
-              <w:right w:val="double" w:sz="4" w:space="0" w:color="47D459" w:themeColor="accent3" w:themeTint="99"/>
-            </w:tcBorders>
-            <w:vAlign w:val="center"/>
-            <w:hideMark/>
-          </w:tcPr>
-          <w:p>
-            <w:pPr>
-              <w:spacing w:after="160" w:line="276" w:lineRule="auto"/>
-              <w:ind w:right="-455"/>
-              <w:rPr>
-                <w:rFonts w:ascii="Arial" w:eastAsia="Arial" w:hAnsi="Arial" w:cs="Arial"/>
+            <w:vAlign w:val="center"/>
+          </w:tcPr>
+          <w:p>
+            <w:pPr>
+              <w:pStyle w:val="Prrafodelista"/>
+              <w:tabs>
+                <w:tab w:val="left" w:pos="0"/>
+                <w:tab w:val="left" w:pos="142"/>
+                <w:tab w:val="left" w:pos="284"/>
+              </w:tabs>
+              <w:spacing w:line="276" w:lineRule="auto"/>
+              <w:ind w:left="0"/>
+              <w:jc w:val="center"/>
+              <w:rPr>
+                <w:rFonts w:ascii="Arial Nova Cond" w:eastAsia="Calibri" w:hAnsi="Arial Nova Cond" w:cs="Times New Roman"/>
                 <w:b/>
                 <w:bCs/>
-                <w:color w:val="000000"/>
                 <w:sz w:val="20"/>
                 <w:szCs w:val="20"/>
                 <w:lang w:val="es-ES_tradnl"/>
@@ -13224,10 +13104,9 @@
             </w:pPr>
             <w:r>
               <w:rPr>
-                <w:rFonts w:ascii="Arial" w:eastAsia="Arial" w:hAnsi="Arial" w:cs="Arial"/>
+                <w:rFonts w:ascii="Arial Nova Cond" w:eastAsia="Calibri" w:hAnsi="Arial Nova Cond" w:cs="Times New Roman"/>
                 <w:b/>
                 <w:bCs/>
-                <w:color w:val="000000"/>
                 <w:sz w:val="20"/>
                 <w:szCs w:val="20"/>
                 <w:lang w:val="es-ES_tradnl"/>
@@ -13239,24 +13118,23 @@
         <w:tc>
           <w:tcPr>
             <w:tcW w:w="1095" w:type="dxa"/>
-            <w:tcBorders>
-              <w:top w:val="double" w:sz="4" w:space="0" w:color="47D459" w:themeColor="accent3" w:themeTint="99"/>
-              <w:left w:val="double" w:sz="4" w:space="0" w:color="47D459" w:themeColor="accent3" w:themeTint="99"/>
-              <w:bottom w:val="double" w:sz="4" w:space="0" w:color="47D459" w:themeColor="accent3" w:themeTint="99"/>
-              <w:right w:val="double" w:sz="4" w:space="0" w:color="47D459" w:themeColor="accent3" w:themeTint="99"/>
-            </w:tcBorders>
-            <w:vAlign w:val="center"/>
-            <w:hideMark/>
-          </w:tcPr>
-          <w:p>
-            <w:pPr>
-              <w:spacing w:after="160" w:line="276" w:lineRule="auto"/>
-              <w:ind w:right="-455"/>
-              <w:rPr>
-                <w:rFonts w:ascii="Arial" w:eastAsia="Arial" w:hAnsi="Arial" w:cs="Arial"/>
+            <w:vAlign w:val="center"/>
+          </w:tcPr>
+          <w:p>
+            <w:pPr>
+              <w:pStyle w:val="Prrafodelista"/>
+              <w:tabs>
+                <w:tab w:val="left" w:pos="0"/>
+                <w:tab w:val="left" w:pos="142"/>
+                <w:tab w:val="left" w:pos="284"/>
+              </w:tabs>
+              <w:spacing w:line="276" w:lineRule="auto"/>
+              <w:ind w:left="0"/>
+              <w:jc w:val="center"/>
+              <w:rPr>
+                <w:rFonts w:ascii="Arial Nova Cond" w:eastAsia="Calibri" w:hAnsi="Arial Nova Cond" w:cs="Times New Roman"/>
                 <w:b/>
                 <w:bCs/>
-                <w:color w:val="000000"/>
                 <w:sz w:val="20"/>
                 <w:szCs w:val="20"/>
                 <w:lang w:val="es-ES_tradnl"/>
@@ -13264,10 +13142,9 @@
             </w:pPr>
             <w:r>
               <w:rPr>
-                <w:rFonts w:ascii="Arial" w:eastAsia="Arial" w:hAnsi="Arial" w:cs="Arial"/>
+                <w:rFonts w:ascii="Arial Nova Cond" w:eastAsia="Calibri" w:hAnsi="Arial Nova Cond" w:cs="Times New Roman"/>
                 <w:b/>
                 <w:bCs/>
-                <w:color w:val="000000"/>
                 <w:sz w:val="20"/>
                 <w:szCs w:val="20"/>
                 <w:lang w:val="es-ES_tradnl"/>
@@ -13279,32 +13156,21 @@
         <w:tc>
           <w:tcPr>
             <w:tcW w:w="1726" w:type="dxa"/>
-            <w:tcBorders>
-              <w:top w:val="double" w:sz="4" w:space="0" w:color="47D459" w:themeColor="accent3" w:themeTint="99"/>
-              <w:left w:val="double" w:sz="4" w:space="0" w:color="47D459" w:themeColor="accent3" w:themeTint="99"/>
-              <w:bottom w:val="double" w:sz="4" w:space="0" w:color="47D459" w:themeColor="accent3" w:themeTint="99"/>
-              <w:right w:val="double" w:sz="4" w:space="0" w:color="47D459" w:themeColor="accent3" w:themeTint="99"/>
-            </w:tcBorders>
-            <w:vAlign w:val="center"/>
-            <w:hideMark/>
-          </w:tcPr>
-          <w:p>
-            <w:pPr>
-              <w:spacing w:after="160" w:line="276" w:lineRule="auto"/>
-              <w:ind w:right="-455"/>
-              <w:rPr>
-                <w:rFonts w:ascii="Arial" w:eastAsia="Arial" w:hAnsi="Arial" w:cs="Arial"/>
-                <w:b/>
-                <w:color w:val="000000"/>
-                <w:sz w:val="20"/>
-                <w:szCs w:val="20"/>
-              </w:rPr>
-            </w:pPr>
-            <w:r>
-              <w:rPr>
-                <w:rFonts w:ascii="Arial" w:eastAsia="Arial" w:hAnsi="Arial" w:cs="Arial"/>
-                <w:b/>
-                <w:color w:val="000000"/>
+            <w:vAlign w:val="center"/>
+          </w:tcPr>
+          <w:p>
+            <w:pPr>
+              <w:pStyle w:val="Sinespaciado"/>
+              <w:jc w:val="both"/>
+              <w:rPr>
+                <w:rFonts w:ascii="Arial Nova Cond" w:eastAsia="Times New Roman" w:hAnsi="Arial Nova Cond" w:cs="Times New Roman"/>
+                <w:sz w:val="20"/>
+                <w:szCs w:val="20"/>
+              </w:rPr>
+            </w:pPr>
+            <w:r>
+              <w:rPr>
+                <w:rFonts w:ascii="Arial Nova Cond" w:eastAsia="Calibri" w:hAnsi="Arial Nova Cond" w:cs="Times New Roman"/>
                 <w:sz w:val="20"/>
                 <w:szCs w:val="20"/>
                 <w:lang w:val="es-ES_tradnl"/>
@@ -13316,23 +13182,22 @@
         <w:tc>
           <w:tcPr>
             <w:tcW w:w="6169" w:type="dxa"/>
-            <w:tcBorders>
-              <w:top w:val="double" w:sz="4" w:space="0" w:color="47D459" w:themeColor="accent3" w:themeTint="99"/>
-              <w:left w:val="double" w:sz="4" w:space="0" w:color="47D459" w:themeColor="accent3" w:themeTint="99"/>
-              <w:bottom w:val="double" w:sz="4" w:space="0" w:color="47D459" w:themeColor="accent3" w:themeTint="99"/>
-              <w:right w:val="double" w:sz="4" w:space="0" w:color="47D459" w:themeColor="accent3" w:themeTint="99"/>
-            </w:tcBorders>
-            <w:vAlign w:val="center"/>
-            <w:hideMark/>
-          </w:tcPr>
-          <w:p>
-            <w:pPr>
-              <w:spacing w:after="160" w:line="276" w:lineRule="auto"/>
-              <w:ind w:right="-455"/>
-              <w:rPr>
-                <w:rFonts w:ascii="Arial" w:eastAsia="Arial" w:hAnsi="Arial" w:cs="Arial"/>
-                <w:b/>
-                <w:color w:val="000000"/>
+            <w:vAlign w:val="center"/>
+          </w:tcPr>
+          <w:p>
+            <w:pPr>
+              <w:pStyle w:val="Prrafodelista"/>
+              <w:tabs>
+                <w:tab w:val="left" w:pos="0"/>
+                <w:tab w:val="left" w:pos="142"/>
+                <w:tab w:val="left" w:pos="284"/>
+              </w:tabs>
+              <w:spacing w:line="276" w:lineRule="auto"/>
+              <w:ind w:left="0"/>
+              <w:jc w:val="both"/>
+              <w:rPr>
+                <w:rFonts w:ascii="Arial Nova Cond" w:eastAsia="Calibri" w:hAnsi="Arial Nova Cond" w:cs="Times New Roman"/>
+                <w:color w:val="000000" w:themeColor="text1"/>
                 <w:sz w:val="20"/>
                 <w:szCs w:val="20"/>
                 <w:lang w:val="es-ES_tradnl"/>
@@ -13340,9 +13205,7 @@
             </w:pPr>
             <w:r>
               <w:rPr>
-                <w:rFonts w:ascii="Arial" w:eastAsia="Arial" w:hAnsi="Arial" w:cs="Arial"/>
-                <w:b/>
-                <w:color w:val="000000"/>
+                <w:rFonts w:ascii="Arial Nova Cond" w:eastAsia="Calibri" w:hAnsi="Arial Nova Cond" w:cs="Times New Roman"/>
                 <w:sz w:val="20"/>
                 <w:szCs w:val="20"/>
                 <w:lang w:val="es-ES_tradnl"/>
@@ -13354,31 +13217,24 @@
         <w:tc>
           <w:tcPr>
             <w:tcW w:w="2015" w:type="dxa"/>
-            <w:tcBorders>
-              <w:top w:val="double" w:sz="4" w:space="0" w:color="47D459" w:themeColor="accent3" w:themeTint="99"/>
-              <w:left w:val="double" w:sz="4" w:space="0" w:color="47D459" w:themeColor="accent3" w:themeTint="99"/>
-              <w:bottom w:val="double" w:sz="4" w:space="0" w:color="47D459" w:themeColor="accent3" w:themeTint="99"/>
-              <w:right w:val="double" w:sz="4" w:space="0" w:color="47D459" w:themeColor="accent3" w:themeTint="99"/>
-            </w:tcBorders>
-            <w:vAlign w:val="center"/>
-            <w:hideMark/>
-          </w:tcPr>
-          <w:p>
-            <w:pPr>
-              <w:spacing w:after="160" w:line="276" w:lineRule="auto"/>
-              <w:ind w:right="-455"/>
-              <w:rPr>
-                <w:rFonts w:ascii="Arial" w:eastAsia="Arial" w:hAnsi="Arial" w:cs="Arial"/>
-                <w:b/>
-                <w:color w:val="000000"/>
-                <w:sz w:val="20"/>
-                <w:szCs w:val="20"/>
-              </w:rPr>
-            </w:pPr>
-            <w:r>
-              <w:rPr>
-                <w:rFonts w:ascii="Arial" w:eastAsia="Arial" w:hAnsi="Arial" w:cs="Arial"/>
-                <w:b/>
+            <w:vAlign w:val="center"/>
+          </w:tcPr>
+          <w:p>
+            <w:pPr>
+              <w:autoSpaceDE w:val="0"/>
+              <w:autoSpaceDN w:val="0"/>
+              <w:adjustRightInd w:val="0"/>
+              <w:jc w:val="center"/>
+              <w:rPr>
+                <w:rFonts w:ascii="Arial Nova Cond" w:hAnsi="Arial Nova Cond" w:cs="Arial"/>
+                <w:color w:val="215E99" w:themeColor="text2" w:themeTint="BF"/>
+                <w:sz w:val="20"/>
+                <w:szCs w:val="20"/>
+              </w:rPr>
+            </w:pPr>
+            <w:r>
+              <w:rPr>
+                <w:rFonts w:ascii="Arial Nova Cond" w:hAnsi="Arial Nova Cond" w:cs="Arial"/>
                 <w:color w:val="000000"/>
                 <w:sz w:val="20"/>
                 <w:szCs w:val="20"/>
@@ -13390,31 +13246,24 @@
         <w:tc>
           <w:tcPr>
             <w:tcW w:w="1634" w:type="dxa"/>
-            <w:tcBorders>
-              <w:top w:val="double" w:sz="4" w:space="0" w:color="47D459" w:themeColor="accent3" w:themeTint="99"/>
-              <w:left w:val="double" w:sz="4" w:space="0" w:color="47D459" w:themeColor="accent3" w:themeTint="99"/>
-              <w:bottom w:val="double" w:sz="4" w:space="0" w:color="47D459" w:themeColor="accent3" w:themeTint="99"/>
-              <w:right w:val="double" w:sz="4" w:space="0" w:color="47D459" w:themeColor="accent3" w:themeTint="99"/>
-            </w:tcBorders>
-            <w:vAlign w:val="center"/>
-            <w:hideMark/>
-          </w:tcPr>
-          <w:p>
-            <w:pPr>
-              <w:spacing w:after="160" w:line="276" w:lineRule="auto"/>
-              <w:ind w:right="-455"/>
-              <w:rPr>
-                <w:rFonts w:ascii="Arial" w:eastAsia="Arial" w:hAnsi="Arial" w:cs="Arial"/>
-                <w:b/>
-                <w:color w:val="000000"/>
-                <w:sz w:val="20"/>
-                <w:szCs w:val="20"/>
-              </w:rPr>
-            </w:pPr>
-            <w:r>
-              <w:rPr>
-                <w:rFonts w:ascii="Arial" w:eastAsia="Arial" w:hAnsi="Arial" w:cs="Arial"/>
-                <w:b/>
+            <w:vAlign w:val="center"/>
+          </w:tcPr>
+          <w:p>
+            <w:pPr>
+              <w:autoSpaceDE w:val="0"/>
+              <w:autoSpaceDN w:val="0"/>
+              <w:adjustRightInd w:val="0"/>
+              <w:jc w:val="both"/>
+              <w:rPr>
+                <w:rFonts w:ascii="Arial Nova Cond" w:hAnsi="Arial Nova Cond" w:cs="Arial"/>
+                <w:color w:val="000000"/>
+                <w:sz w:val="20"/>
+                <w:szCs w:val="20"/>
+              </w:rPr>
+            </w:pPr>
+            <w:r>
+              <w:rPr>
+                <w:rFonts w:ascii="Arial Nova Cond" w:hAnsi="Arial Nova Cond" w:cs="Arial"/>
                 <w:color w:val="000000"/>
                 <w:sz w:val="20"/>
                 <w:szCs w:val="20"/>
@@ -13426,31 +13275,24 @@
         <w:tc>
           <w:tcPr>
             <w:tcW w:w="1337" w:type="dxa"/>
-            <w:tcBorders>
-              <w:top w:val="double" w:sz="4" w:space="0" w:color="47D459" w:themeColor="accent3" w:themeTint="99"/>
-              <w:left w:val="double" w:sz="4" w:space="0" w:color="47D459" w:themeColor="accent3" w:themeTint="99"/>
-              <w:bottom w:val="double" w:sz="4" w:space="0" w:color="47D459" w:themeColor="accent3" w:themeTint="99"/>
-              <w:right w:val="double" w:sz="4" w:space="0" w:color="47D459" w:themeColor="accent3" w:themeTint="99"/>
-            </w:tcBorders>
-            <w:vAlign w:val="center"/>
-            <w:hideMark/>
-          </w:tcPr>
-          <w:p>
-            <w:pPr>
-              <w:spacing w:after="160" w:line="276" w:lineRule="auto"/>
-              <w:ind w:right="-455"/>
-              <w:rPr>
-                <w:rFonts w:ascii="Arial" w:eastAsia="Arial" w:hAnsi="Arial" w:cs="Arial"/>
-                <w:b/>
-                <w:color w:val="000000"/>
-                <w:sz w:val="20"/>
-                <w:szCs w:val="20"/>
-              </w:rPr>
-            </w:pPr>
-            <w:r>
-              <w:rPr>
-                <w:rFonts w:ascii="Arial" w:eastAsia="Arial" w:hAnsi="Arial" w:cs="Arial"/>
-                <w:b/>
+            <w:vAlign w:val="center"/>
+          </w:tcPr>
+          <w:p>
+            <w:pPr>
+              <w:autoSpaceDE w:val="0"/>
+              <w:autoSpaceDN w:val="0"/>
+              <w:adjustRightInd w:val="0"/>
+              <w:jc w:val="center"/>
+              <w:rPr>
+                <w:rFonts w:ascii="Arial Nova Cond" w:hAnsi="Arial Nova Cond" w:cs="Arial"/>
+                <w:color w:val="000000"/>
+                <w:sz w:val="20"/>
+                <w:szCs w:val="20"/>
+              </w:rPr>
+            </w:pPr>
+            <w:r>
+              <w:rPr>
+                <w:rFonts w:ascii="Arial Nova Cond" w:hAnsi="Arial Nova Cond" w:cs="Arial"/>
                 <w:color w:val="000000"/>
                 <w:sz w:val="20"/>
                 <w:szCs w:val="20"/>
@@ -13469,24 +13311,23 @@
           <w:tcPr>
             <w:tcW w:w="875" w:type="dxa"/>
             <w:vMerge/>
-            <w:tcBorders>
-              <w:top w:val="double" w:sz="4" w:space="0" w:color="47D459" w:themeColor="accent3" w:themeTint="99"/>
-              <w:left w:val="double" w:sz="4" w:space="0" w:color="47D459" w:themeColor="accent3" w:themeTint="99"/>
-              <w:bottom w:val="double" w:sz="4" w:space="0" w:color="47D459" w:themeColor="accent3" w:themeTint="99"/>
-              <w:right w:val="double" w:sz="4" w:space="0" w:color="47D459" w:themeColor="accent3" w:themeTint="99"/>
-            </w:tcBorders>
-            <w:vAlign w:val="center"/>
-            <w:hideMark/>
-          </w:tcPr>
-          <w:p>
-            <w:pPr>
-              <w:spacing w:after="160" w:line="276" w:lineRule="auto"/>
-              <w:ind w:right="-455"/>
-              <w:rPr>
-                <w:rFonts w:ascii="Arial" w:eastAsia="Arial" w:hAnsi="Arial" w:cs="Arial"/>
+            <w:vAlign w:val="center"/>
+          </w:tcPr>
+          <w:p>
+            <w:pPr>
+              <w:pStyle w:val="Prrafodelista"/>
+              <w:tabs>
+                <w:tab w:val="left" w:pos="0"/>
+                <w:tab w:val="left" w:pos="142"/>
+                <w:tab w:val="left" w:pos="284"/>
+              </w:tabs>
+              <w:spacing w:line="276" w:lineRule="auto"/>
+              <w:ind w:left="0"/>
+              <w:jc w:val="center"/>
+              <w:rPr>
+                <w:rFonts w:ascii="Arial Nova Cond" w:eastAsia="Calibri" w:hAnsi="Arial Nova Cond" w:cs="Times New Roman"/>
                 <w:b/>
                 <w:bCs/>
-                <w:color w:val="000000"/>
                 <w:sz w:val="20"/>
                 <w:szCs w:val="20"/>
                 <w:lang w:val="es-ES_tradnl"/>
@@ -13497,24 +13338,23 @@
         <w:tc>
           <w:tcPr>
             <w:tcW w:w="1095" w:type="dxa"/>
-            <w:tcBorders>
-              <w:top w:val="double" w:sz="4" w:space="0" w:color="47D459" w:themeColor="accent3" w:themeTint="99"/>
-              <w:left w:val="double" w:sz="4" w:space="0" w:color="47D459" w:themeColor="accent3" w:themeTint="99"/>
-              <w:bottom w:val="double" w:sz="4" w:space="0" w:color="47D459" w:themeColor="accent3" w:themeTint="99"/>
-              <w:right w:val="double" w:sz="4" w:space="0" w:color="47D459" w:themeColor="accent3" w:themeTint="99"/>
-            </w:tcBorders>
-            <w:vAlign w:val="center"/>
-            <w:hideMark/>
-          </w:tcPr>
-          <w:p>
-            <w:pPr>
-              <w:spacing w:after="160" w:line="276" w:lineRule="auto"/>
-              <w:ind w:right="-455"/>
-              <w:rPr>
-                <w:rFonts w:ascii="Arial" w:eastAsia="Arial" w:hAnsi="Arial" w:cs="Arial"/>
+            <w:vAlign w:val="center"/>
+          </w:tcPr>
+          <w:p>
+            <w:pPr>
+              <w:pStyle w:val="Prrafodelista"/>
+              <w:tabs>
+                <w:tab w:val="left" w:pos="0"/>
+                <w:tab w:val="left" w:pos="142"/>
+                <w:tab w:val="left" w:pos="284"/>
+              </w:tabs>
+              <w:spacing w:line="276" w:lineRule="auto"/>
+              <w:ind w:left="0"/>
+              <w:jc w:val="center"/>
+              <w:rPr>
+                <w:rFonts w:ascii="Arial Nova Cond" w:eastAsia="Calibri" w:hAnsi="Arial Nova Cond" w:cs="Times New Roman"/>
                 <w:b/>
                 <w:bCs/>
-                <w:color w:val="000000"/>
                 <w:sz w:val="20"/>
                 <w:szCs w:val="20"/>
                 <w:lang w:val="es-ES_tradnl"/>
@@ -13522,10 +13362,9 @@
             </w:pPr>
             <w:r>
               <w:rPr>
-                <w:rFonts w:ascii="Arial" w:eastAsia="Arial" w:hAnsi="Arial" w:cs="Arial"/>
+                <w:rFonts w:ascii="Arial Nova Cond" w:eastAsia="Calibri" w:hAnsi="Arial Nova Cond" w:cs="Times New Roman"/>
                 <w:b/>
                 <w:bCs/>
-                <w:color w:val="000000"/>
                 <w:sz w:val="20"/>
                 <w:szCs w:val="20"/>
                 <w:lang w:val="es-ES_tradnl"/>
@@ -13537,32 +13376,21 @@
         <w:tc>
           <w:tcPr>
             <w:tcW w:w="1726" w:type="dxa"/>
-            <w:tcBorders>
-              <w:top w:val="double" w:sz="4" w:space="0" w:color="47D459" w:themeColor="accent3" w:themeTint="99"/>
-              <w:left w:val="double" w:sz="4" w:space="0" w:color="47D459" w:themeColor="accent3" w:themeTint="99"/>
-              <w:bottom w:val="double" w:sz="4" w:space="0" w:color="47D459" w:themeColor="accent3" w:themeTint="99"/>
-              <w:right w:val="double" w:sz="4" w:space="0" w:color="47D459" w:themeColor="accent3" w:themeTint="99"/>
-            </w:tcBorders>
-            <w:vAlign w:val="center"/>
-            <w:hideMark/>
-          </w:tcPr>
-          <w:p>
-            <w:pPr>
-              <w:spacing w:after="160" w:line="276" w:lineRule="auto"/>
-              <w:ind w:right="-455"/>
-              <w:rPr>
-                <w:rFonts w:ascii="Arial" w:eastAsia="Arial" w:hAnsi="Arial" w:cs="Arial"/>
-                <w:b/>
-                <w:color w:val="000000"/>
-                <w:sz w:val="20"/>
-                <w:szCs w:val="20"/>
-              </w:rPr>
-            </w:pPr>
-            <w:r>
-              <w:rPr>
-                <w:rFonts w:ascii="Arial" w:eastAsia="Arial" w:hAnsi="Arial" w:cs="Arial"/>
-                <w:b/>
-                <w:color w:val="000000"/>
+            <w:vAlign w:val="center"/>
+          </w:tcPr>
+          <w:p>
+            <w:pPr>
+              <w:pStyle w:val="Sinespaciado"/>
+              <w:jc w:val="both"/>
+              <w:rPr>
+                <w:rFonts w:ascii="Arial Nova Cond" w:hAnsi="Arial Nova Cond"/>
+                <w:sz w:val="20"/>
+                <w:szCs w:val="20"/>
+              </w:rPr>
+            </w:pPr>
+            <w:r>
+              <w:rPr>
+                <w:rFonts w:ascii="Arial Nova Cond" w:eastAsia="Calibri" w:hAnsi="Arial Nova Cond" w:cs="Times New Roman"/>
                 <w:sz w:val="20"/>
                 <w:szCs w:val="20"/>
                 <w:lang w:val="es-ES_tradnl"/>
@@ -13574,23 +13402,22 @@
         <w:tc>
           <w:tcPr>
             <w:tcW w:w="6169" w:type="dxa"/>
-            <w:tcBorders>
-              <w:top w:val="double" w:sz="4" w:space="0" w:color="47D459" w:themeColor="accent3" w:themeTint="99"/>
-              <w:left w:val="double" w:sz="4" w:space="0" w:color="47D459" w:themeColor="accent3" w:themeTint="99"/>
-              <w:bottom w:val="double" w:sz="4" w:space="0" w:color="47D459" w:themeColor="accent3" w:themeTint="99"/>
-              <w:right w:val="double" w:sz="4" w:space="0" w:color="47D459" w:themeColor="accent3" w:themeTint="99"/>
-            </w:tcBorders>
-            <w:vAlign w:val="center"/>
-            <w:hideMark/>
-          </w:tcPr>
-          <w:p>
-            <w:pPr>
-              <w:spacing w:after="160" w:line="276" w:lineRule="auto"/>
-              <w:ind w:right="-455"/>
-              <w:rPr>
-                <w:rFonts w:ascii="Arial" w:eastAsia="Arial" w:hAnsi="Arial" w:cs="Arial"/>
-                <w:b/>
-                <w:color w:val="000000"/>
+            <w:vAlign w:val="center"/>
+          </w:tcPr>
+          <w:p>
+            <w:pPr>
+              <w:pStyle w:val="Prrafodelista"/>
+              <w:tabs>
+                <w:tab w:val="left" w:pos="0"/>
+                <w:tab w:val="left" w:pos="142"/>
+                <w:tab w:val="left" w:pos="284"/>
+              </w:tabs>
+              <w:spacing w:line="276" w:lineRule="auto"/>
+              <w:ind w:left="0"/>
+              <w:jc w:val="both"/>
+              <w:rPr>
+                <w:rFonts w:ascii="Arial Nova Cond" w:eastAsia="Calibri" w:hAnsi="Arial Nova Cond" w:cs="Times New Roman"/>
+                <w:color w:val="000000" w:themeColor="text1"/>
                 <w:sz w:val="20"/>
                 <w:szCs w:val="20"/>
                 <w:lang w:val="es-ES_tradnl"/>
@@ -13598,9 +13425,7 @@
             </w:pPr>
             <w:r>
               <w:rPr>
-                <w:rFonts w:ascii="Arial" w:eastAsia="Arial" w:hAnsi="Arial" w:cs="Arial"/>
-                <w:b/>
-                <w:color w:val="000000"/>
+                <w:rFonts w:ascii="Arial Nova Cond" w:eastAsia="Calibri" w:hAnsi="Arial Nova Cond" w:cs="Times New Roman"/>
                 <w:sz w:val="20"/>
                 <w:szCs w:val="20"/>
                 <w:lang w:val="es-ES_tradnl"/>
@@ -13612,31 +13437,24 @@
         <w:tc>
           <w:tcPr>
             <w:tcW w:w="2015" w:type="dxa"/>
-            <w:tcBorders>
-              <w:top w:val="double" w:sz="4" w:space="0" w:color="47D459" w:themeColor="accent3" w:themeTint="99"/>
-              <w:left w:val="double" w:sz="4" w:space="0" w:color="47D459" w:themeColor="accent3" w:themeTint="99"/>
-              <w:bottom w:val="double" w:sz="4" w:space="0" w:color="47D459" w:themeColor="accent3" w:themeTint="99"/>
-              <w:right w:val="double" w:sz="4" w:space="0" w:color="47D459" w:themeColor="accent3" w:themeTint="99"/>
-            </w:tcBorders>
-            <w:vAlign w:val="center"/>
-            <w:hideMark/>
-          </w:tcPr>
-          <w:p>
-            <w:pPr>
-              <w:spacing w:after="160" w:line="276" w:lineRule="auto"/>
-              <w:ind w:right="-455"/>
-              <w:rPr>
-                <w:rFonts w:ascii="Arial" w:eastAsia="Arial" w:hAnsi="Arial" w:cs="Arial"/>
-                <w:b/>
-                <w:color w:val="000000"/>
-                <w:sz w:val="20"/>
-                <w:szCs w:val="20"/>
-              </w:rPr>
-            </w:pPr>
-            <w:r>
-              <w:rPr>
-                <w:rFonts w:ascii="Arial" w:eastAsia="Arial" w:hAnsi="Arial" w:cs="Arial"/>
-                <w:b/>
+            <w:vAlign w:val="center"/>
+          </w:tcPr>
+          <w:p>
+            <w:pPr>
+              <w:autoSpaceDE w:val="0"/>
+              <w:autoSpaceDN w:val="0"/>
+              <w:adjustRightInd w:val="0"/>
+              <w:jc w:val="center"/>
+              <w:rPr>
+                <w:rFonts w:ascii="Arial Nova Cond" w:hAnsi="Arial Nova Cond" w:cs="Arial"/>
+                <w:color w:val="000000" w:themeColor="text1"/>
+                <w:sz w:val="20"/>
+                <w:szCs w:val="20"/>
+              </w:rPr>
+            </w:pPr>
+            <w:r>
+              <w:rPr>
+                <w:rFonts w:ascii="Arial Nova Cond" w:hAnsi="Arial Nova Cond" w:cs="Arial"/>
                 <w:color w:val="000000"/>
                 <w:sz w:val="20"/>
                 <w:szCs w:val="20"/>
@@ -13648,31 +13466,24 @@
         <w:tc>
           <w:tcPr>
             <w:tcW w:w="1634" w:type="dxa"/>
-            <w:tcBorders>
-              <w:top w:val="double" w:sz="4" w:space="0" w:color="47D459" w:themeColor="accent3" w:themeTint="99"/>
-              <w:left w:val="double" w:sz="4" w:space="0" w:color="47D459" w:themeColor="accent3" w:themeTint="99"/>
-              <w:bottom w:val="double" w:sz="4" w:space="0" w:color="47D459" w:themeColor="accent3" w:themeTint="99"/>
-              <w:right w:val="double" w:sz="4" w:space="0" w:color="47D459" w:themeColor="accent3" w:themeTint="99"/>
-            </w:tcBorders>
-            <w:vAlign w:val="center"/>
-            <w:hideMark/>
-          </w:tcPr>
-          <w:p>
-            <w:pPr>
-              <w:spacing w:after="160" w:line="276" w:lineRule="auto"/>
-              <w:ind w:right="-455"/>
-              <w:rPr>
-                <w:rFonts w:ascii="Arial" w:eastAsia="Arial" w:hAnsi="Arial" w:cs="Arial"/>
-                <w:b/>
-                <w:color w:val="000000"/>
-                <w:sz w:val="20"/>
-                <w:szCs w:val="20"/>
-              </w:rPr>
-            </w:pPr>
-            <w:r>
-              <w:rPr>
-                <w:rFonts w:ascii="Arial" w:eastAsia="Arial" w:hAnsi="Arial" w:cs="Arial"/>
-                <w:b/>
+            <w:vAlign w:val="center"/>
+          </w:tcPr>
+          <w:p>
+            <w:pPr>
+              <w:autoSpaceDE w:val="0"/>
+              <w:autoSpaceDN w:val="0"/>
+              <w:adjustRightInd w:val="0"/>
+              <w:jc w:val="both"/>
+              <w:rPr>
+                <w:rFonts w:ascii="Arial Nova Cond" w:hAnsi="Arial Nova Cond" w:cs="Arial"/>
+                <w:color w:val="000000"/>
+                <w:sz w:val="20"/>
+                <w:szCs w:val="20"/>
+              </w:rPr>
+            </w:pPr>
+            <w:r>
+              <w:rPr>
+                <w:rFonts w:ascii="Arial Nova Cond" w:hAnsi="Arial Nova Cond" w:cs="Arial"/>
                 <w:color w:val="000000"/>
                 <w:sz w:val="20"/>
                 <w:szCs w:val="20"/>
@@ -13684,31 +13495,24 @@
         <w:tc>
           <w:tcPr>
             <w:tcW w:w="1337" w:type="dxa"/>
-            <w:tcBorders>
-              <w:top w:val="double" w:sz="4" w:space="0" w:color="47D459" w:themeColor="accent3" w:themeTint="99"/>
-              <w:left w:val="double" w:sz="4" w:space="0" w:color="47D459" w:themeColor="accent3" w:themeTint="99"/>
-              <w:bottom w:val="double" w:sz="4" w:space="0" w:color="47D459" w:themeColor="accent3" w:themeTint="99"/>
-              <w:right w:val="double" w:sz="4" w:space="0" w:color="47D459" w:themeColor="accent3" w:themeTint="99"/>
-            </w:tcBorders>
-            <w:vAlign w:val="center"/>
-            <w:hideMark/>
-          </w:tcPr>
-          <w:p>
-            <w:pPr>
-              <w:spacing w:after="160" w:line="276" w:lineRule="auto"/>
-              <w:ind w:right="-455"/>
-              <w:rPr>
-                <w:rFonts w:ascii="Arial" w:eastAsia="Arial" w:hAnsi="Arial" w:cs="Arial"/>
-                <w:b/>
-                <w:color w:val="000000"/>
-                <w:sz w:val="20"/>
-                <w:szCs w:val="20"/>
-              </w:rPr>
-            </w:pPr>
-            <w:r>
-              <w:rPr>
-                <w:rFonts w:ascii="Arial" w:eastAsia="Arial" w:hAnsi="Arial" w:cs="Arial"/>
-                <w:b/>
+            <w:vAlign w:val="center"/>
+          </w:tcPr>
+          <w:p>
+            <w:pPr>
+              <w:autoSpaceDE w:val="0"/>
+              <w:autoSpaceDN w:val="0"/>
+              <w:adjustRightInd w:val="0"/>
+              <w:jc w:val="center"/>
+              <w:rPr>
+                <w:rFonts w:ascii="Arial Nova Cond" w:hAnsi="Arial Nova Cond" w:cs="Arial"/>
+                <w:color w:val="000000"/>
+                <w:sz w:val="20"/>
+                <w:szCs w:val="20"/>
+              </w:rPr>
+            </w:pPr>
+            <w:r>
+              <w:rPr>
+                <w:rFonts w:ascii="Arial Nova Cond" w:hAnsi="Arial Nova Cond" w:cs="Arial"/>
                 <w:color w:val="000000"/>
                 <w:sz w:val="20"/>
                 <w:szCs w:val="20"/>
@@ -13727,24 +13531,23 @@
           <w:tcPr>
             <w:tcW w:w="875" w:type="dxa"/>
             <w:vMerge w:val="restart"/>
-            <w:tcBorders>
-              <w:top w:val="double" w:sz="4" w:space="0" w:color="47D459" w:themeColor="accent3" w:themeTint="99"/>
-              <w:left w:val="double" w:sz="4" w:space="0" w:color="47D459" w:themeColor="accent3" w:themeTint="99"/>
-              <w:bottom w:val="double" w:sz="4" w:space="0" w:color="47D459" w:themeColor="accent3" w:themeTint="99"/>
-              <w:right w:val="double" w:sz="4" w:space="0" w:color="47D459" w:themeColor="accent3" w:themeTint="99"/>
-            </w:tcBorders>
-            <w:vAlign w:val="center"/>
-            <w:hideMark/>
-          </w:tcPr>
-          <w:p>
-            <w:pPr>
-              <w:spacing w:after="160" w:line="276" w:lineRule="auto"/>
-              <w:ind w:right="-455"/>
-              <w:rPr>
-                <w:rFonts w:ascii="Arial" w:eastAsia="Arial" w:hAnsi="Arial" w:cs="Arial"/>
+            <w:vAlign w:val="center"/>
+          </w:tcPr>
+          <w:p>
+            <w:pPr>
+              <w:pStyle w:val="Prrafodelista"/>
+              <w:tabs>
+                <w:tab w:val="left" w:pos="0"/>
+                <w:tab w:val="left" w:pos="142"/>
+                <w:tab w:val="left" w:pos="284"/>
+              </w:tabs>
+              <w:spacing w:line="276" w:lineRule="auto"/>
+              <w:ind w:left="0"/>
+              <w:jc w:val="center"/>
+              <w:rPr>
+                <w:rFonts w:ascii="Arial Nova Cond" w:eastAsia="Calibri" w:hAnsi="Arial Nova Cond" w:cs="Times New Roman"/>
                 <w:b/>
                 <w:bCs/>
-                <w:color w:val="000000"/>
                 <w:sz w:val="20"/>
                 <w:szCs w:val="20"/>
                 <w:lang w:val="es-ES_tradnl"/>
@@ -13752,10 +13555,9 @@
             </w:pPr>
             <w:r>
               <w:rPr>
-                <w:rFonts w:ascii="Arial" w:eastAsia="Arial" w:hAnsi="Arial" w:cs="Arial"/>
+                <w:rFonts w:ascii="Arial Nova Cond" w:eastAsia="Calibri" w:hAnsi="Arial Nova Cond" w:cs="Times New Roman"/>
                 <w:b/>
                 <w:bCs/>
-                <w:color w:val="000000"/>
                 <w:sz w:val="20"/>
                 <w:szCs w:val="20"/>
                 <w:lang w:val="es-ES_tradnl"/>
@@ -13767,24 +13569,23 @@
         <w:tc>
           <w:tcPr>
             <w:tcW w:w="1095" w:type="dxa"/>
-            <w:tcBorders>
-              <w:top w:val="double" w:sz="4" w:space="0" w:color="47D459" w:themeColor="accent3" w:themeTint="99"/>
-              <w:left w:val="double" w:sz="4" w:space="0" w:color="47D459" w:themeColor="accent3" w:themeTint="99"/>
-              <w:bottom w:val="double" w:sz="4" w:space="0" w:color="47D459" w:themeColor="accent3" w:themeTint="99"/>
-              <w:right w:val="double" w:sz="4" w:space="0" w:color="47D459" w:themeColor="accent3" w:themeTint="99"/>
-            </w:tcBorders>
-            <w:vAlign w:val="center"/>
-            <w:hideMark/>
-          </w:tcPr>
-          <w:p>
-            <w:pPr>
-              <w:spacing w:after="160" w:line="276" w:lineRule="auto"/>
-              <w:ind w:right="-455"/>
-              <w:rPr>
-                <w:rFonts w:ascii="Arial" w:eastAsia="Arial" w:hAnsi="Arial" w:cs="Arial"/>
+            <w:vAlign w:val="center"/>
+          </w:tcPr>
+          <w:p>
+            <w:pPr>
+              <w:pStyle w:val="Prrafodelista"/>
+              <w:tabs>
+                <w:tab w:val="left" w:pos="0"/>
+                <w:tab w:val="left" w:pos="142"/>
+                <w:tab w:val="left" w:pos="284"/>
+              </w:tabs>
+              <w:spacing w:line="276" w:lineRule="auto"/>
+              <w:ind w:left="0"/>
+              <w:jc w:val="center"/>
+              <w:rPr>
+                <w:rFonts w:ascii="Arial Nova Cond" w:eastAsia="Calibri" w:hAnsi="Arial Nova Cond" w:cs="Times New Roman"/>
                 <w:b/>
                 <w:bCs/>
-                <w:color w:val="000000"/>
                 <w:sz w:val="20"/>
                 <w:szCs w:val="20"/>
                 <w:lang w:val="es-ES_tradnl"/>
@@ -13792,10 +13593,9 @@
             </w:pPr>
             <w:r>
               <w:rPr>
-                <w:rFonts w:ascii="Arial" w:eastAsia="Arial" w:hAnsi="Arial" w:cs="Arial"/>
+                <w:rFonts w:ascii="Arial Nova Cond" w:eastAsia="Calibri" w:hAnsi="Arial Nova Cond" w:cs="Times New Roman"/>
                 <w:b/>
                 <w:bCs/>
-                <w:color w:val="000000"/>
                 <w:sz w:val="20"/>
                 <w:szCs w:val="20"/>
                 <w:lang w:val="es-ES_tradnl"/>
@@ -13807,32 +13607,22 @@
         <w:tc>
           <w:tcPr>
             <w:tcW w:w="1726" w:type="dxa"/>
-            <w:tcBorders>
-              <w:top w:val="double" w:sz="4" w:space="0" w:color="47D459" w:themeColor="accent3" w:themeTint="99"/>
-              <w:left w:val="double" w:sz="4" w:space="0" w:color="47D459" w:themeColor="accent3" w:themeTint="99"/>
-              <w:bottom w:val="double" w:sz="4" w:space="0" w:color="47D459" w:themeColor="accent3" w:themeTint="99"/>
-              <w:right w:val="double" w:sz="4" w:space="0" w:color="47D459" w:themeColor="accent3" w:themeTint="99"/>
-            </w:tcBorders>
-            <w:vAlign w:val="center"/>
-            <w:hideMark/>
-          </w:tcPr>
-          <w:p>
-            <w:pPr>
-              <w:spacing w:after="160" w:line="276" w:lineRule="auto"/>
-              <w:ind w:right="-455"/>
-              <w:rPr>
-                <w:rFonts w:ascii="Arial" w:eastAsia="Arial" w:hAnsi="Arial" w:cs="Arial"/>
-                <w:b/>
-                <w:color w:val="000000"/>
-                <w:sz w:val="20"/>
-                <w:szCs w:val="20"/>
-              </w:rPr>
-            </w:pPr>
-            <w:r>
-              <w:rPr>
-                <w:rFonts w:ascii="Arial" w:eastAsia="Arial" w:hAnsi="Arial" w:cs="Arial"/>
-                <w:b/>
-                <w:color w:val="000000"/>
+            <w:vAlign w:val="center"/>
+          </w:tcPr>
+          <w:p>
+            <w:pPr>
+              <w:pStyle w:val="Sinespaciado"/>
+              <w:jc w:val="both"/>
+              <w:rPr>
+                <w:rFonts w:ascii="Arial Nova Cond" w:hAnsi="Arial Nova Cond"/>
+                <w:color w:val="000000" w:themeColor="text1"/>
+                <w:sz w:val="20"/>
+                <w:szCs w:val="20"/>
+              </w:rPr>
+            </w:pPr>
+            <w:r>
+              <w:rPr>
+                <w:rFonts w:ascii="Arial Nova Cond" w:eastAsia="Calibri" w:hAnsi="Arial Nova Cond" w:cs="Times New Roman"/>
                 <w:sz w:val="20"/>
                 <w:szCs w:val="20"/>
                 <w:lang w:val="es-ES_tradnl"/>
@@ -13844,23 +13634,22 @@
         <w:tc>
           <w:tcPr>
             <w:tcW w:w="6169" w:type="dxa"/>
-            <w:tcBorders>
-              <w:top w:val="double" w:sz="4" w:space="0" w:color="47D459" w:themeColor="accent3" w:themeTint="99"/>
-              <w:left w:val="double" w:sz="4" w:space="0" w:color="47D459" w:themeColor="accent3" w:themeTint="99"/>
-              <w:bottom w:val="double" w:sz="4" w:space="0" w:color="47D459" w:themeColor="accent3" w:themeTint="99"/>
-              <w:right w:val="double" w:sz="4" w:space="0" w:color="47D459" w:themeColor="accent3" w:themeTint="99"/>
-            </w:tcBorders>
-            <w:vAlign w:val="center"/>
-            <w:hideMark/>
-          </w:tcPr>
-          <w:p>
-            <w:pPr>
-              <w:spacing w:after="160" w:line="276" w:lineRule="auto"/>
-              <w:ind w:right="-455"/>
-              <w:rPr>
-                <w:rFonts w:ascii="Arial" w:eastAsia="Arial" w:hAnsi="Arial" w:cs="Arial"/>
-                <w:b/>
-                <w:color w:val="000000"/>
+            <w:vAlign w:val="center"/>
+          </w:tcPr>
+          <w:p>
+            <w:pPr>
+              <w:pStyle w:val="Prrafodelista"/>
+              <w:tabs>
+                <w:tab w:val="left" w:pos="0"/>
+                <w:tab w:val="left" w:pos="142"/>
+                <w:tab w:val="left" w:pos="284"/>
+              </w:tabs>
+              <w:spacing w:line="276" w:lineRule="auto"/>
+              <w:ind w:left="0"/>
+              <w:jc w:val="both"/>
+              <w:rPr>
+                <w:rFonts w:ascii="Arial Nova Cond" w:eastAsia="Calibri" w:hAnsi="Arial Nova Cond" w:cs="Times New Roman"/>
+                <w:color w:val="000000" w:themeColor="text1"/>
                 <w:sz w:val="20"/>
                 <w:szCs w:val="20"/>
                 <w:lang w:val="es-ES_tradnl"/>
@@ -13868,9 +13657,7 @@
             </w:pPr>
             <w:r>
               <w:rPr>
-                <w:rFonts w:ascii="Arial" w:eastAsia="Arial" w:hAnsi="Arial" w:cs="Arial"/>
-                <w:b/>
-                <w:color w:val="000000"/>
+                <w:rFonts w:ascii="Arial Nova Cond" w:eastAsia="Calibri" w:hAnsi="Arial Nova Cond" w:cs="Times New Roman"/>
                 <w:sz w:val="20"/>
                 <w:szCs w:val="20"/>
                 <w:lang w:val="es-ES_tradnl"/>
@@ -13882,31 +13669,24 @@
         <w:tc>
           <w:tcPr>
             <w:tcW w:w="2015" w:type="dxa"/>
-            <w:tcBorders>
-              <w:top w:val="double" w:sz="4" w:space="0" w:color="47D459" w:themeColor="accent3" w:themeTint="99"/>
-              <w:left w:val="double" w:sz="4" w:space="0" w:color="47D459" w:themeColor="accent3" w:themeTint="99"/>
-              <w:bottom w:val="double" w:sz="4" w:space="0" w:color="47D459" w:themeColor="accent3" w:themeTint="99"/>
-              <w:right w:val="double" w:sz="4" w:space="0" w:color="47D459" w:themeColor="accent3" w:themeTint="99"/>
-            </w:tcBorders>
-            <w:vAlign w:val="center"/>
-            <w:hideMark/>
-          </w:tcPr>
-          <w:p>
-            <w:pPr>
-              <w:spacing w:after="160" w:line="276" w:lineRule="auto"/>
-              <w:ind w:right="-455"/>
-              <w:rPr>
-                <w:rFonts w:ascii="Arial" w:eastAsia="Arial" w:hAnsi="Arial" w:cs="Arial"/>
-                <w:b/>
-                <w:color w:val="000000"/>
-                <w:sz w:val="20"/>
-                <w:szCs w:val="20"/>
-              </w:rPr>
-            </w:pPr>
-            <w:r>
-              <w:rPr>
-                <w:rFonts w:ascii="Arial" w:eastAsia="Arial" w:hAnsi="Arial" w:cs="Arial"/>
-                <w:b/>
+            <w:vAlign w:val="center"/>
+          </w:tcPr>
+          <w:p>
+            <w:pPr>
+              <w:autoSpaceDE w:val="0"/>
+              <w:autoSpaceDN w:val="0"/>
+              <w:adjustRightInd w:val="0"/>
+              <w:jc w:val="center"/>
+              <w:rPr>
+                <w:rFonts w:ascii="Arial Nova Cond" w:hAnsi="Arial Nova Cond" w:cs="Arial"/>
+                <w:color w:val="000000" w:themeColor="text1"/>
+                <w:sz w:val="20"/>
+                <w:szCs w:val="20"/>
+              </w:rPr>
+            </w:pPr>
+            <w:r>
+              <w:rPr>
+                <w:rFonts w:ascii="Arial Nova Cond" w:hAnsi="Arial Nova Cond" w:cs="Arial"/>
                 <w:color w:val="000000"/>
                 <w:sz w:val="20"/>
                 <w:szCs w:val="20"/>
@@ -13918,31 +13698,24 @@
         <w:tc>
           <w:tcPr>
             <w:tcW w:w="1634" w:type="dxa"/>
-            <w:tcBorders>
-              <w:top w:val="double" w:sz="4" w:space="0" w:color="47D459" w:themeColor="accent3" w:themeTint="99"/>
-              <w:left w:val="double" w:sz="4" w:space="0" w:color="47D459" w:themeColor="accent3" w:themeTint="99"/>
-              <w:bottom w:val="double" w:sz="4" w:space="0" w:color="47D459" w:themeColor="accent3" w:themeTint="99"/>
-              <w:right w:val="double" w:sz="4" w:space="0" w:color="47D459" w:themeColor="accent3" w:themeTint="99"/>
-            </w:tcBorders>
-            <w:vAlign w:val="center"/>
-            <w:hideMark/>
-          </w:tcPr>
-          <w:p>
-            <w:pPr>
-              <w:spacing w:after="160" w:line="276" w:lineRule="auto"/>
-              <w:ind w:right="-455"/>
-              <w:rPr>
-                <w:rFonts w:ascii="Arial" w:eastAsia="Arial" w:hAnsi="Arial" w:cs="Arial"/>
-                <w:b/>
-                <w:color w:val="000000"/>
-                <w:sz w:val="20"/>
-                <w:szCs w:val="20"/>
-              </w:rPr>
-            </w:pPr>
-            <w:r>
-              <w:rPr>
-                <w:rFonts w:ascii="Arial" w:eastAsia="Arial" w:hAnsi="Arial" w:cs="Arial"/>
-                <w:b/>
+            <w:vAlign w:val="center"/>
+          </w:tcPr>
+          <w:p>
+            <w:pPr>
+              <w:autoSpaceDE w:val="0"/>
+              <w:autoSpaceDN w:val="0"/>
+              <w:adjustRightInd w:val="0"/>
+              <w:jc w:val="both"/>
+              <w:rPr>
+                <w:rFonts w:ascii="Arial Nova Cond" w:hAnsi="Arial Nova Cond" w:cs="Arial"/>
+                <w:color w:val="000000"/>
+                <w:sz w:val="20"/>
+                <w:szCs w:val="20"/>
+              </w:rPr>
+            </w:pPr>
+            <w:r>
+              <w:rPr>
+                <w:rFonts w:ascii="Arial Nova Cond" w:hAnsi="Arial Nova Cond" w:cs="Arial"/>
                 <w:color w:val="000000"/>
                 <w:sz w:val="20"/>
                 <w:szCs w:val="20"/>
@@ -13954,31 +13727,24 @@
         <w:tc>
           <w:tcPr>
             <w:tcW w:w="1337" w:type="dxa"/>
-            <w:tcBorders>
-              <w:top w:val="double" w:sz="4" w:space="0" w:color="47D459" w:themeColor="accent3" w:themeTint="99"/>
-              <w:left w:val="double" w:sz="4" w:space="0" w:color="47D459" w:themeColor="accent3" w:themeTint="99"/>
-              <w:bottom w:val="double" w:sz="4" w:space="0" w:color="47D459" w:themeColor="accent3" w:themeTint="99"/>
-              <w:right w:val="double" w:sz="4" w:space="0" w:color="47D459" w:themeColor="accent3" w:themeTint="99"/>
-            </w:tcBorders>
-            <w:vAlign w:val="center"/>
-            <w:hideMark/>
-          </w:tcPr>
-          <w:p>
-            <w:pPr>
-              <w:spacing w:after="160" w:line="276" w:lineRule="auto"/>
-              <w:ind w:right="-455"/>
-              <w:rPr>
-                <w:rFonts w:ascii="Arial" w:eastAsia="Arial" w:hAnsi="Arial" w:cs="Arial"/>
-                <w:b/>
-                <w:color w:val="000000"/>
-                <w:sz w:val="20"/>
-                <w:szCs w:val="20"/>
-              </w:rPr>
-            </w:pPr>
-            <w:r>
-              <w:rPr>
-                <w:rFonts w:ascii="Arial" w:eastAsia="Arial" w:hAnsi="Arial" w:cs="Arial"/>
-                <w:b/>
+            <w:vAlign w:val="center"/>
+          </w:tcPr>
+          <w:p>
+            <w:pPr>
+              <w:autoSpaceDE w:val="0"/>
+              <w:autoSpaceDN w:val="0"/>
+              <w:adjustRightInd w:val="0"/>
+              <w:jc w:val="center"/>
+              <w:rPr>
+                <w:rFonts w:ascii="Arial Nova Cond" w:hAnsi="Arial Nova Cond" w:cs="Arial"/>
+                <w:color w:val="000000"/>
+                <w:sz w:val="20"/>
+                <w:szCs w:val="20"/>
+              </w:rPr>
+            </w:pPr>
+            <w:r>
+              <w:rPr>
+                <w:rFonts w:ascii="Arial Nova Cond" w:hAnsi="Arial Nova Cond" w:cs="Arial"/>
                 <w:color w:val="000000"/>
                 <w:sz w:val="20"/>
                 <w:szCs w:val="20"/>
@@ -13997,24 +13763,23 @@
           <w:tcPr>
             <w:tcW w:w="875" w:type="dxa"/>
             <w:vMerge/>
-            <w:tcBorders>
-              <w:top w:val="double" w:sz="4" w:space="0" w:color="47D459" w:themeColor="accent3" w:themeTint="99"/>
-              <w:left w:val="double" w:sz="4" w:space="0" w:color="47D459" w:themeColor="accent3" w:themeTint="99"/>
-              <w:bottom w:val="double" w:sz="4" w:space="0" w:color="47D459" w:themeColor="accent3" w:themeTint="99"/>
-              <w:right w:val="double" w:sz="4" w:space="0" w:color="47D459" w:themeColor="accent3" w:themeTint="99"/>
-            </w:tcBorders>
-            <w:vAlign w:val="center"/>
-            <w:hideMark/>
-          </w:tcPr>
-          <w:p>
-            <w:pPr>
-              <w:spacing w:after="160" w:line="276" w:lineRule="auto"/>
-              <w:ind w:right="-455"/>
-              <w:rPr>
-                <w:rFonts w:ascii="Arial" w:eastAsia="Arial" w:hAnsi="Arial" w:cs="Arial"/>
+            <w:vAlign w:val="center"/>
+          </w:tcPr>
+          <w:p>
+            <w:pPr>
+              <w:pStyle w:val="Prrafodelista"/>
+              <w:tabs>
+                <w:tab w:val="left" w:pos="0"/>
+                <w:tab w:val="left" w:pos="142"/>
+                <w:tab w:val="left" w:pos="284"/>
+              </w:tabs>
+              <w:spacing w:line="276" w:lineRule="auto"/>
+              <w:ind w:left="0"/>
+              <w:jc w:val="center"/>
+              <w:rPr>
+                <w:rFonts w:ascii="Arial Nova Cond" w:eastAsia="Calibri" w:hAnsi="Arial Nova Cond" w:cs="Times New Roman"/>
                 <w:b/>
                 <w:bCs/>
-                <w:color w:val="000000"/>
                 <w:sz w:val="20"/>
                 <w:szCs w:val="20"/>
                 <w:lang w:val="es-ES_tradnl"/>
@@ -14025,24 +13790,23 @@
         <w:tc>
           <w:tcPr>
             <w:tcW w:w="1095" w:type="dxa"/>
-            <w:tcBorders>
-              <w:top w:val="double" w:sz="4" w:space="0" w:color="47D459" w:themeColor="accent3" w:themeTint="99"/>
-              <w:left w:val="double" w:sz="4" w:space="0" w:color="47D459" w:themeColor="accent3" w:themeTint="99"/>
-              <w:bottom w:val="double" w:sz="4" w:space="0" w:color="47D459" w:themeColor="accent3" w:themeTint="99"/>
-              <w:right w:val="double" w:sz="4" w:space="0" w:color="47D459" w:themeColor="accent3" w:themeTint="99"/>
-            </w:tcBorders>
-            <w:vAlign w:val="center"/>
-            <w:hideMark/>
-          </w:tcPr>
-          <w:p>
-            <w:pPr>
-              <w:spacing w:after="160" w:line="276" w:lineRule="auto"/>
-              <w:ind w:right="-455"/>
-              <w:rPr>
-                <w:rFonts w:ascii="Arial" w:eastAsia="Arial" w:hAnsi="Arial" w:cs="Arial"/>
+            <w:vAlign w:val="center"/>
+          </w:tcPr>
+          <w:p>
+            <w:pPr>
+              <w:pStyle w:val="Prrafodelista"/>
+              <w:tabs>
+                <w:tab w:val="left" w:pos="0"/>
+                <w:tab w:val="left" w:pos="142"/>
+                <w:tab w:val="left" w:pos="284"/>
+              </w:tabs>
+              <w:spacing w:line="276" w:lineRule="auto"/>
+              <w:ind w:left="0"/>
+              <w:jc w:val="center"/>
+              <w:rPr>
+                <w:rFonts w:ascii="Arial Nova Cond" w:eastAsia="Calibri" w:hAnsi="Arial Nova Cond" w:cs="Times New Roman"/>
                 <w:b/>
                 <w:bCs/>
-                <w:color w:val="000000"/>
                 <w:sz w:val="20"/>
                 <w:szCs w:val="20"/>
                 <w:lang w:val="es-ES_tradnl"/>
@@ -14050,10 +13814,9 @@
             </w:pPr>
             <w:r>
               <w:rPr>
-                <w:rFonts w:ascii="Arial" w:eastAsia="Arial" w:hAnsi="Arial" w:cs="Arial"/>
+                <w:rFonts w:ascii="Arial Nova Cond" w:eastAsia="Calibri" w:hAnsi="Arial Nova Cond" w:cs="Times New Roman"/>
                 <w:b/>
                 <w:bCs/>
-                <w:color w:val="000000"/>
                 <w:sz w:val="20"/>
                 <w:szCs w:val="20"/>
                 <w:lang w:val="es-ES_tradnl"/>
@@ -14065,32 +13828,21 @@
         <w:tc>
           <w:tcPr>
             <w:tcW w:w="1726" w:type="dxa"/>
-            <w:tcBorders>
-              <w:top w:val="double" w:sz="4" w:space="0" w:color="47D459" w:themeColor="accent3" w:themeTint="99"/>
-              <w:left w:val="double" w:sz="4" w:space="0" w:color="47D459" w:themeColor="accent3" w:themeTint="99"/>
-              <w:bottom w:val="double" w:sz="4" w:space="0" w:color="47D459" w:themeColor="accent3" w:themeTint="99"/>
-              <w:right w:val="double" w:sz="4" w:space="0" w:color="47D459" w:themeColor="accent3" w:themeTint="99"/>
-            </w:tcBorders>
-            <w:vAlign w:val="center"/>
-            <w:hideMark/>
-          </w:tcPr>
-          <w:p>
-            <w:pPr>
-              <w:spacing w:after="160" w:line="276" w:lineRule="auto"/>
-              <w:ind w:right="-455"/>
-              <w:rPr>
-                <w:rFonts w:ascii="Arial" w:eastAsia="Arial" w:hAnsi="Arial" w:cs="Arial"/>
-                <w:b/>
-                <w:color w:val="000000"/>
-                <w:sz w:val="20"/>
-                <w:szCs w:val="20"/>
-              </w:rPr>
-            </w:pPr>
-            <w:r>
-              <w:rPr>
-                <w:rFonts w:ascii="Arial" w:eastAsia="Arial" w:hAnsi="Arial" w:cs="Arial"/>
-                <w:b/>
-                <w:color w:val="000000"/>
+            <w:vAlign w:val="center"/>
+          </w:tcPr>
+          <w:p>
+            <w:pPr>
+              <w:pStyle w:val="Sinespaciado"/>
+              <w:jc w:val="both"/>
+              <w:rPr>
+                <w:rFonts w:ascii="Arial Nova Cond" w:hAnsi="Arial Nova Cond"/>
+                <w:sz w:val="20"/>
+                <w:szCs w:val="20"/>
+              </w:rPr>
+            </w:pPr>
+            <w:r>
+              <w:rPr>
+                <w:rFonts w:ascii="Arial Nova Cond" w:eastAsia="Calibri" w:hAnsi="Arial Nova Cond" w:cs="Times New Roman"/>
                 <w:sz w:val="20"/>
                 <w:szCs w:val="20"/>
                 <w:lang w:val="es-ES_tradnl"/>
@@ -14102,23 +13854,21 @@
         <w:tc>
           <w:tcPr>
             <w:tcW w:w="6169" w:type="dxa"/>
-            <w:tcBorders>
-              <w:top w:val="double" w:sz="4" w:space="0" w:color="47D459" w:themeColor="accent3" w:themeTint="99"/>
-              <w:left w:val="double" w:sz="4" w:space="0" w:color="47D459" w:themeColor="accent3" w:themeTint="99"/>
-              <w:bottom w:val="double" w:sz="4" w:space="0" w:color="47D459" w:themeColor="accent3" w:themeTint="99"/>
-              <w:right w:val="double" w:sz="4" w:space="0" w:color="47D459" w:themeColor="accent3" w:themeTint="99"/>
-            </w:tcBorders>
-            <w:vAlign w:val="center"/>
-            <w:hideMark/>
-          </w:tcPr>
-          <w:p>
-            <w:pPr>
-              <w:spacing w:after="160" w:line="276" w:lineRule="auto"/>
-              <w:ind w:right="-455"/>
-              <w:rPr>
-                <w:rFonts w:ascii="Arial" w:eastAsia="Arial" w:hAnsi="Arial" w:cs="Arial"/>
-                <w:b/>
-                <w:color w:val="000000"/>
+            <w:vAlign w:val="center"/>
+          </w:tcPr>
+          <w:p>
+            <w:pPr>
+              <w:pStyle w:val="Prrafodelista"/>
+              <w:tabs>
+                <w:tab w:val="left" w:pos="0"/>
+                <w:tab w:val="left" w:pos="142"/>
+                <w:tab w:val="left" w:pos="284"/>
+              </w:tabs>
+              <w:spacing w:line="276" w:lineRule="auto"/>
+              <w:ind w:left="0"/>
+              <w:jc w:val="both"/>
+              <w:rPr>
+                <w:rFonts w:ascii="Arial Nova Cond" w:eastAsia="Calibri" w:hAnsi="Arial Nova Cond" w:cs="Times New Roman"/>
                 <w:sz w:val="20"/>
                 <w:szCs w:val="20"/>
                 <w:lang w:val="es-ES_tradnl"/>
@@ -14126,9 +13876,7 @@
             </w:pPr>
             <w:r>
               <w:rPr>
-                <w:rFonts w:ascii="Arial" w:eastAsia="Arial" w:hAnsi="Arial" w:cs="Arial"/>
-                <w:b/>
-                <w:color w:val="000000"/>
+                <w:rFonts w:ascii="Arial Nova Cond" w:eastAsia="Calibri" w:hAnsi="Arial Nova Cond" w:cs="Times New Roman"/>
                 <w:sz w:val="20"/>
                 <w:szCs w:val="20"/>
                 <w:lang w:val="es-ES_tradnl"/>
@@ -14140,31 +13888,24 @@
         <w:tc>
           <w:tcPr>
             <w:tcW w:w="2015" w:type="dxa"/>
-            <w:tcBorders>
-              <w:top w:val="double" w:sz="4" w:space="0" w:color="47D459" w:themeColor="accent3" w:themeTint="99"/>
-              <w:left w:val="double" w:sz="4" w:space="0" w:color="47D459" w:themeColor="accent3" w:themeTint="99"/>
-              <w:bottom w:val="double" w:sz="4" w:space="0" w:color="47D459" w:themeColor="accent3" w:themeTint="99"/>
-              <w:right w:val="double" w:sz="4" w:space="0" w:color="47D459" w:themeColor="accent3" w:themeTint="99"/>
-            </w:tcBorders>
-            <w:vAlign w:val="center"/>
-            <w:hideMark/>
-          </w:tcPr>
-          <w:p>
-            <w:pPr>
-              <w:spacing w:after="160" w:line="276" w:lineRule="auto"/>
-              <w:ind w:right="-455"/>
-              <w:rPr>
-                <w:rFonts w:ascii="Arial" w:eastAsia="Arial" w:hAnsi="Arial" w:cs="Arial"/>
-                <w:b/>
-                <w:color w:val="000000"/>
-                <w:sz w:val="20"/>
-                <w:szCs w:val="20"/>
-              </w:rPr>
-            </w:pPr>
-            <w:r>
-              <w:rPr>
-                <w:rFonts w:ascii="Arial" w:eastAsia="Arial" w:hAnsi="Arial" w:cs="Arial"/>
-                <w:b/>
+            <w:vAlign w:val="center"/>
+          </w:tcPr>
+          <w:p>
+            <w:pPr>
+              <w:autoSpaceDE w:val="0"/>
+              <w:autoSpaceDN w:val="0"/>
+              <w:adjustRightInd w:val="0"/>
+              <w:jc w:val="center"/>
+              <w:rPr>
+                <w:rFonts w:ascii="Arial Nova Cond" w:hAnsi="Arial Nova Cond" w:cs="Arial"/>
+                <w:color w:val="0070C0"/>
+                <w:sz w:val="20"/>
+                <w:szCs w:val="20"/>
+              </w:rPr>
+            </w:pPr>
+            <w:r>
+              <w:rPr>
+                <w:rFonts w:ascii="Arial Nova Cond" w:hAnsi="Arial Nova Cond" w:cs="Arial"/>
                 <w:color w:val="000000"/>
                 <w:sz w:val="20"/>
                 <w:szCs w:val="20"/>
@@ -14176,31 +13917,24 @@
         <w:tc>
           <w:tcPr>
             <w:tcW w:w="1634" w:type="dxa"/>
-            <w:tcBorders>
-              <w:top w:val="double" w:sz="4" w:space="0" w:color="47D459" w:themeColor="accent3" w:themeTint="99"/>
-              <w:left w:val="double" w:sz="4" w:space="0" w:color="47D459" w:themeColor="accent3" w:themeTint="99"/>
-              <w:bottom w:val="double" w:sz="4" w:space="0" w:color="47D459" w:themeColor="accent3" w:themeTint="99"/>
-              <w:right w:val="double" w:sz="4" w:space="0" w:color="47D459" w:themeColor="accent3" w:themeTint="99"/>
-            </w:tcBorders>
-            <w:vAlign w:val="center"/>
-            <w:hideMark/>
-          </w:tcPr>
-          <w:p>
-            <w:pPr>
-              <w:spacing w:after="160" w:line="276" w:lineRule="auto"/>
-              <w:ind w:right="-455"/>
-              <w:rPr>
-                <w:rFonts w:ascii="Arial" w:eastAsia="Arial" w:hAnsi="Arial" w:cs="Arial"/>
-                <w:b/>
-                <w:color w:val="000000"/>
-                <w:sz w:val="20"/>
-                <w:szCs w:val="20"/>
-              </w:rPr>
-            </w:pPr>
-            <w:r>
-              <w:rPr>
-                <w:rFonts w:ascii="Arial" w:eastAsia="Arial" w:hAnsi="Arial" w:cs="Arial"/>
-                <w:b/>
+            <w:vAlign w:val="center"/>
+          </w:tcPr>
+          <w:p>
+            <w:pPr>
+              <w:autoSpaceDE w:val="0"/>
+              <w:autoSpaceDN w:val="0"/>
+              <w:adjustRightInd w:val="0"/>
+              <w:jc w:val="both"/>
+              <w:rPr>
+                <w:rFonts w:ascii="Arial Nova Cond" w:hAnsi="Arial Nova Cond" w:cs="Arial"/>
+                <w:color w:val="000000"/>
+                <w:sz w:val="20"/>
+                <w:szCs w:val="20"/>
+              </w:rPr>
+            </w:pPr>
+            <w:r>
+              <w:rPr>
+                <w:rFonts w:ascii="Arial Nova Cond" w:hAnsi="Arial Nova Cond" w:cs="Arial"/>
                 <w:color w:val="000000"/>
                 <w:sz w:val="20"/>
                 <w:szCs w:val="20"/>
@@ -14212,31 +13946,24 @@
         <w:tc>
           <w:tcPr>
             <w:tcW w:w="1337" w:type="dxa"/>
-            <w:tcBorders>
-              <w:top w:val="double" w:sz="4" w:space="0" w:color="47D459" w:themeColor="accent3" w:themeTint="99"/>
-              <w:left w:val="double" w:sz="4" w:space="0" w:color="47D459" w:themeColor="accent3" w:themeTint="99"/>
-              <w:bottom w:val="double" w:sz="4" w:space="0" w:color="47D459" w:themeColor="accent3" w:themeTint="99"/>
-              <w:right w:val="double" w:sz="4" w:space="0" w:color="47D459" w:themeColor="accent3" w:themeTint="99"/>
-            </w:tcBorders>
-            <w:vAlign w:val="center"/>
-            <w:hideMark/>
-          </w:tcPr>
-          <w:p>
-            <w:pPr>
-              <w:spacing w:after="160" w:line="276" w:lineRule="auto"/>
-              <w:ind w:right="-455"/>
-              <w:rPr>
-                <w:rFonts w:ascii="Arial" w:eastAsia="Arial" w:hAnsi="Arial" w:cs="Arial"/>
-                <w:b/>
-                <w:color w:val="000000"/>
-                <w:sz w:val="20"/>
-                <w:szCs w:val="20"/>
-              </w:rPr>
-            </w:pPr>
-            <w:r>
-              <w:rPr>
-                <w:rFonts w:ascii="Arial" w:eastAsia="Arial" w:hAnsi="Arial" w:cs="Arial"/>
-                <w:b/>
+            <w:vAlign w:val="center"/>
+          </w:tcPr>
+          <w:p>
+            <w:pPr>
+              <w:autoSpaceDE w:val="0"/>
+              <w:autoSpaceDN w:val="0"/>
+              <w:adjustRightInd w:val="0"/>
+              <w:jc w:val="center"/>
+              <w:rPr>
+                <w:rFonts w:ascii="Arial Nova Cond" w:hAnsi="Arial Nova Cond" w:cs="Arial"/>
+                <w:color w:val="000000"/>
+                <w:sz w:val="20"/>
+                <w:szCs w:val="20"/>
+              </w:rPr>
+            </w:pPr>
+            <w:r>
+              <w:rPr>
+                <w:rFonts w:ascii="Arial Nova Cond" w:hAnsi="Arial Nova Cond" w:cs="Arial"/>
                 <w:color w:val="000000"/>
                 <w:sz w:val="20"/>
                 <w:szCs w:val="20"/>
@@ -14255,24 +13982,23 @@
           <w:tcPr>
             <w:tcW w:w="875" w:type="dxa"/>
             <w:vMerge w:val="restart"/>
-            <w:tcBorders>
-              <w:top w:val="double" w:sz="4" w:space="0" w:color="47D459" w:themeColor="accent3" w:themeTint="99"/>
-              <w:left w:val="double" w:sz="4" w:space="0" w:color="47D459" w:themeColor="accent3" w:themeTint="99"/>
-              <w:bottom w:val="double" w:sz="4" w:space="0" w:color="47D459" w:themeColor="accent3" w:themeTint="99"/>
-              <w:right w:val="double" w:sz="4" w:space="0" w:color="47D459" w:themeColor="accent3" w:themeTint="99"/>
-            </w:tcBorders>
-            <w:vAlign w:val="center"/>
-            <w:hideMark/>
-          </w:tcPr>
-          <w:p>
-            <w:pPr>
-              <w:spacing w:after="160" w:line="276" w:lineRule="auto"/>
-              <w:ind w:right="-455"/>
-              <w:rPr>
-                <w:rFonts w:ascii="Arial" w:eastAsia="Arial" w:hAnsi="Arial" w:cs="Arial"/>
+            <w:vAlign w:val="center"/>
+          </w:tcPr>
+          <w:p>
+            <w:pPr>
+              <w:pStyle w:val="Prrafodelista"/>
+              <w:tabs>
+                <w:tab w:val="left" w:pos="0"/>
+                <w:tab w:val="left" w:pos="142"/>
+                <w:tab w:val="left" w:pos="284"/>
+              </w:tabs>
+              <w:spacing w:line="276" w:lineRule="auto"/>
+              <w:ind w:left="0"/>
+              <w:jc w:val="center"/>
+              <w:rPr>
+                <w:rFonts w:ascii="Arial Nova Cond" w:eastAsia="Calibri" w:hAnsi="Arial Nova Cond" w:cs="Times New Roman"/>
                 <w:b/>
                 <w:bCs/>
-                <w:color w:val="000000"/>
                 <w:sz w:val="20"/>
                 <w:szCs w:val="20"/>
                 <w:lang w:val="es-ES_tradnl"/>
@@ -14280,10 +14006,9 @@
             </w:pPr>
             <w:r>
               <w:rPr>
-                <w:rFonts w:ascii="Arial" w:eastAsia="Arial" w:hAnsi="Arial" w:cs="Arial"/>
+                <w:rFonts w:ascii="Arial Nova Cond" w:eastAsia="Calibri" w:hAnsi="Arial Nova Cond" w:cs="Times New Roman"/>
                 <w:b/>
                 <w:bCs/>
-                <w:color w:val="000000"/>
                 <w:sz w:val="20"/>
                 <w:szCs w:val="20"/>
                 <w:lang w:val="es-ES_tradnl"/>
@@ -14295,24 +14020,23 @@
         <w:tc>
           <w:tcPr>
             <w:tcW w:w="1095" w:type="dxa"/>
-            <w:tcBorders>
-              <w:top w:val="double" w:sz="4" w:space="0" w:color="47D459" w:themeColor="accent3" w:themeTint="99"/>
-              <w:left w:val="double" w:sz="4" w:space="0" w:color="47D459" w:themeColor="accent3" w:themeTint="99"/>
-              <w:bottom w:val="double" w:sz="4" w:space="0" w:color="47D459" w:themeColor="accent3" w:themeTint="99"/>
-              <w:right w:val="double" w:sz="4" w:space="0" w:color="47D459" w:themeColor="accent3" w:themeTint="99"/>
-            </w:tcBorders>
-            <w:vAlign w:val="center"/>
-            <w:hideMark/>
-          </w:tcPr>
-          <w:p>
-            <w:pPr>
-              <w:spacing w:after="160" w:line="276" w:lineRule="auto"/>
-              <w:ind w:right="-455"/>
-              <w:rPr>
-                <w:rFonts w:ascii="Arial" w:eastAsia="Arial" w:hAnsi="Arial" w:cs="Arial"/>
+            <w:vAlign w:val="center"/>
+          </w:tcPr>
+          <w:p>
+            <w:pPr>
+              <w:pStyle w:val="Prrafodelista"/>
+              <w:tabs>
+                <w:tab w:val="left" w:pos="0"/>
+                <w:tab w:val="left" w:pos="142"/>
+                <w:tab w:val="left" w:pos="284"/>
+              </w:tabs>
+              <w:spacing w:line="276" w:lineRule="auto"/>
+              <w:ind w:left="0"/>
+              <w:jc w:val="center"/>
+              <w:rPr>
+                <w:rFonts w:ascii="Arial Nova Cond" w:eastAsia="Calibri" w:hAnsi="Arial Nova Cond" w:cs="Times New Roman"/>
                 <w:b/>
                 <w:bCs/>
-                <w:color w:val="000000"/>
                 <w:sz w:val="20"/>
                 <w:szCs w:val="20"/>
                 <w:lang w:val="es-ES_tradnl"/>
@@ -14320,10 +14044,9 @@
             </w:pPr>
             <w:r>
               <w:rPr>
-                <w:rFonts w:ascii="Arial" w:eastAsia="Arial" w:hAnsi="Arial" w:cs="Arial"/>
+                <w:rFonts w:ascii="Arial Nova Cond" w:eastAsia="Calibri" w:hAnsi="Arial Nova Cond" w:cs="Times New Roman"/>
                 <w:b/>
                 <w:bCs/>
-                <w:color w:val="000000"/>
                 <w:sz w:val="20"/>
                 <w:szCs w:val="20"/>
                 <w:lang w:val="es-ES_tradnl"/>
@@ -14335,23 +14058,21 @@
         <w:tc>
           <w:tcPr>
             <w:tcW w:w="1726" w:type="dxa"/>
-            <w:tcBorders>
-              <w:top w:val="double" w:sz="4" w:space="0" w:color="47D459" w:themeColor="accent3" w:themeTint="99"/>
-              <w:left w:val="double" w:sz="4" w:space="0" w:color="47D459" w:themeColor="accent3" w:themeTint="99"/>
-              <w:bottom w:val="double" w:sz="4" w:space="0" w:color="47D459" w:themeColor="accent3" w:themeTint="99"/>
-              <w:right w:val="double" w:sz="4" w:space="0" w:color="47D459" w:themeColor="accent3" w:themeTint="99"/>
-            </w:tcBorders>
-            <w:vAlign w:val="center"/>
-            <w:hideMark/>
-          </w:tcPr>
-          <w:p>
-            <w:pPr>
-              <w:spacing w:after="160" w:line="276" w:lineRule="auto"/>
-              <w:ind w:right="-455"/>
-              <w:rPr>
-                <w:rFonts w:ascii="Arial" w:eastAsia="Arial" w:hAnsi="Arial" w:cs="Arial"/>
-                <w:b/>
-                <w:color w:val="000000"/>
+            <w:vAlign w:val="center"/>
+          </w:tcPr>
+          <w:p>
+            <w:pPr>
+              <w:pStyle w:val="Prrafodelista"/>
+              <w:tabs>
+                <w:tab w:val="left" w:pos="0"/>
+                <w:tab w:val="left" w:pos="142"/>
+                <w:tab w:val="left" w:pos="284"/>
+              </w:tabs>
+              <w:spacing w:line="276" w:lineRule="auto"/>
+              <w:ind w:left="0"/>
+              <w:rPr>
+                <w:rFonts w:ascii="Arial Nova Cond" w:eastAsia="Calibri" w:hAnsi="Arial Nova Cond" w:cs="Times New Roman"/>
+                <w:color w:val="000000" w:themeColor="text1"/>
                 <w:sz w:val="20"/>
                 <w:szCs w:val="20"/>
                 <w:lang w:val="es-ES_tradnl"/>
@@ -14359,9 +14080,7 @@
             </w:pPr>
             <w:r>
               <w:rPr>
-                <w:rFonts w:ascii="Arial" w:eastAsia="Arial" w:hAnsi="Arial" w:cs="Arial"/>
-                <w:b/>
-                <w:color w:val="000000"/>
+                <w:rFonts w:ascii="Arial Nova Cond" w:eastAsia="Calibri" w:hAnsi="Arial Nova Cond" w:cs="Times New Roman"/>
                 <w:sz w:val="20"/>
                 <w:szCs w:val="20"/>
                 <w:lang w:val="es-ES_tradnl"/>
@@ -14373,32 +14092,29 @@
         <w:tc>
           <w:tcPr>
             <w:tcW w:w="6169" w:type="dxa"/>
-            <w:tcBorders>
-              <w:top w:val="double" w:sz="4" w:space="0" w:color="47D459" w:themeColor="accent3" w:themeTint="99"/>
-              <w:left w:val="double" w:sz="4" w:space="0" w:color="47D459" w:themeColor="accent3" w:themeTint="99"/>
-              <w:bottom w:val="double" w:sz="4" w:space="0" w:color="47D459" w:themeColor="accent3" w:themeTint="99"/>
-              <w:right w:val="double" w:sz="4" w:space="0" w:color="47D459" w:themeColor="accent3" w:themeTint="99"/>
-            </w:tcBorders>
-            <w:vAlign w:val="center"/>
-            <w:hideMark/>
-          </w:tcPr>
-          <w:p>
-            <w:pPr>
-              <w:spacing w:after="160" w:line="276" w:lineRule="auto"/>
-              <w:ind w:right="-455"/>
-              <w:rPr>
-                <w:rFonts w:ascii="Arial" w:eastAsia="Arial" w:hAnsi="Arial" w:cs="Arial"/>
-                <w:b/>
-                <w:color w:val="000000"/>
-                <w:sz w:val="20"/>
-                <w:szCs w:val="20"/>
-              </w:rPr>
-            </w:pPr>
-            <w:r>
-              <w:rPr>
-                <w:rFonts w:ascii="Arial" w:eastAsia="Arial" w:hAnsi="Arial" w:cs="Arial"/>
-                <w:b/>
-                <w:color w:val="000000"/>
+            <w:vAlign w:val="center"/>
+          </w:tcPr>
+          <w:p>
+            <w:pPr>
+              <w:pStyle w:val="Prrafodelista"/>
+              <w:tabs>
+                <w:tab w:val="left" w:pos="0"/>
+                <w:tab w:val="left" w:pos="142"/>
+                <w:tab w:val="left" w:pos="284"/>
+              </w:tabs>
+              <w:spacing w:line="276" w:lineRule="auto"/>
+              <w:ind w:left="0"/>
+              <w:jc w:val="both"/>
+              <w:rPr>
+                <w:rFonts w:ascii="Arial Nova Cond" w:hAnsi="Arial Nova Cond"/>
+                <w:color w:val="000000" w:themeColor="text1"/>
+                <w:sz w:val="20"/>
+                <w:szCs w:val="20"/>
+              </w:rPr>
+            </w:pPr>
+            <w:r>
+              <w:rPr>
+                <w:rFonts w:ascii="Arial Nova Cond" w:eastAsia="Calibri" w:hAnsi="Arial Nova Cond" w:cs="Times New Roman"/>
                 <w:sz w:val="20"/>
                 <w:szCs w:val="20"/>
                 <w:lang w:val="es-ES_tradnl"/>
@@ -14410,31 +14126,24 @@
         <w:tc>
           <w:tcPr>
             <w:tcW w:w="2015" w:type="dxa"/>
-            <w:tcBorders>
-              <w:top w:val="double" w:sz="4" w:space="0" w:color="47D459" w:themeColor="accent3" w:themeTint="99"/>
-              <w:left w:val="double" w:sz="4" w:space="0" w:color="47D459" w:themeColor="accent3" w:themeTint="99"/>
-              <w:bottom w:val="double" w:sz="4" w:space="0" w:color="47D459" w:themeColor="accent3" w:themeTint="99"/>
-              <w:right w:val="double" w:sz="4" w:space="0" w:color="47D459" w:themeColor="accent3" w:themeTint="99"/>
-            </w:tcBorders>
-            <w:vAlign w:val="center"/>
-            <w:hideMark/>
-          </w:tcPr>
-          <w:p>
-            <w:pPr>
-              <w:spacing w:after="160" w:line="276" w:lineRule="auto"/>
-              <w:ind w:right="-455"/>
-              <w:rPr>
-                <w:rFonts w:ascii="Arial" w:eastAsia="Arial" w:hAnsi="Arial" w:cs="Arial"/>
-                <w:b/>
-                <w:color w:val="000000"/>
-                <w:sz w:val="20"/>
-                <w:szCs w:val="20"/>
-              </w:rPr>
-            </w:pPr>
-            <w:r>
-              <w:rPr>
-                <w:rFonts w:ascii="Arial" w:eastAsia="Arial" w:hAnsi="Arial" w:cs="Arial"/>
-                <w:b/>
+            <w:vAlign w:val="center"/>
+          </w:tcPr>
+          <w:p>
+            <w:pPr>
+              <w:autoSpaceDE w:val="0"/>
+              <w:autoSpaceDN w:val="0"/>
+              <w:adjustRightInd w:val="0"/>
+              <w:jc w:val="center"/>
+              <w:rPr>
+                <w:rFonts w:ascii="Arial Nova Cond" w:hAnsi="Arial Nova Cond" w:cs="Arial"/>
+                <w:color w:val="000000" w:themeColor="text1"/>
+                <w:sz w:val="20"/>
+                <w:szCs w:val="20"/>
+              </w:rPr>
+            </w:pPr>
+            <w:r>
+              <w:rPr>
+                <w:rFonts w:ascii="Arial Nova Cond" w:hAnsi="Arial Nova Cond" w:cs="Arial"/>
                 <w:color w:val="000000"/>
                 <w:sz w:val="20"/>
                 <w:szCs w:val="20"/>
@@ -14446,31 +14155,24 @@
         <w:tc>
           <w:tcPr>
             <w:tcW w:w="1634" w:type="dxa"/>
-            <w:tcBorders>
-              <w:top w:val="double" w:sz="4" w:space="0" w:color="47D459" w:themeColor="accent3" w:themeTint="99"/>
-              <w:left w:val="double" w:sz="4" w:space="0" w:color="47D459" w:themeColor="accent3" w:themeTint="99"/>
-              <w:bottom w:val="double" w:sz="4" w:space="0" w:color="47D459" w:themeColor="accent3" w:themeTint="99"/>
-              <w:right w:val="double" w:sz="4" w:space="0" w:color="47D459" w:themeColor="accent3" w:themeTint="99"/>
-            </w:tcBorders>
-            <w:vAlign w:val="center"/>
-            <w:hideMark/>
-          </w:tcPr>
-          <w:p>
-            <w:pPr>
-              <w:spacing w:after="160" w:line="276" w:lineRule="auto"/>
-              <w:ind w:right="-455"/>
-              <w:rPr>
-                <w:rFonts w:ascii="Arial" w:eastAsia="Arial" w:hAnsi="Arial" w:cs="Arial"/>
-                <w:b/>
-                <w:color w:val="000000"/>
-                <w:sz w:val="20"/>
-                <w:szCs w:val="20"/>
-              </w:rPr>
-            </w:pPr>
-            <w:r>
-              <w:rPr>
-                <w:rFonts w:ascii="Arial" w:eastAsia="Arial" w:hAnsi="Arial" w:cs="Arial"/>
-                <w:b/>
+            <w:vAlign w:val="center"/>
+          </w:tcPr>
+          <w:p>
+            <w:pPr>
+              <w:autoSpaceDE w:val="0"/>
+              <w:autoSpaceDN w:val="0"/>
+              <w:adjustRightInd w:val="0"/>
+              <w:jc w:val="both"/>
+              <w:rPr>
+                <w:rFonts w:ascii="Arial Nova Cond" w:hAnsi="Arial Nova Cond" w:cs="Arial"/>
+                <w:color w:val="000000"/>
+                <w:sz w:val="20"/>
+                <w:szCs w:val="20"/>
+              </w:rPr>
+            </w:pPr>
+            <w:r>
+              <w:rPr>
+                <w:rFonts w:ascii="Arial Nova Cond" w:hAnsi="Arial Nova Cond" w:cs="Arial"/>
                 <w:color w:val="000000"/>
                 <w:sz w:val="20"/>
                 <w:szCs w:val="20"/>
@@ -14482,31 +14184,24 @@
         <w:tc>
           <w:tcPr>
             <w:tcW w:w="1337" w:type="dxa"/>
-            <w:tcBorders>
-              <w:top w:val="double" w:sz="4" w:space="0" w:color="47D459" w:themeColor="accent3" w:themeTint="99"/>
-              <w:left w:val="double" w:sz="4" w:space="0" w:color="47D459" w:themeColor="accent3" w:themeTint="99"/>
-              <w:bottom w:val="double" w:sz="4" w:space="0" w:color="47D459" w:themeColor="accent3" w:themeTint="99"/>
-              <w:right w:val="double" w:sz="4" w:space="0" w:color="47D459" w:themeColor="accent3" w:themeTint="99"/>
-            </w:tcBorders>
-            <w:vAlign w:val="center"/>
-            <w:hideMark/>
-          </w:tcPr>
-          <w:p>
-            <w:pPr>
-              <w:spacing w:after="160" w:line="276" w:lineRule="auto"/>
-              <w:ind w:right="-455"/>
-              <w:rPr>
-                <w:rFonts w:ascii="Arial" w:eastAsia="Arial" w:hAnsi="Arial" w:cs="Arial"/>
-                <w:b/>
-                <w:color w:val="000000"/>
-                <w:sz w:val="20"/>
-                <w:szCs w:val="20"/>
-              </w:rPr>
-            </w:pPr>
-            <w:r>
-              <w:rPr>
-                <w:rFonts w:ascii="Arial" w:eastAsia="Arial" w:hAnsi="Arial" w:cs="Arial"/>
-                <w:b/>
+            <w:vAlign w:val="center"/>
+          </w:tcPr>
+          <w:p>
+            <w:pPr>
+              <w:autoSpaceDE w:val="0"/>
+              <w:autoSpaceDN w:val="0"/>
+              <w:adjustRightInd w:val="0"/>
+              <w:jc w:val="center"/>
+              <w:rPr>
+                <w:rFonts w:ascii="Arial Nova Cond" w:hAnsi="Arial Nova Cond" w:cs="Arial"/>
+                <w:color w:val="000000"/>
+                <w:sz w:val="20"/>
+                <w:szCs w:val="20"/>
+              </w:rPr>
+            </w:pPr>
+            <w:r>
+              <w:rPr>
+                <w:rFonts w:ascii="Arial Nova Cond" w:hAnsi="Arial Nova Cond" w:cs="Arial"/>
                 <w:color w:val="000000"/>
                 <w:sz w:val="20"/>
                 <w:szCs w:val="20"/>
@@ -14525,24 +14220,23 @@
           <w:tcPr>
             <w:tcW w:w="875" w:type="dxa"/>
             <w:vMerge/>
-            <w:tcBorders>
-              <w:top w:val="double" w:sz="4" w:space="0" w:color="47D459" w:themeColor="accent3" w:themeTint="99"/>
-              <w:left w:val="double" w:sz="4" w:space="0" w:color="47D459" w:themeColor="accent3" w:themeTint="99"/>
-              <w:bottom w:val="double" w:sz="4" w:space="0" w:color="47D459" w:themeColor="accent3" w:themeTint="99"/>
-              <w:right w:val="double" w:sz="4" w:space="0" w:color="47D459" w:themeColor="accent3" w:themeTint="99"/>
-            </w:tcBorders>
-            <w:vAlign w:val="center"/>
-            <w:hideMark/>
-          </w:tcPr>
-          <w:p>
-            <w:pPr>
-              <w:spacing w:after="160" w:line="276" w:lineRule="auto"/>
-              <w:ind w:right="-455"/>
-              <w:rPr>
-                <w:rFonts w:ascii="Arial" w:eastAsia="Arial" w:hAnsi="Arial" w:cs="Arial"/>
+            <w:vAlign w:val="center"/>
+          </w:tcPr>
+          <w:p>
+            <w:pPr>
+              <w:pStyle w:val="Prrafodelista"/>
+              <w:tabs>
+                <w:tab w:val="left" w:pos="0"/>
+                <w:tab w:val="left" w:pos="142"/>
+                <w:tab w:val="left" w:pos="284"/>
+              </w:tabs>
+              <w:spacing w:line="276" w:lineRule="auto"/>
+              <w:ind w:left="0"/>
+              <w:jc w:val="center"/>
+              <w:rPr>
+                <w:rFonts w:ascii="Arial Nova Cond" w:eastAsia="Calibri" w:hAnsi="Arial Nova Cond" w:cs="Times New Roman"/>
                 <w:b/>
                 <w:bCs/>
-                <w:color w:val="000000"/>
                 <w:sz w:val="20"/>
                 <w:szCs w:val="20"/>
                 <w:lang w:val="es-ES_tradnl"/>
@@ -14553,24 +14247,23 @@
         <w:tc>
           <w:tcPr>
             <w:tcW w:w="1095" w:type="dxa"/>
-            <w:tcBorders>
-              <w:top w:val="double" w:sz="4" w:space="0" w:color="47D459" w:themeColor="accent3" w:themeTint="99"/>
-              <w:left w:val="double" w:sz="4" w:space="0" w:color="47D459" w:themeColor="accent3" w:themeTint="99"/>
-              <w:bottom w:val="double" w:sz="4" w:space="0" w:color="47D459" w:themeColor="accent3" w:themeTint="99"/>
-              <w:right w:val="double" w:sz="4" w:space="0" w:color="47D459" w:themeColor="accent3" w:themeTint="99"/>
-            </w:tcBorders>
-            <w:vAlign w:val="center"/>
-            <w:hideMark/>
-          </w:tcPr>
-          <w:p>
-            <w:pPr>
-              <w:spacing w:after="160" w:line="276" w:lineRule="auto"/>
-              <w:ind w:right="-455"/>
-              <w:rPr>
-                <w:rFonts w:ascii="Arial" w:eastAsia="Arial" w:hAnsi="Arial" w:cs="Arial"/>
+            <w:vAlign w:val="center"/>
+          </w:tcPr>
+          <w:p>
+            <w:pPr>
+              <w:pStyle w:val="Prrafodelista"/>
+              <w:tabs>
+                <w:tab w:val="left" w:pos="0"/>
+                <w:tab w:val="left" w:pos="142"/>
+                <w:tab w:val="left" w:pos="284"/>
+              </w:tabs>
+              <w:spacing w:line="276" w:lineRule="auto"/>
+              <w:ind w:left="0"/>
+              <w:jc w:val="center"/>
+              <w:rPr>
+                <w:rFonts w:ascii="Arial Nova Cond" w:eastAsia="Calibri" w:hAnsi="Arial Nova Cond" w:cs="Times New Roman"/>
                 <w:b/>
                 <w:bCs/>
-                <w:color w:val="000000"/>
                 <w:sz w:val="20"/>
                 <w:szCs w:val="20"/>
                 <w:lang w:val="es-ES_tradnl"/>
@@ -14578,10 +14271,9 @@
             </w:pPr>
             <w:r>
               <w:rPr>
-                <w:rFonts w:ascii="Arial" w:eastAsia="Arial" w:hAnsi="Arial" w:cs="Arial"/>
+                <w:rFonts w:ascii="Arial Nova Cond" w:eastAsia="Calibri" w:hAnsi="Arial Nova Cond" w:cs="Times New Roman"/>
                 <w:b/>
                 <w:bCs/>
-                <w:color w:val="000000"/>
                 <w:sz w:val="20"/>
                 <w:szCs w:val="20"/>
                 <w:lang w:val="es-ES_tradnl"/>
@@ -14593,23 +14285,21 @@
         <w:tc>
           <w:tcPr>
             <w:tcW w:w="1726" w:type="dxa"/>
-            <w:tcBorders>
-              <w:top w:val="double" w:sz="4" w:space="0" w:color="47D459" w:themeColor="accent3" w:themeTint="99"/>
-              <w:left w:val="double" w:sz="4" w:space="0" w:color="47D459" w:themeColor="accent3" w:themeTint="99"/>
-              <w:bottom w:val="double" w:sz="4" w:space="0" w:color="47D459" w:themeColor="accent3" w:themeTint="99"/>
-              <w:right w:val="double" w:sz="4" w:space="0" w:color="47D459" w:themeColor="accent3" w:themeTint="99"/>
-            </w:tcBorders>
-            <w:vAlign w:val="center"/>
-            <w:hideMark/>
-          </w:tcPr>
-          <w:p>
-            <w:pPr>
-              <w:spacing w:after="160" w:line="276" w:lineRule="auto"/>
-              <w:ind w:right="-455"/>
-              <w:rPr>
-                <w:rFonts w:ascii="Arial" w:eastAsia="Arial" w:hAnsi="Arial" w:cs="Arial"/>
-                <w:b/>
-                <w:color w:val="000000"/>
+            <w:vAlign w:val="center"/>
+          </w:tcPr>
+          <w:p>
+            <w:pPr>
+              <w:pStyle w:val="Prrafodelista"/>
+              <w:tabs>
+                <w:tab w:val="left" w:pos="0"/>
+                <w:tab w:val="left" w:pos="142"/>
+                <w:tab w:val="left" w:pos="284"/>
+              </w:tabs>
+              <w:spacing w:line="276" w:lineRule="auto"/>
+              <w:ind w:left="0"/>
+              <w:rPr>
+                <w:rFonts w:ascii="Arial Nova Cond" w:eastAsia="Calibri" w:hAnsi="Arial Nova Cond" w:cs="Times New Roman"/>
+                <w:color w:val="000000" w:themeColor="text1"/>
                 <w:sz w:val="20"/>
                 <w:szCs w:val="20"/>
                 <w:lang w:val="es-ES_tradnl"/>
@@ -14617,9 +14307,7 @@
             </w:pPr>
             <w:r>
               <w:rPr>
-                <w:rFonts w:ascii="Arial" w:eastAsia="Arial" w:hAnsi="Arial" w:cs="Arial"/>
-                <w:b/>
-                <w:color w:val="000000"/>
+                <w:rFonts w:ascii="Arial Nova Cond" w:eastAsia="Calibri" w:hAnsi="Arial Nova Cond" w:cs="Times New Roman"/>
                 <w:sz w:val="20"/>
                 <w:szCs w:val="20"/>
                 <w:lang w:val="es-ES_tradnl"/>
@@ -14631,23 +14319,22 @@
         <w:tc>
           <w:tcPr>
             <w:tcW w:w="6169" w:type="dxa"/>
-            <w:tcBorders>
-              <w:top w:val="double" w:sz="4" w:space="0" w:color="47D459" w:themeColor="accent3" w:themeTint="99"/>
-              <w:left w:val="double" w:sz="4" w:space="0" w:color="47D459" w:themeColor="accent3" w:themeTint="99"/>
-              <w:bottom w:val="double" w:sz="4" w:space="0" w:color="47D459" w:themeColor="accent3" w:themeTint="99"/>
-              <w:right w:val="double" w:sz="4" w:space="0" w:color="47D459" w:themeColor="accent3" w:themeTint="99"/>
-            </w:tcBorders>
-            <w:vAlign w:val="center"/>
-            <w:hideMark/>
-          </w:tcPr>
-          <w:p>
-            <w:pPr>
-              <w:spacing w:after="160" w:line="276" w:lineRule="auto"/>
-              <w:ind w:right="-455"/>
-              <w:rPr>
-                <w:rFonts w:ascii="Arial" w:eastAsia="Arial" w:hAnsi="Arial" w:cs="Arial"/>
-                <w:b/>
-                <w:color w:val="000000"/>
+            <w:vAlign w:val="center"/>
+          </w:tcPr>
+          <w:p>
+            <w:pPr>
+              <w:pStyle w:val="Prrafodelista"/>
+              <w:tabs>
+                <w:tab w:val="left" w:pos="0"/>
+                <w:tab w:val="left" w:pos="142"/>
+                <w:tab w:val="left" w:pos="284"/>
+              </w:tabs>
+              <w:spacing w:line="276" w:lineRule="auto"/>
+              <w:ind w:left="0"/>
+              <w:jc w:val="both"/>
+              <w:rPr>
+                <w:rFonts w:ascii="Arial Nova Cond" w:eastAsia="Calibri" w:hAnsi="Arial Nova Cond" w:cs="Times New Roman"/>
+                <w:color w:val="000000" w:themeColor="text1"/>
                 <w:sz w:val="20"/>
                 <w:szCs w:val="20"/>
                 <w:lang w:val="es-ES_tradnl"/>
@@ -14655,9 +14342,7 @@
             </w:pPr>
             <w:r>
               <w:rPr>
-                <w:rFonts w:ascii="Arial" w:eastAsia="Arial" w:hAnsi="Arial" w:cs="Arial"/>
-                <w:b/>
-                <w:color w:val="000000"/>
+                <w:rFonts w:ascii="Arial Nova Cond" w:eastAsia="Calibri" w:hAnsi="Arial Nova Cond" w:cs="Times New Roman"/>
                 <w:sz w:val="20"/>
                 <w:szCs w:val="20"/>
                 <w:lang w:val="es-ES_tradnl"/>
@@ -14669,23 +14354,16 @@
         <w:tc>
           <w:tcPr>
             <w:tcW w:w="2015" w:type="dxa"/>
-            <w:tcBorders>
-              <w:top w:val="double" w:sz="4" w:space="0" w:color="47D459" w:themeColor="accent3" w:themeTint="99"/>
-              <w:left w:val="double" w:sz="4" w:space="0" w:color="47D459" w:themeColor="accent3" w:themeTint="99"/>
-              <w:bottom w:val="double" w:sz="4" w:space="0" w:color="47D459" w:themeColor="accent3" w:themeTint="99"/>
-              <w:right w:val="double" w:sz="4" w:space="0" w:color="47D459" w:themeColor="accent3" w:themeTint="99"/>
-            </w:tcBorders>
-            <w:vAlign w:val="center"/>
-            <w:hideMark/>
-          </w:tcPr>
-          <w:p>
-            <w:pPr>
-              <w:spacing w:after="160" w:line="276" w:lineRule="auto"/>
-              <w:ind w:right="-455"/>
-              <w:rPr>
-                <w:rFonts w:ascii="Arial" w:eastAsia="Arial" w:hAnsi="Arial" w:cs="Arial"/>
-                <w:b/>
-                <w:color w:val="000000"/>
+            <w:vAlign w:val="center"/>
+          </w:tcPr>
+          <w:p>
+            <w:pPr>
+              <w:autoSpaceDE w:val="0"/>
+              <w:autoSpaceDN w:val="0"/>
+              <w:adjustRightInd w:val="0"/>
+              <w:jc w:val="center"/>
+              <w:rPr>
+                <w:rFonts w:ascii="Arial Nova Cond" w:eastAsia="Calibri" w:hAnsi="Arial Nova Cond" w:cs="Times New Roman"/>
                 <w:sz w:val="20"/>
                 <w:szCs w:val="20"/>
                 <w:lang w:val="es-ES_tradnl"/>
@@ -14693,8 +14371,7 @@
             </w:pPr>
             <w:r>
               <w:rPr>
-                <w:rFonts w:ascii="Arial" w:eastAsia="Arial" w:hAnsi="Arial" w:cs="Arial"/>
-                <w:b/>
+                <w:rFonts w:ascii="Arial Nova Cond" w:hAnsi="Arial Nova Cond" w:cs="Arial"/>
                 <w:color w:val="000000"/>
                 <w:sz w:val="20"/>
                 <w:szCs w:val="20"/>
@@ -14706,31 +14383,24 @@
         <w:tc>
           <w:tcPr>
             <w:tcW w:w="1634" w:type="dxa"/>
-            <w:tcBorders>
-              <w:top w:val="double" w:sz="4" w:space="0" w:color="47D459" w:themeColor="accent3" w:themeTint="99"/>
-              <w:left w:val="double" w:sz="4" w:space="0" w:color="47D459" w:themeColor="accent3" w:themeTint="99"/>
-              <w:bottom w:val="double" w:sz="4" w:space="0" w:color="47D459" w:themeColor="accent3" w:themeTint="99"/>
-              <w:right w:val="double" w:sz="4" w:space="0" w:color="47D459" w:themeColor="accent3" w:themeTint="99"/>
-            </w:tcBorders>
-            <w:vAlign w:val="center"/>
-            <w:hideMark/>
-          </w:tcPr>
-          <w:p>
-            <w:pPr>
-              <w:spacing w:after="160" w:line="276" w:lineRule="auto"/>
-              <w:ind w:right="-455"/>
-              <w:rPr>
-                <w:rFonts w:ascii="Arial" w:eastAsia="Arial" w:hAnsi="Arial" w:cs="Arial"/>
-                <w:b/>
-                <w:color w:val="000000"/>
-                <w:sz w:val="20"/>
-                <w:szCs w:val="20"/>
-              </w:rPr>
-            </w:pPr>
-            <w:r>
-              <w:rPr>
-                <w:rFonts w:ascii="Arial" w:eastAsia="Arial" w:hAnsi="Arial" w:cs="Arial"/>
-                <w:b/>
+            <w:vAlign w:val="center"/>
+          </w:tcPr>
+          <w:p>
+            <w:pPr>
+              <w:autoSpaceDE w:val="0"/>
+              <w:autoSpaceDN w:val="0"/>
+              <w:adjustRightInd w:val="0"/>
+              <w:jc w:val="both"/>
+              <w:rPr>
+                <w:rFonts w:ascii="Arial Nova Cond" w:hAnsi="Arial Nova Cond" w:cs="Arial"/>
+                <w:color w:val="000000"/>
+                <w:sz w:val="20"/>
+                <w:szCs w:val="20"/>
+              </w:rPr>
+            </w:pPr>
+            <w:r>
+              <w:rPr>
+                <w:rFonts w:ascii="Arial Nova Cond" w:hAnsi="Arial Nova Cond" w:cs="Arial"/>
                 <w:color w:val="000000"/>
                 <w:sz w:val="20"/>
                 <w:szCs w:val="20"/>
@@ -14742,31 +14412,24 @@
         <w:tc>
           <w:tcPr>
             <w:tcW w:w="1337" w:type="dxa"/>
-            <w:tcBorders>
-              <w:top w:val="double" w:sz="4" w:space="0" w:color="47D459" w:themeColor="accent3" w:themeTint="99"/>
-              <w:left w:val="double" w:sz="4" w:space="0" w:color="47D459" w:themeColor="accent3" w:themeTint="99"/>
-              <w:bottom w:val="double" w:sz="4" w:space="0" w:color="47D459" w:themeColor="accent3" w:themeTint="99"/>
-              <w:right w:val="double" w:sz="4" w:space="0" w:color="47D459" w:themeColor="accent3" w:themeTint="99"/>
-            </w:tcBorders>
-            <w:vAlign w:val="center"/>
-            <w:hideMark/>
-          </w:tcPr>
-          <w:p>
-            <w:pPr>
-              <w:spacing w:after="160" w:line="276" w:lineRule="auto"/>
-              <w:ind w:right="-455"/>
-              <w:rPr>
-                <w:rFonts w:ascii="Arial" w:eastAsia="Arial" w:hAnsi="Arial" w:cs="Arial"/>
-                <w:b/>
-                <w:color w:val="000000"/>
-                <w:sz w:val="20"/>
-                <w:szCs w:val="20"/>
-              </w:rPr>
-            </w:pPr>
-            <w:r>
-              <w:rPr>
-                <w:rFonts w:ascii="Arial" w:eastAsia="Arial" w:hAnsi="Arial" w:cs="Arial"/>
-                <w:b/>
+            <w:vAlign w:val="center"/>
+          </w:tcPr>
+          <w:p>
+            <w:pPr>
+              <w:autoSpaceDE w:val="0"/>
+              <w:autoSpaceDN w:val="0"/>
+              <w:adjustRightInd w:val="0"/>
+              <w:jc w:val="center"/>
+              <w:rPr>
+                <w:rFonts w:ascii="Arial Nova Cond" w:hAnsi="Arial Nova Cond" w:cs="Arial"/>
+                <w:color w:val="000000"/>
+                <w:sz w:val="20"/>
+                <w:szCs w:val="20"/>
+              </w:rPr>
+            </w:pPr>
+            <w:r>
+              <w:rPr>
+                <w:rFonts w:ascii="Arial Nova Cond" w:hAnsi="Arial Nova Cond" w:cs="Arial"/>
                 <w:color w:val="000000"/>
                 <w:sz w:val="20"/>
                 <w:szCs w:val="20"/>
@@ -14776,6 +14439,7 @@
           </w:p>
         </w:tc>
       </w:tr>
+      <w:bookmarkEnd w:id="1"/>
     </w:tbl>
     <w:p>
       <w:pPr>
@@ -30795,6 +30459,7 @@
   <w:style w:type="character" w:default="1" w:styleId="Fuentedeprrafopredeter">
     <w:name w:val="Default Paragraph Font"/>
     <w:uiPriority w:val="1"/>
+    <w:semiHidden/>
     <w:unhideWhenUsed/>
   </w:style>
   <w:style w:type="table" w:default="1" w:styleId="Tablanormal">
@@ -31524,6 +31189,21 @@
       <w:u w:val="single"/>
     </w:rPr>
   </w:style>
+  <w:style w:type="paragraph" w:styleId="Sinespaciado">
+    <w:name w:val="No Spacing"/>
+    <w:uiPriority w:val="1"/>
+    <w:qFormat/>
+    <w:rsid w:val="00987ED8"/>
+    <w:pPr>
+      <w:spacing w:after="0" w:line="240" w:lineRule="auto"/>
+    </w:pPr>
+    <w:rPr>
+      <w:rFonts w:asciiTheme="minorHAnsi" w:eastAsiaTheme="minorHAnsi" w:hAnsiTheme="minorHAnsi" w:cstheme="minorBidi"/>
+      <w:kern w:val="2"/>
+      <w:lang w:eastAsia="en-US"/>
+      <w14:ligatures w14:val="standardContextual"/>
+    </w:rPr>
+  </w:style>
 </w:styles>
 </file>
 

--- a/templates/plananual/CYT 1° A 5°/CYT 3° - PROGRAMACIÓN  ANUAL.docx
+++ b/templates/plananual/CYT 1° A 5°/CYT 3° - PROGRAMACIÓN  ANUAL.docx
@@ -1,6 +1,6 @@
 
 <file path=word/document.xml><?xml version="1.0" encoding="utf-8"?>
-<w:document xmlns:wpc="http://schemas.microsoft.com/office/word/2010/wordprocessingCanvas" xmlns:cx="http://schemas.microsoft.com/office/drawing/2014/chartex" xmlns:cx1="http://schemas.microsoft.com/office/drawing/2015/9/8/chartex" xmlns:cx2="http://schemas.microsoft.com/office/drawing/2015/10/21/chartex" xmlns:cx3="http://schemas.microsoft.com/office/drawing/2016/5/9/chartex" xmlns:cx4="http://schemas.microsoft.com/office/drawing/2016/5/10/chartex" xmlns:cx5="http://schemas.microsoft.com/office/drawing/2016/5/11/chartex" xmlns:cx6="http://schemas.microsoft.com/office/drawing/2016/5/12/chartex" xmlns:cx7="http://schemas.microsoft.com/office/drawing/2016/5/13/chartex" xmlns:cx8="http://schemas.microsoft.com/office/drawing/2016/5/14/chartex" xmlns:mc="http://schemas.openxmlformats.org/markup-compatibility/2006" xmlns:aink="http://schemas.microsoft.com/office/drawing/2016/ink" xmlns:am3d="http://schemas.microsoft.com/office/drawing/2017/model3d" xmlns:o="urn:schemas-microsoft-com:office:office" xmlns:oel="http://schemas.microsoft.com/office/2019/extlst" xmlns:r="http://schemas.openxmlformats.org/officeDocument/2006/relationships" xmlns:m="http://schemas.openxmlformats.org/officeDocument/2006/math" xmlns:v="urn:schemas-microsoft-com:vml" xmlns:wp14="http://schemas.microsoft.com/office/word/2010/wordprocessingDrawing" xmlns:wp="http://schemas.openxmlformats.org/drawingml/2006/wordprocessingDrawing" xmlns:w10="urn:schemas-microsoft-com:office:word" xmlns:w="http://schemas.openxmlformats.org/wordprocessingml/2006/main" xmlns:w14="http://schemas.microsoft.com/office/word/2010/wordml" xmlns:w15="http://schemas.microsoft.com/office/word/2012/wordml" xmlns:w16cex="http://schemas.microsoft.com/office/word/2018/wordml/cex" xmlns:w16cid="http://schemas.microsoft.com/office/word/2016/wordml/cid" xmlns:w16="http://schemas.microsoft.com/office/word/2018/wordml" xmlns:w16du="http://schemas.microsoft.com/office/word/2023/wordml/word16du" xmlns:w16sdtdh="http://schemas.microsoft.com/office/word/2020/wordml/sdtdatahash" xmlns:w16se="http://schemas.microsoft.com/office/word/2015/wordml/symex" xmlns:wpg="http://schemas.microsoft.com/office/word/2010/wordprocessingGroup" xmlns:wpi="http://schemas.microsoft.com/office/word/2010/wordprocessingInk" xmlns:wne="http://schemas.microsoft.com/office/word/2006/wordml" xmlns:wps="http://schemas.microsoft.com/office/word/2010/wordprocessingShape" mc:Ignorable="w14 w15 w16se w16cid w16 w16cex w16sdtdh w16du wp14">
+<w:document xmlns:wpc="http://schemas.microsoft.com/office/word/2010/wordprocessingCanvas" xmlns:cx="http://schemas.microsoft.com/office/drawing/2014/chartex" xmlns:cx1="http://schemas.microsoft.com/office/drawing/2015/9/8/chartex" xmlns:cx2="http://schemas.microsoft.com/office/drawing/2015/10/21/chartex" xmlns:cx3="http://schemas.microsoft.com/office/drawing/2016/5/9/chartex" xmlns:cx4="http://schemas.microsoft.com/office/drawing/2016/5/10/chartex" xmlns:cx5="http://schemas.microsoft.com/office/drawing/2016/5/11/chartex" xmlns:cx6="http://schemas.microsoft.com/office/drawing/2016/5/12/chartex" xmlns:cx7="http://schemas.microsoft.com/office/drawing/2016/5/13/chartex" xmlns:cx8="http://schemas.microsoft.com/office/drawing/2016/5/14/chartex" xmlns:mc="http://schemas.openxmlformats.org/markup-compatibility/2006" xmlns:aink="http://schemas.microsoft.com/office/drawing/2016/ink" xmlns:am3d="http://schemas.microsoft.com/office/drawing/2017/model3d" xmlns:o="urn:schemas-microsoft-com:office:office" xmlns:oel="http://schemas.microsoft.com/office/2019/extlst" xmlns:r="http://schemas.openxmlformats.org/officeDocument/2006/relationships" xmlns:m="http://schemas.openxmlformats.org/officeDocument/2006/math" xmlns:v="urn:schemas-microsoft-com:vml" xmlns:wp14="http://schemas.microsoft.com/office/word/2010/wordprocessingDrawing" xmlns:wp="http://schemas.openxmlformats.org/drawingml/2006/wordprocessingDrawing" xmlns:w10="urn:schemas-microsoft-com:office:word" xmlns:w="http://schemas.openxmlformats.org/wordprocessingml/2006/main" xmlns:w14="http://schemas.microsoft.com/office/word/2010/wordml" xmlns:w15="http://schemas.microsoft.com/office/word/2012/wordml" xmlns:w16cex="http://schemas.microsoft.com/office/word/2018/wordml/cex" xmlns:w16cid="http://schemas.microsoft.com/office/word/2016/wordml/cid" xmlns:w16="http://schemas.microsoft.com/office/word/2018/wordml" xmlns:w16du="http://schemas.microsoft.com/office/word/2023/wordml/word16du" xmlns:w16sdtdh="http://schemas.microsoft.com/office/word/2020/wordml/sdtdatahash" xmlns:w16sdtfl="http://schemas.microsoft.com/office/word/2024/wordml/sdtformatlock" xmlns:w16se="http://schemas.microsoft.com/office/word/2015/wordml/symex" xmlns:wpg="http://schemas.microsoft.com/office/word/2010/wordprocessingGroup" xmlns:wpi="http://schemas.microsoft.com/office/word/2010/wordprocessingInk" xmlns:wne="http://schemas.microsoft.com/office/word/2006/wordml" xmlns:wps="http://schemas.microsoft.com/office/word/2010/wordprocessingShape" mc:Ignorable="w14 w15 w16se w16cid w16 w16cex w16sdtdh w16sdtfl w16du wp14">
   <w:body>
     <w:p>
       <w:pPr>
@@ -485,7 +485,25 @@
                 <w:sz w:val="20"/>
                 <w:szCs w:val="20"/>
               </w:rPr>
-              <w:t>{{dre}}</w:t>
+              <w:t>{{</w:t>
+            </w:r>
+            <w:proofErr w:type="spellStart"/>
+            <w:r>
+              <w:rPr>
+                <w:rFonts w:ascii="Arial Nova Cond" w:hAnsi="Arial Nova Cond" w:cs="Times New Roman"/>
+                <w:sz w:val="20"/>
+                <w:szCs w:val="20"/>
+              </w:rPr>
+              <w:t>dre</w:t>
+            </w:r>
+            <w:proofErr w:type="spellEnd"/>
+            <w:r>
+              <w:rPr>
+                <w:rFonts w:ascii="Arial Nova Cond" w:hAnsi="Arial Nova Cond" w:cs="Times New Roman"/>
+                <w:sz w:val="20"/>
+                <w:szCs w:val="20"/>
+              </w:rPr>
+              <w:t>}}</w:t>
             </w:r>
           </w:p>
         </w:tc>
@@ -535,7 +553,25 @@
                 <w:sz w:val="20"/>
                 <w:szCs w:val="20"/>
               </w:rPr>
-              <w:t>{{area}}</w:t>
+              <w:t>{{</w:t>
+            </w:r>
+            <w:proofErr w:type="spellStart"/>
+            <w:r>
+              <w:rPr>
+                <w:rFonts w:ascii="Arial Nova Cond" w:hAnsi="Arial Nova Cond" w:cs="Times New Roman"/>
+                <w:sz w:val="20"/>
+                <w:szCs w:val="20"/>
+              </w:rPr>
+              <w:t>area</w:t>
+            </w:r>
+            <w:proofErr w:type="spellEnd"/>
+            <w:r>
+              <w:rPr>
+                <w:rFonts w:ascii="Arial Nova Cond" w:hAnsi="Arial Nova Cond" w:cs="Times New Roman"/>
+                <w:sz w:val="20"/>
+                <w:szCs w:val="20"/>
+              </w:rPr>
+              <w:t>}}</w:t>
             </w:r>
           </w:p>
         </w:tc>
@@ -657,7 +693,25 @@
                 <w:sz w:val="20"/>
                 <w:szCs w:val="20"/>
               </w:rPr>
-              <w:t>{{ugel}}</w:t>
+              <w:t>{{</w:t>
+            </w:r>
+            <w:proofErr w:type="spellStart"/>
+            <w:r>
+              <w:rPr>
+                <w:rFonts w:ascii="Arial Nova Cond" w:hAnsi="Arial Nova Cond" w:cs="Times New Roman"/>
+                <w:sz w:val="20"/>
+                <w:szCs w:val="20"/>
+              </w:rPr>
+              <w:t>ugel</w:t>
+            </w:r>
+            <w:proofErr w:type="spellEnd"/>
+            <w:r>
+              <w:rPr>
+                <w:rFonts w:ascii="Arial Nova Cond" w:hAnsi="Arial Nova Cond" w:cs="Times New Roman"/>
+                <w:sz w:val="20"/>
+                <w:szCs w:val="20"/>
+              </w:rPr>
+              <w:t>}}</w:t>
             </w:r>
           </w:p>
         </w:tc>
@@ -682,7 +736,25 @@
                 <w:sz w:val="20"/>
                 <w:szCs w:val="20"/>
               </w:rPr>
-              <w:t>{{cordinador}}</w:t>
+              <w:t>{{</w:t>
+            </w:r>
+            <w:proofErr w:type="spellStart"/>
+            <w:r>
+              <w:rPr>
+                <w:rFonts w:ascii="Arial Nova Cond" w:hAnsi="Arial Nova Cond" w:cs="Times New Roman"/>
+                <w:sz w:val="20"/>
+                <w:szCs w:val="20"/>
+              </w:rPr>
+              <w:t>cordinador</w:t>
+            </w:r>
+            <w:proofErr w:type="spellEnd"/>
+            <w:r>
+              <w:rPr>
+                <w:rFonts w:ascii="Arial Nova Cond" w:hAnsi="Arial Nova Cond" w:cs="Times New Roman"/>
+                <w:sz w:val="20"/>
+                <w:szCs w:val="20"/>
+              </w:rPr>
+              <w:t>}}</w:t>
             </w:r>
           </w:p>
         </w:tc>
@@ -838,7 +910,25 @@
                 <w:sz w:val="20"/>
                 <w:szCs w:val="20"/>
               </w:rPr>
-              <w:t>{{institucioneducativa}}</w:t>
+              <w:t>{{</w:t>
+            </w:r>
+            <w:proofErr w:type="spellStart"/>
+            <w:r>
+              <w:rPr>
+                <w:rFonts w:ascii="Arial Nova Cond" w:hAnsi="Arial Nova Cond" w:cs="Times New Roman"/>
+                <w:sz w:val="20"/>
+                <w:szCs w:val="20"/>
+              </w:rPr>
+              <w:t>institucioneducativa</w:t>
+            </w:r>
+            <w:proofErr w:type="spellEnd"/>
+            <w:r>
+              <w:rPr>
+                <w:rFonts w:ascii="Arial Nova Cond" w:hAnsi="Arial Nova Cond" w:cs="Times New Roman"/>
+                <w:sz w:val="20"/>
+                <w:szCs w:val="20"/>
+              </w:rPr>
+              <w:t>}}</w:t>
             </w:r>
           </w:p>
         </w:tc>
@@ -1308,7 +1398,27 @@
                 <w:sz w:val="20"/>
                 <w:szCs w:val="20"/>
               </w:rPr>
-              <w:t>En esta área, el marco teórico y metodológico que orienta el proceso de enseñanza y aprendizaje en esta área, corresponde al enfoque de indagación y alfabetización científica y tecnológica, sustentado en la construcción activa del conocimiento a partir de la curiosidad, la observación y el cuestionamiento que realizan los estudiantes al interactuar con el mundo. En este proceso, exploran la realidad; expresan, dialogan e intercambian sus formas de pensar el mundo; y las contrastan con los conocimientos científicos. Estas habilidades les permiten profundizar y construir nuevos conocimientos, resolver situaciones y tomar decisiones con fundamento científico. Asimismo, les permiten reconocer los beneficios y limitaciones de la ciencia y la tecnología y comprender las relaciones que existen entre la ciencia, la tecnología y la sociedad.</w:t>
+              <w:t xml:space="preserve">En esta área, el marco teórico y metodológico que orienta el proceso de enseñanza y aprendizaje en esta </w:t>
+            </w:r>
+            <w:proofErr w:type="gramStart"/>
+            <w:r>
+              <w:rPr>
+                <w:rFonts w:ascii="Arial" w:eastAsia="Arial" w:hAnsi="Arial" w:cs="Arial"/>
+                <w:color w:val="000000"/>
+                <w:sz w:val="20"/>
+                <w:szCs w:val="20"/>
+              </w:rPr>
+              <w:t>área,</w:t>
+            </w:r>
+            <w:proofErr w:type="gramEnd"/>
+            <w:r>
+              <w:rPr>
+                <w:rFonts w:ascii="Arial" w:eastAsia="Arial" w:hAnsi="Arial" w:cs="Arial"/>
+                <w:color w:val="000000"/>
+                <w:sz w:val="20"/>
+                <w:szCs w:val="20"/>
+              </w:rPr>
+              <w:t xml:space="preserve"> corresponde al enfoque de indagación y alfabetización científica y tecnológica, sustentado en la construcción activa del conocimiento a partir de la curiosidad, la observación y el cuestionamiento que realizan los estudiantes al interactuar con el mundo. En este proceso, exploran la realidad; expresan, dialogan e intercambian sus formas de pensar el mundo; y las contrastan con los conocimientos científicos. Estas habilidades les permiten profundizar y construir nuevos conocimientos, resolver situaciones y tomar decisiones con fundamento científico. Asimismo, les permiten reconocer los beneficios y limitaciones de la ciencia y la tecnología y comprender las relaciones que existen entre la ciencia, la tecnología y la sociedad.</w:t>
             </w:r>
           </w:p>
           <w:p>
@@ -12094,13 +12204,13 @@
         <w:tblLook w:val="04A0" w:firstRow="1" w:lastRow="0" w:firstColumn="1" w:lastColumn="0" w:noHBand="0" w:noVBand="1"/>
       </w:tblPr>
       <w:tblGrid>
-        <w:gridCol w:w="875"/>
-        <w:gridCol w:w="1095"/>
-        <w:gridCol w:w="1726"/>
-        <w:gridCol w:w="6169"/>
-        <w:gridCol w:w="2015"/>
-        <w:gridCol w:w="1634"/>
-        <w:gridCol w:w="1337"/>
+        <w:gridCol w:w="818"/>
+        <w:gridCol w:w="1018"/>
+        <w:gridCol w:w="5379"/>
+        <w:gridCol w:w="1984"/>
+        <w:gridCol w:w="2693"/>
+        <w:gridCol w:w="1560"/>
+        <w:gridCol w:w="1399"/>
       </w:tblGrid>
       <w:tr>
         <w:trPr>
@@ -12109,7 +12219,7 @@
         </w:trPr>
         <w:tc>
           <w:tcPr>
-            <w:tcW w:w="875" w:type="dxa"/>
+            <w:tcW w:w="818" w:type="dxa"/>
             <w:shd w:val="clear" w:color="auto" w:fill="C1F0C7" w:themeFill="accent3" w:themeFillTint="33"/>
             <w:vAlign w:val="center"/>
           </w:tcPr>
@@ -12143,7 +12253,7 @@
         </w:tc>
         <w:tc>
           <w:tcPr>
-            <w:tcW w:w="1095" w:type="dxa"/>
+            <w:tcW w:w="1018" w:type="dxa"/>
             <w:shd w:val="clear" w:color="auto" w:fill="C1F0C7" w:themeFill="accent3" w:themeFillTint="33"/>
             <w:vAlign w:val="center"/>
           </w:tcPr>
@@ -12176,7 +12286,7 @@
         </w:tc>
         <w:tc>
           <w:tcPr>
-            <w:tcW w:w="1726" w:type="dxa"/>
+            <w:tcW w:w="5379" w:type="dxa"/>
             <w:shd w:val="clear" w:color="auto" w:fill="C1F0C7" w:themeFill="accent3" w:themeFillTint="33"/>
             <w:vAlign w:val="center"/>
           </w:tcPr>
@@ -12203,13 +12313,35 @@
                 <w:sz w:val="20"/>
                 <w:szCs w:val="20"/>
               </w:rPr>
-              <w:t>PROBLEMA / POTENCIALIDAD</w:t>
-            </w:r>
-          </w:p>
-        </w:tc>
-        <w:tc>
-          <w:tcPr>
-            <w:tcW w:w="6169" w:type="dxa"/>
+              <w:t>SITUACIÓN SIGNIF</w:t>
+            </w:r>
+            <w:r>
+              <w:rPr>
+                <w:rFonts w:ascii="Arial Nova Cond" w:hAnsi="Arial Nova Cond" w:cs="Times New Roman"/>
+                <w:b/>
+                <w:bCs/>
+                <w:color w:val="000000" w:themeColor="text1"/>
+                <w:sz w:val="20"/>
+                <w:szCs w:val="20"/>
+              </w:rPr>
+              <w:t>I</w:t>
+            </w:r>
+            <w:r>
+              <w:rPr>
+                <w:rFonts w:ascii="Arial Nova Cond" w:hAnsi="Arial Nova Cond" w:cs="Times New Roman"/>
+                <w:b/>
+                <w:bCs/>
+                <w:color w:val="000000" w:themeColor="text1"/>
+                <w:sz w:val="20"/>
+                <w:szCs w:val="20"/>
+              </w:rPr>
+              <w:t>CATIVA</w:t>
+            </w:r>
+          </w:p>
+        </w:tc>
+        <w:tc>
+          <w:tcPr>
+            <w:tcW w:w="1984" w:type="dxa"/>
             <w:shd w:val="clear" w:color="auto" w:fill="C1F0C7" w:themeFill="accent3" w:themeFillTint="33"/>
             <w:vAlign w:val="center"/>
           </w:tcPr>
@@ -12236,7 +12368,7 @@
                 <w:sz w:val="20"/>
                 <w:szCs w:val="20"/>
               </w:rPr>
-              <w:t>SITUACIÓN SIGNIF</w:t>
+              <w:t>TÍTULO DE LA UNIDAD DID</w:t>
             </w:r>
             <w:r>
               <w:rPr>
@@ -12247,7 +12379,7 @@
                 <w:sz w:val="20"/>
                 <w:szCs w:val="20"/>
               </w:rPr>
-              <w:t>I</w:t>
+              <w:t>Á</w:t>
             </w:r>
             <w:r>
               <w:rPr>
@@ -12258,13 +12390,24 @@
                 <w:sz w:val="20"/>
                 <w:szCs w:val="20"/>
               </w:rPr>
-              <w:t>CATIVA</w:t>
-            </w:r>
-          </w:p>
-        </w:tc>
-        <w:tc>
-          <w:tcPr>
-            <w:tcW w:w="2015" w:type="dxa"/>
+              <w:t>CTICA</w:t>
+            </w:r>
+            <w:r>
+              <w:rPr>
+                <w:rFonts w:ascii="Arial Nova Cond" w:hAnsi="Arial Nova Cond" w:cs="Times New Roman"/>
+                <w:b/>
+                <w:bCs/>
+                <w:color w:val="000000" w:themeColor="text1"/>
+                <w:sz w:val="20"/>
+                <w:szCs w:val="20"/>
+              </w:rPr>
+              <w:t>.</w:t>
+            </w:r>
+          </w:p>
+        </w:tc>
+        <w:tc>
+          <w:tcPr>
+            <w:tcW w:w="2693" w:type="dxa"/>
             <w:shd w:val="clear" w:color="auto" w:fill="C1F0C7" w:themeFill="accent3" w:themeFillTint="33"/>
             <w:vAlign w:val="center"/>
           </w:tcPr>
@@ -12291,9 +12434,21 @@
                 <w:sz w:val="20"/>
                 <w:szCs w:val="20"/>
               </w:rPr>
-              <w:t>TÍTULO DE LA UNIDAD DID</w:t>
-            </w:r>
-            <w:r>
+              <w:t>CAMPO TEMATICO</w:t>
+            </w:r>
+          </w:p>
+        </w:tc>
+        <w:tc>
+          <w:tcPr>
+            <w:tcW w:w="1560" w:type="dxa"/>
+            <w:shd w:val="clear" w:color="auto" w:fill="C1F0C7" w:themeFill="accent3" w:themeFillTint="33"/>
+            <w:vAlign w:val="center"/>
+          </w:tcPr>
+          <w:p>
+            <w:pPr>
+              <w:pStyle w:val="Prrafodelista"/>
+              <w:ind w:left="0"/>
+              <w:jc w:val="center"/>
               <w:rPr>
                 <w:rFonts w:ascii="Arial Nova Cond" w:hAnsi="Arial Nova Cond" w:cs="Times New Roman"/>
                 <w:b/>
@@ -12302,8 +12457,7 @@
                 <w:sz w:val="20"/>
                 <w:szCs w:val="20"/>
               </w:rPr>
-              <w:t>Á</w:t>
-            </w:r>
+            </w:pPr>
             <w:r>
               <w:rPr>
                 <w:rFonts w:ascii="Arial Nova Cond" w:hAnsi="Arial Nova Cond" w:cs="Times New Roman"/>
@@ -12313,57 +12467,13 @@
                 <w:sz w:val="20"/>
                 <w:szCs w:val="20"/>
               </w:rPr>
-              <w:t>CTICA</w:t>
-            </w:r>
-            <w:r>
-              <w:rPr>
-                <w:rFonts w:ascii="Arial Nova Cond" w:hAnsi="Arial Nova Cond" w:cs="Times New Roman"/>
-                <w:b/>
-                <w:bCs/>
-                <w:color w:val="000000" w:themeColor="text1"/>
-                <w:sz w:val="20"/>
-                <w:szCs w:val="20"/>
-              </w:rPr>
-              <w:t>.</w:t>
-            </w:r>
-          </w:p>
-        </w:tc>
-        <w:tc>
-          <w:tcPr>
-            <w:tcW w:w="1634" w:type="dxa"/>
-            <w:shd w:val="clear" w:color="auto" w:fill="C1F0C7" w:themeFill="accent3" w:themeFillTint="33"/>
-            <w:vAlign w:val="center"/>
-          </w:tcPr>
-          <w:p>
-            <w:pPr>
-              <w:pStyle w:val="Prrafodelista"/>
-              <w:ind w:left="0"/>
-              <w:jc w:val="center"/>
-              <w:rPr>
-                <w:rFonts w:ascii="Arial Nova Cond" w:hAnsi="Arial Nova Cond" w:cs="Times New Roman"/>
-                <w:b/>
-                <w:bCs/>
-                <w:color w:val="000000" w:themeColor="text1"/>
-                <w:sz w:val="20"/>
-                <w:szCs w:val="20"/>
-              </w:rPr>
-            </w:pPr>
-            <w:r>
-              <w:rPr>
-                <w:rFonts w:ascii="Arial Nova Cond" w:hAnsi="Arial Nova Cond" w:cs="Times New Roman"/>
-                <w:b/>
-                <w:bCs/>
-                <w:color w:val="000000" w:themeColor="text1"/>
-                <w:sz w:val="20"/>
-                <w:szCs w:val="20"/>
-              </w:rPr>
               <w:t>COMPETENCIAS</w:t>
             </w:r>
           </w:p>
         </w:tc>
         <w:tc>
           <w:tcPr>
-            <w:tcW w:w="1337" w:type="dxa"/>
+            <w:tcW w:w="1399" w:type="dxa"/>
             <w:shd w:val="clear" w:color="auto" w:fill="C1F0C7" w:themeFill="accent3" w:themeFillTint="33"/>
             <w:vAlign w:val="center"/>
           </w:tcPr>
@@ -12402,7 +12512,7 @@
         </w:trPr>
         <w:tc>
           <w:tcPr>
-            <w:tcW w:w="875" w:type="dxa"/>
+            <w:tcW w:w="818" w:type="dxa"/>
             <w:vMerge w:val="restart"/>
             <w:vAlign w:val="center"/>
           </w:tcPr>
@@ -12441,7 +12551,7 @@
         </w:tc>
         <w:tc>
           <w:tcPr>
-            <w:tcW w:w="1095" w:type="dxa"/>
+            <w:tcW w:w="1018" w:type="dxa"/>
             <w:vAlign w:val="center"/>
           </w:tcPr>
           <w:p>
@@ -12479,7 +12589,7 @@
         </w:tc>
         <w:tc>
           <w:tcPr>
-            <w:tcW w:w="1726" w:type="dxa"/>
+            <w:tcW w:w="5379" w:type="dxa"/>
             <w:vAlign w:val="center"/>
           </w:tcPr>
           <w:p>
@@ -12507,13 +12617,136 @@
                 <w:szCs w:val="20"/>
                 <w:lang w:val="es-ES_tradnl"/>
               </w:rPr>
-              <w:t>{{problemapotencialidad0}}</w:t>
-            </w:r>
-          </w:p>
-        </w:tc>
-        <w:tc>
-          <w:tcPr>
-            <w:tcW w:w="6169" w:type="dxa"/>
+              <w:t>{{situacionsignificativa0}}</w:t>
+            </w:r>
+          </w:p>
+        </w:tc>
+        <w:tc>
+          <w:tcPr>
+            <w:tcW w:w="1984" w:type="dxa"/>
+            <w:vAlign w:val="center"/>
+          </w:tcPr>
+          <w:p>
+            <w:pPr>
+              <w:autoSpaceDE w:val="0"/>
+              <w:autoSpaceDN w:val="0"/>
+              <w:adjustRightInd w:val="0"/>
+              <w:jc w:val="center"/>
+              <w:rPr>
+                <w:rFonts w:ascii="Arial Nova Cond" w:hAnsi="Arial Nova Cond" w:cs="Arial"/>
+                <w:color w:val="000000"/>
+                <w:sz w:val="20"/>
+                <w:szCs w:val="20"/>
+              </w:rPr>
+            </w:pPr>
+            <w:r>
+              <w:rPr>
+                <w:rFonts w:ascii="Arial Nova Cond" w:hAnsi="Arial Nova Cond" w:cs="Arial"/>
+                <w:color w:val="000000"/>
+                <w:sz w:val="20"/>
+                <w:szCs w:val="20"/>
+              </w:rPr>
+              <w:t>{{titulosituacionsignificativa0}}</w:t>
+            </w:r>
+          </w:p>
+        </w:tc>
+        <w:tc>
+          <w:tcPr>
+            <w:tcW w:w="2693" w:type="dxa"/>
+            <w:vAlign w:val="center"/>
+          </w:tcPr>
+          <w:p>
+            <w:pPr>
+              <w:autoSpaceDE w:val="0"/>
+              <w:autoSpaceDN w:val="0"/>
+              <w:adjustRightInd w:val="0"/>
+              <w:jc w:val="both"/>
+              <w:rPr>
+                <w:rFonts w:ascii="Arial Nova Cond" w:hAnsi="Arial Nova Cond" w:cs="Arial"/>
+                <w:color w:val="000000"/>
+                <w:sz w:val="20"/>
+                <w:szCs w:val="20"/>
+              </w:rPr>
+            </w:pPr>
+            <w:r>
+              <w:rPr>
+                <w:rFonts w:ascii="Arial Nova Cond" w:hAnsi="Arial Nova Cond" w:cs="Arial"/>
+                <w:color w:val="000000"/>
+                <w:sz w:val="20"/>
+                <w:szCs w:val="20"/>
+              </w:rPr>
+              <w:t>{{campotematico0}}</w:t>
+            </w:r>
+          </w:p>
+        </w:tc>
+        <w:tc>
+          <w:tcPr>
+            <w:tcW w:w="1560" w:type="dxa"/>
+            <w:vAlign w:val="center"/>
+          </w:tcPr>
+          <w:p>
+            <w:pPr>
+              <w:autoSpaceDE w:val="0"/>
+              <w:autoSpaceDN w:val="0"/>
+              <w:adjustRightInd w:val="0"/>
+              <w:jc w:val="both"/>
+              <w:rPr>
+                <w:rFonts w:ascii="Arial Nova Cond" w:hAnsi="Arial Nova Cond" w:cs="Arial"/>
+                <w:color w:val="000000"/>
+                <w:sz w:val="20"/>
+                <w:szCs w:val="20"/>
+              </w:rPr>
+            </w:pPr>
+            <w:r>
+              <w:rPr>
+                <w:rFonts w:ascii="Arial Nova Cond" w:hAnsi="Arial Nova Cond" w:cs="Arial"/>
+                <w:color w:val="000000"/>
+                <w:sz w:val="20"/>
+                <w:szCs w:val="20"/>
+              </w:rPr>
+              <w:t>{{competencias0}}</w:t>
+            </w:r>
+          </w:p>
+        </w:tc>
+        <w:tc>
+          <w:tcPr>
+            <w:tcW w:w="1399" w:type="dxa"/>
+            <w:vAlign w:val="center"/>
+          </w:tcPr>
+          <w:p>
+            <w:pPr>
+              <w:autoSpaceDE w:val="0"/>
+              <w:autoSpaceDN w:val="0"/>
+              <w:adjustRightInd w:val="0"/>
+              <w:jc w:val="both"/>
+              <w:rPr>
+                <w:rFonts w:ascii="Arial Nova Cond" w:hAnsi="Arial Nova Cond" w:cs="Arial"/>
+                <w:color w:val="000000"/>
+                <w:sz w:val="20"/>
+                <w:szCs w:val="20"/>
+              </w:rPr>
+            </w:pPr>
+            <w:r>
+              <w:rPr>
+                <w:rFonts w:ascii="Arial Nova Cond" w:hAnsi="Arial Nova Cond" w:cs="Arial"/>
+                <w:color w:val="000000"/>
+                <w:sz w:val="20"/>
+                <w:szCs w:val="20"/>
+              </w:rPr>
+              <w:t>{{producto0}}</w:t>
+            </w:r>
+          </w:p>
+        </w:tc>
+      </w:tr>
+      <w:tr>
+        <w:trPr>
+          <w:trHeight w:val="756"/>
+          <w:jc w:val="center"/>
+        </w:trPr>
+        <w:tc>
+          <w:tcPr>
+            <w:tcW w:w="818" w:type="dxa"/>
+            <w:vMerge/>
             <w:vAlign w:val="center"/>
           </w:tcPr>
           <w:p>
@@ -12526,6 +12759,71 @@
               </w:tabs>
               <w:spacing w:line="276" w:lineRule="auto"/>
               <w:ind w:left="0"/>
+              <w:jc w:val="center"/>
+              <w:rPr>
+                <w:rFonts w:ascii="Arial Nova Cond" w:eastAsia="Calibri" w:hAnsi="Arial Nova Cond" w:cs="Times New Roman"/>
+                <w:b/>
+                <w:bCs/>
+                <w:sz w:val="20"/>
+                <w:szCs w:val="20"/>
+                <w:lang w:val="es-ES_tradnl"/>
+              </w:rPr>
+            </w:pPr>
+          </w:p>
+        </w:tc>
+        <w:tc>
+          <w:tcPr>
+            <w:tcW w:w="1018" w:type="dxa"/>
+            <w:vAlign w:val="center"/>
+          </w:tcPr>
+          <w:p>
+            <w:pPr>
+              <w:pStyle w:val="Prrafodelista"/>
+              <w:tabs>
+                <w:tab w:val="left" w:pos="0"/>
+                <w:tab w:val="left" w:pos="142"/>
+                <w:tab w:val="left" w:pos="284"/>
+              </w:tabs>
+              <w:spacing w:line="276" w:lineRule="auto"/>
+              <w:ind w:left="0"/>
+              <w:jc w:val="center"/>
+              <w:rPr>
+                <w:rFonts w:ascii="Arial Nova Cond" w:eastAsia="Calibri" w:hAnsi="Arial Nova Cond" w:cs="Times New Roman"/>
+                <w:b/>
+                <w:bCs/>
+                <w:sz w:val="20"/>
+                <w:szCs w:val="20"/>
+                <w:lang w:val="es-ES_tradnl"/>
+              </w:rPr>
+            </w:pPr>
+            <w:r>
+              <w:rPr>
+                <w:rFonts w:ascii="Arial Nova Cond" w:eastAsia="Calibri" w:hAnsi="Arial Nova Cond" w:cs="Times New Roman"/>
+                <w:b/>
+                <w:bCs/>
+                <w:sz w:val="20"/>
+                <w:szCs w:val="20"/>
+                <w:lang w:val="es-ES_tradnl"/>
+              </w:rPr>
+              <w:t>U 1</w:t>
+            </w:r>
+          </w:p>
+        </w:tc>
+        <w:tc>
+          <w:tcPr>
+            <w:tcW w:w="5379" w:type="dxa"/>
+            <w:vAlign w:val="center"/>
+          </w:tcPr>
+          <w:p>
+            <w:pPr>
+              <w:pStyle w:val="Prrafodelista"/>
+              <w:tabs>
+                <w:tab w:val="left" w:pos="0"/>
+                <w:tab w:val="left" w:pos="142"/>
+                <w:tab w:val="left" w:pos="284"/>
+              </w:tabs>
+              <w:spacing w:line="276" w:lineRule="auto"/>
+              <w:ind w:left="0"/>
               <w:jc w:val="both"/>
               <w:rPr>
                 <w:rFonts w:ascii="Arial Nova Cond" w:eastAsia="Calibri" w:hAnsi="Arial Nova Cond" w:cs="Times New Roman"/>
@@ -12541,13 +12839,13 @@
                 <w:szCs w:val="20"/>
                 <w:lang w:val="es-ES_tradnl"/>
               </w:rPr>
-              <w:t>{{situacionsignificativa0}}</w:t>
-            </w:r>
-          </w:p>
-        </w:tc>
-        <w:tc>
-          <w:tcPr>
-            <w:tcW w:w="2015" w:type="dxa"/>
+              <w:t>{{situacionsignificativa1}}</w:t>
+            </w:r>
+          </w:p>
+        </w:tc>
+        <w:tc>
+          <w:tcPr>
+            <w:tcW w:w="1984" w:type="dxa"/>
             <w:vAlign w:val="center"/>
           </w:tcPr>
           <w:p>
@@ -12558,7 +12856,7 @@
               <w:jc w:val="center"/>
               <w:rPr>
                 <w:rFonts w:ascii="Arial Nova Cond" w:hAnsi="Arial Nova Cond" w:cs="Arial"/>
-                <w:color w:val="000000"/>
+                <w:color w:val="000000" w:themeColor="text1"/>
                 <w:sz w:val="20"/>
                 <w:szCs w:val="20"/>
               </w:rPr>
@@ -12570,13 +12868,13 @@
                 <w:sz w:val="20"/>
                 <w:szCs w:val="20"/>
               </w:rPr>
-              <w:t>{{titulosituacionsignificativa0}}</w:t>
-            </w:r>
-          </w:p>
-        </w:tc>
-        <w:tc>
-          <w:tcPr>
-            <w:tcW w:w="1634" w:type="dxa"/>
+              <w:t>{{titulosituacionsignificativa1}}</w:t>
+            </w:r>
+          </w:p>
+        </w:tc>
+        <w:tc>
+          <w:tcPr>
+            <w:tcW w:w="2693" w:type="dxa"/>
             <w:vAlign w:val="center"/>
           </w:tcPr>
           <w:p>
@@ -12599,13 +12897,13 @@
                 <w:sz w:val="20"/>
                 <w:szCs w:val="20"/>
               </w:rPr>
-              <w:t>{{competencias0}}</w:t>
-            </w:r>
-          </w:p>
-        </w:tc>
-        <w:tc>
-          <w:tcPr>
-            <w:tcW w:w="1337" w:type="dxa"/>
+              <w:t>{{campotematico1}}</w:t>
+            </w:r>
+          </w:p>
+        </w:tc>
+        <w:tc>
+          <w:tcPr>
+            <w:tcW w:w="1560" w:type="dxa"/>
             <w:vAlign w:val="center"/>
           </w:tcPr>
           <w:p>
@@ -12613,7 +12911,7 @@
               <w:autoSpaceDE w:val="0"/>
               <w:autoSpaceDN w:val="0"/>
               <w:adjustRightInd w:val="0"/>
-              <w:jc w:val="center"/>
+              <w:jc w:val="both"/>
               <w:rPr>
                 <w:rFonts w:ascii="Arial Nova Cond" w:hAnsi="Arial Nova Cond" w:cs="Arial"/>
                 <w:color w:val="000000"/>
@@ -12628,7 +12926,36 @@
                 <w:sz w:val="20"/>
                 <w:szCs w:val="20"/>
               </w:rPr>
-              <w:t>{{producto0}}</w:t>
+              <w:t>{{competencias1}}</w:t>
+            </w:r>
+          </w:p>
+        </w:tc>
+        <w:tc>
+          <w:tcPr>
+            <w:tcW w:w="1399" w:type="dxa"/>
+            <w:vAlign w:val="center"/>
+          </w:tcPr>
+          <w:p>
+            <w:pPr>
+              <w:autoSpaceDE w:val="0"/>
+              <w:autoSpaceDN w:val="0"/>
+              <w:adjustRightInd w:val="0"/>
+              <w:jc w:val="both"/>
+              <w:rPr>
+                <w:rFonts w:ascii="Arial Nova Cond" w:hAnsi="Arial Nova Cond" w:cs="Arial"/>
+                <w:color w:val="000000"/>
+                <w:sz w:val="20"/>
+                <w:szCs w:val="20"/>
+              </w:rPr>
+            </w:pPr>
+            <w:r>
+              <w:rPr>
+                <w:rFonts w:ascii="Arial Nova Cond" w:hAnsi="Arial Nova Cond" w:cs="Arial"/>
+                <w:color w:val="000000"/>
+                <w:sz w:val="20"/>
+                <w:szCs w:val="20"/>
+              </w:rPr>
+              <w:t>{{producto1}}</w:t>
             </w:r>
           </w:p>
         </w:tc>
@@ -12640,7 +12967,7 @@
         </w:trPr>
         <w:tc>
           <w:tcPr>
-            <w:tcW w:w="875" w:type="dxa"/>
+            <w:tcW w:w="818" w:type="dxa"/>
             <w:vMerge/>
             <w:vAlign w:val="center"/>
           </w:tcPr>
@@ -12668,7 +12995,7 @@
         </w:tc>
         <w:tc>
           <w:tcPr>
-            <w:tcW w:w="1095" w:type="dxa"/>
+            <w:tcW w:w="1018" w:type="dxa"/>
             <w:vAlign w:val="center"/>
           </w:tcPr>
           <w:p>
@@ -12700,39 +13027,13 @@
                 <w:szCs w:val="20"/>
                 <w:lang w:val="es-ES_tradnl"/>
               </w:rPr>
-              <w:t>U 1</w:t>
-            </w:r>
-          </w:p>
-        </w:tc>
-        <w:tc>
-          <w:tcPr>
-            <w:tcW w:w="1726" w:type="dxa"/>
-            <w:vAlign w:val="center"/>
-          </w:tcPr>
-          <w:p>
-            <w:pPr>
-              <w:pStyle w:val="NormalWeb"/>
-              <w:jc w:val="both"/>
-              <w:rPr>
-                <w:rFonts w:ascii="Arial Nova Cond" w:hAnsi="Arial Nova Cond"/>
-                <w:sz w:val="20"/>
-                <w:szCs w:val="20"/>
-              </w:rPr>
-            </w:pPr>
-            <w:r>
-              <w:rPr>
-                <w:rFonts w:ascii="Arial Nova Cond" w:eastAsia="Calibri" w:hAnsi="Arial Nova Cond"/>
-                <w:sz w:val="20"/>
-                <w:szCs w:val="20"/>
-                <w:lang w:val="es-ES_tradnl"/>
-              </w:rPr>
-              <w:t>{{problemapotencialidad1}}</w:t>
-            </w:r>
-          </w:p>
-        </w:tc>
-        <w:tc>
-          <w:tcPr>
-            <w:tcW w:w="6169" w:type="dxa"/>
+              <w:t>U 2</w:t>
+            </w:r>
+          </w:p>
+        </w:tc>
+        <w:tc>
+          <w:tcPr>
+            <w:tcW w:w="5379" w:type="dxa"/>
             <w:vAlign w:val="center"/>
           </w:tcPr>
           <w:p>
@@ -12760,13 +13061,13 @@
                 <w:szCs w:val="20"/>
                 <w:lang w:val="es-ES_tradnl"/>
               </w:rPr>
-              <w:t>{{situacionsignificativa1}}</w:t>
-            </w:r>
-          </w:p>
-        </w:tc>
-        <w:tc>
-          <w:tcPr>
-            <w:tcW w:w="2015" w:type="dxa"/>
+              <w:t>{{situacionsignificativa2}}</w:t>
+            </w:r>
+          </w:p>
+        </w:tc>
+        <w:tc>
+          <w:tcPr>
+            <w:tcW w:w="1984" w:type="dxa"/>
             <w:vAlign w:val="center"/>
           </w:tcPr>
           <w:p>
@@ -12777,7 +13078,7 @@
               <w:jc w:val="center"/>
               <w:rPr>
                 <w:rFonts w:ascii="Arial Nova Cond" w:hAnsi="Arial Nova Cond" w:cs="Arial"/>
-                <w:color w:val="000000" w:themeColor="text1"/>
+                <w:color w:val="000000"/>
                 <w:sz w:val="20"/>
                 <w:szCs w:val="20"/>
               </w:rPr>
@@ -12789,13 +13090,13 @@
                 <w:sz w:val="20"/>
                 <w:szCs w:val="20"/>
               </w:rPr>
-              <w:t>{{titulosituacionsignificativa1}}</w:t>
-            </w:r>
-          </w:p>
-        </w:tc>
-        <w:tc>
-          <w:tcPr>
-            <w:tcW w:w="1634" w:type="dxa"/>
+              <w:t>{{titulosituacionsignificativa2}}</w:t>
+            </w:r>
+          </w:p>
+        </w:tc>
+        <w:tc>
+          <w:tcPr>
+            <w:tcW w:w="2693" w:type="dxa"/>
             <w:vAlign w:val="center"/>
           </w:tcPr>
           <w:p>
@@ -12818,13 +13119,13 @@
                 <w:sz w:val="20"/>
                 <w:szCs w:val="20"/>
               </w:rPr>
-              <w:t>{{competencias1}}</w:t>
-            </w:r>
-          </w:p>
-        </w:tc>
-        <w:tc>
-          <w:tcPr>
-            <w:tcW w:w="1337" w:type="dxa"/>
+              <w:t>{{campotematico2}}</w:t>
+            </w:r>
+          </w:p>
+        </w:tc>
+        <w:tc>
+          <w:tcPr>
+            <w:tcW w:w="1560" w:type="dxa"/>
             <w:vAlign w:val="center"/>
           </w:tcPr>
           <w:p>
@@ -12832,7 +13133,7 @@
               <w:autoSpaceDE w:val="0"/>
               <w:autoSpaceDN w:val="0"/>
               <w:adjustRightInd w:val="0"/>
-              <w:jc w:val="center"/>
+              <w:jc w:val="both"/>
               <w:rPr>
                 <w:rFonts w:ascii="Arial Nova Cond" w:hAnsi="Arial Nova Cond" w:cs="Arial"/>
                 <w:color w:val="000000"/>
@@ -12847,7 +13148,36 @@
                 <w:sz w:val="20"/>
                 <w:szCs w:val="20"/>
               </w:rPr>
-              <w:t>{{producto1}}</w:t>
+              <w:t>{{competencias2}}</w:t>
+            </w:r>
+          </w:p>
+        </w:tc>
+        <w:tc>
+          <w:tcPr>
+            <w:tcW w:w="1399" w:type="dxa"/>
+            <w:vAlign w:val="center"/>
+          </w:tcPr>
+          <w:p>
+            <w:pPr>
+              <w:autoSpaceDE w:val="0"/>
+              <w:autoSpaceDN w:val="0"/>
+              <w:adjustRightInd w:val="0"/>
+              <w:jc w:val="both"/>
+              <w:rPr>
+                <w:rFonts w:ascii="Arial Nova Cond" w:hAnsi="Arial Nova Cond" w:cs="Arial"/>
+                <w:color w:val="000000"/>
+                <w:sz w:val="20"/>
+                <w:szCs w:val="20"/>
+              </w:rPr>
+            </w:pPr>
+            <w:r>
+              <w:rPr>
+                <w:rFonts w:ascii="Arial Nova Cond" w:hAnsi="Arial Nova Cond" w:cs="Arial"/>
+                <w:color w:val="000000"/>
+                <w:sz w:val="20"/>
+                <w:szCs w:val="20"/>
+              </w:rPr>
+              <w:t>{{producto2}}</w:t>
             </w:r>
           </w:p>
         </w:tc>
@@ -12859,8 +13189,8 @@
         </w:trPr>
         <w:tc>
           <w:tcPr>
-            <w:tcW w:w="875" w:type="dxa"/>
-            <w:vMerge/>
+            <w:tcW w:w="818" w:type="dxa"/>
+            <w:vMerge w:val="restart"/>
             <w:vAlign w:val="center"/>
           </w:tcPr>
           <w:p>
@@ -12883,11 +13213,22 @@
                 <w:lang w:val="es-ES_tradnl"/>
               </w:rPr>
             </w:pPr>
-          </w:p>
-        </w:tc>
-        <w:tc>
-          <w:tcPr>
-            <w:tcW w:w="1095" w:type="dxa"/>
+            <w:r>
+              <w:rPr>
+                <w:rFonts w:ascii="Arial Nova Cond" w:eastAsia="Calibri" w:hAnsi="Arial Nova Cond" w:cs="Times New Roman"/>
+                <w:b/>
+                <w:bCs/>
+                <w:sz w:val="20"/>
+                <w:szCs w:val="20"/>
+                <w:lang w:val="es-ES_tradnl"/>
+              </w:rPr>
+              <w:t>II</w:t>
+            </w:r>
+          </w:p>
+        </w:tc>
+        <w:tc>
+          <w:tcPr>
+            <w:tcW w:w="1018" w:type="dxa"/>
             <w:vAlign w:val="center"/>
           </w:tcPr>
           <w:p>
@@ -12919,39 +13260,13 @@
                 <w:szCs w:val="20"/>
                 <w:lang w:val="es-ES_tradnl"/>
               </w:rPr>
-              <w:t>U 2</w:t>
-            </w:r>
-          </w:p>
-        </w:tc>
-        <w:tc>
-          <w:tcPr>
-            <w:tcW w:w="1726" w:type="dxa"/>
-            <w:vAlign w:val="center"/>
-          </w:tcPr>
-          <w:p>
-            <w:pPr>
-              <w:pStyle w:val="NormalWeb"/>
-              <w:jc w:val="both"/>
-              <w:rPr>
-                <w:rFonts w:ascii="Arial Nova Cond" w:eastAsia="Calibri" w:hAnsi="Arial Nova Cond"/>
-                <w:sz w:val="20"/>
-                <w:szCs w:val="20"/>
-              </w:rPr>
-            </w:pPr>
-            <w:r>
-              <w:rPr>
-                <w:rFonts w:ascii="Arial Nova Cond" w:eastAsia="Calibri" w:hAnsi="Arial Nova Cond"/>
-                <w:sz w:val="20"/>
-                <w:szCs w:val="20"/>
-                <w:lang w:val="es-ES_tradnl"/>
-              </w:rPr>
-              <w:t>{{problemapotencialidad2}}</w:t>
-            </w:r>
-          </w:p>
-        </w:tc>
-        <w:tc>
-          <w:tcPr>
-            <w:tcW w:w="6169" w:type="dxa"/>
+              <w:t>U 3</w:t>
+            </w:r>
+          </w:p>
+        </w:tc>
+        <w:tc>
+          <w:tcPr>
+            <w:tcW w:w="5379" w:type="dxa"/>
             <w:vAlign w:val="center"/>
           </w:tcPr>
           <w:p>
@@ -12967,6 +13282,7 @@
               <w:jc w:val="both"/>
               <w:rPr>
                 <w:rFonts w:ascii="Arial Nova Cond" w:eastAsia="Calibri" w:hAnsi="Arial Nova Cond" w:cs="Times New Roman"/>
+                <w:color w:val="000000" w:themeColor="text1"/>
                 <w:sz w:val="20"/>
                 <w:szCs w:val="20"/>
                 <w:lang w:val="es-ES_tradnl"/>
@@ -12979,13 +13295,13 @@
                 <w:szCs w:val="20"/>
                 <w:lang w:val="es-ES_tradnl"/>
               </w:rPr>
-              <w:t>{{situacionsignificativa2}}</w:t>
-            </w:r>
-          </w:p>
-        </w:tc>
-        <w:tc>
-          <w:tcPr>
-            <w:tcW w:w="2015" w:type="dxa"/>
+              <w:t>{{situacionsignificativa3}}</w:t>
+            </w:r>
+          </w:p>
+        </w:tc>
+        <w:tc>
+          <w:tcPr>
+            <w:tcW w:w="1984" w:type="dxa"/>
             <w:vAlign w:val="center"/>
           </w:tcPr>
           <w:p>
@@ -12996,7 +13312,7 @@
               <w:jc w:val="center"/>
               <w:rPr>
                 <w:rFonts w:ascii="Arial Nova Cond" w:hAnsi="Arial Nova Cond" w:cs="Arial"/>
-                <w:color w:val="000000"/>
+                <w:color w:val="215E99" w:themeColor="text2" w:themeTint="BF"/>
                 <w:sz w:val="20"/>
                 <w:szCs w:val="20"/>
               </w:rPr>
@@ -13008,13 +13324,13 @@
                 <w:sz w:val="20"/>
                 <w:szCs w:val="20"/>
               </w:rPr>
-              <w:t>{{titulosituacionsignificativa2}}</w:t>
-            </w:r>
-          </w:p>
-        </w:tc>
-        <w:tc>
-          <w:tcPr>
-            <w:tcW w:w="1634" w:type="dxa"/>
+              <w:t>{{titulosituacionsignificativa3}}</w:t>
+            </w:r>
+          </w:p>
+        </w:tc>
+        <w:tc>
+          <w:tcPr>
+            <w:tcW w:w="2693" w:type="dxa"/>
             <w:vAlign w:val="center"/>
           </w:tcPr>
           <w:p>
@@ -13037,13 +13353,13 @@
                 <w:sz w:val="20"/>
                 <w:szCs w:val="20"/>
               </w:rPr>
-              <w:t>{{competencias2}}</w:t>
-            </w:r>
-          </w:p>
-        </w:tc>
-        <w:tc>
-          <w:tcPr>
-            <w:tcW w:w="1337" w:type="dxa"/>
+              <w:t>{{campotematico3}}</w:t>
+            </w:r>
+          </w:p>
+        </w:tc>
+        <w:tc>
+          <w:tcPr>
+            <w:tcW w:w="1560" w:type="dxa"/>
             <w:vAlign w:val="center"/>
           </w:tcPr>
           <w:p>
@@ -13051,7 +13367,7 @@
               <w:autoSpaceDE w:val="0"/>
               <w:autoSpaceDN w:val="0"/>
               <w:adjustRightInd w:val="0"/>
-              <w:jc w:val="center"/>
+              <w:jc w:val="both"/>
               <w:rPr>
                 <w:rFonts w:ascii="Arial Nova Cond" w:hAnsi="Arial Nova Cond" w:cs="Arial"/>
                 <w:color w:val="000000"/>
@@ -13066,7 +13382,36 @@
                 <w:sz w:val="20"/>
                 <w:szCs w:val="20"/>
               </w:rPr>
-              <w:t>{{producto2}}</w:t>
+              <w:t>{{competencias3}}</w:t>
+            </w:r>
+          </w:p>
+        </w:tc>
+        <w:tc>
+          <w:tcPr>
+            <w:tcW w:w="1399" w:type="dxa"/>
+            <w:vAlign w:val="center"/>
+          </w:tcPr>
+          <w:p>
+            <w:pPr>
+              <w:autoSpaceDE w:val="0"/>
+              <w:autoSpaceDN w:val="0"/>
+              <w:adjustRightInd w:val="0"/>
+              <w:jc w:val="both"/>
+              <w:rPr>
+                <w:rFonts w:ascii="Arial Nova Cond" w:hAnsi="Arial Nova Cond" w:cs="Arial"/>
+                <w:color w:val="000000"/>
+                <w:sz w:val="20"/>
+                <w:szCs w:val="20"/>
+              </w:rPr>
+            </w:pPr>
+            <w:r>
+              <w:rPr>
+                <w:rFonts w:ascii="Arial Nova Cond" w:hAnsi="Arial Nova Cond" w:cs="Arial"/>
+                <w:color w:val="000000"/>
+                <w:sz w:val="20"/>
+                <w:szCs w:val="20"/>
+              </w:rPr>
+              <w:t>{{producto3}}</w:t>
             </w:r>
           </w:p>
         </w:tc>
@@ -13078,8 +13423,8 @@
         </w:trPr>
         <w:tc>
           <w:tcPr>
-            <w:tcW w:w="875" w:type="dxa"/>
-            <w:vMerge w:val="restart"/>
+            <w:tcW w:w="818" w:type="dxa"/>
+            <w:vMerge/>
             <w:vAlign w:val="center"/>
           </w:tcPr>
           <w:p>
@@ -13102,22 +13447,11 @@
                 <w:lang w:val="es-ES_tradnl"/>
               </w:rPr>
             </w:pPr>
-            <w:r>
-              <w:rPr>
-                <w:rFonts w:ascii="Arial Nova Cond" w:eastAsia="Calibri" w:hAnsi="Arial Nova Cond" w:cs="Times New Roman"/>
-                <w:b/>
-                <w:bCs/>
-                <w:sz w:val="20"/>
-                <w:szCs w:val="20"/>
-                <w:lang w:val="es-ES_tradnl"/>
-              </w:rPr>
-              <w:t>II</w:t>
-            </w:r>
-          </w:p>
-        </w:tc>
-        <w:tc>
-          <w:tcPr>
-            <w:tcW w:w="1095" w:type="dxa"/>
+          </w:p>
+        </w:tc>
+        <w:tc>
+          <w:tcPr>
+            <w:tcW w:w="1018" w:type="dxa"/>
             <w:vAlign w:val="center"/>
           </w:tcPr>
           <w:p>
@@ -13149,39 +13483,13 @@
                 <w:szCs w:val="20"/>
                 <w:lang w:val="es-ES_tradnl"/>
               </w:rPr>
-              <w:t>U 3</w:t>
-            </w:r>
-          </w:p>
-        </w:tc>
-        <w:tc>
-          <w:tcPr>
-            <w:tcW w:w="1726" w:type="dxa"/>
-            <w:vAlign w:val="center"/>
-          </w:tcPr>
-          <w:p>
-            <w:pPr>
-              <w:pStyle w:val="Sinespaciado"/>
-              <w:jc w:val="both"/>
-              <w:rPr>
-                <w:rFonts w:ascii="Arial Nova Cond" w:eastAsia="Times New Roman" w:hAnsi="Arial Nova Cond" w:cs="Times New Roman"/>
-                <w:sz w:val="20"/>
-                <w:szCs w:val="20"/>
-              </w:rPr>
-            </w:pPr>
-            <w:r>
-              <w:rPr>
-                <w:rFonts w:ascii="Arial Nova Cond" w:eastAsia="Calibri" w:hAnsi="Arial Nova Cond" w:cs="Times New Roman"/>
-                <w:sz w:val="20"/>
-                <w:szCs w:val="20"/>
-                <w:lang w:val="es-ES_tradnl"/>
-              </w:rPr>
-              <w:t>{{problemapotencialidad3}}</w:t>
-            </w:r>
-          </w:p>
-        </w:tc>
-        <w:tc>
-          <w:tcPr>
-            <w:tcW w:w="6169" w:type="dxa"/>
+              <w:t>U 4</w:t>
+            </w:r>
+          </w:p>
+        </w:tc>
+        <w:tc>
+          <w:tcPr>
+            <w:tcW w:w="5379" w:type="dxa"/>
             <w:vAlign w:val="center"/>
           </w:tcPr>
           <w:p>
@@ -13210,13 +13518,13 @@
                 <w:szCs w:val="20"/>
                 <w:lang w:val="es-ES_tradnl"/>
               </w:rPr>
-              <w:t>{{situacionsignificativa3}}</w:t>
-            </w:r>
-          </w:p>
-        </w:tc>
-        <w:tc>
-          <w:tcPr>
-            <w:tcW w:w="2015" w:type="dxa"/>
+              <w:t>{{situacionsignificativa4}}</w:t>
+            </w:r>
+          </w:p>
+        </w:tc>
+        <w:tc>
+          <w:tcPr>
+            <w:tcW w:w="1984" w:type="dxa"/>
             <w:vAlign w:val="center"/>
           </w:tcPr>
           <w:p>
@@ -13227,7 +13535,7 @@
               <w:jc w:val="center"/>
               <w:rPr>
                 <w:rFonts w:ascii="Arial Nova Cond" w:hAnsi="Arial Nova Cond" w:cs="Arial"/>
-                <w:color w:val="215E99" w:themeColor="text2" w:themeTint="BF"/>
+                <w:color w:val="000000" w:themeColor="text1"/>
                 <w:sz w:val="20"/>
                 <w:szCs w:val="20"/>
               </w:rPr>
@@ -13239,13 +13547,13 @@
                 <w:sz w:val="20"/>
                 <w:szCs w:val="20"/>
               </w:rPr>
-              <w:t>{{titulosituacionsignificativa3}}</w:t>
-            </w:r>
-          </w:p>
-        </w:tc>
-        <w:tc>
-          <w:tcPr>
-            <w:tcW w:w="1634" w:type="dxa"/>
+              <w:t>{{titulosituacionsignificativa4}}</w:t>
+            </w:r>
+          </w:p>
+        </w:tc>
+        <w:tc>
+          <w:tcPr>
+            <w:tcW w:w="2693" w:type="dxa"/>
             <w:vAlign w:val="center"/>
           </w:tcPr>
           <w:p>
@@ -13268,13 +13576,13 @@
                 <w:sz w:val="20"/>
                 <w:szCs w:val="20"/>
               </w:rPr>
-              <w:t>{{competencias3}}</w:t>
-            </w:r>
-          </w:p>
-        </w:tc>
-        <w:tc>
-          <w:tcPr>
-            <w:tcW w:w="1337" w:type="dxa"/>
+              <w:t>{{campotematico4}}</w:t>
+            </w:r>
+          </w:p>
+        </w:tc>
+        <w:tc>
+          <w:tcPr>
+            <w:tcW w:w="1560" w:type="dxa"/>
             <w:vAlign w:val="center"/>
           </w:tcPr>
           <w:p>
@@ -13282,7 +13590,7 @@
               <w:autoSpaceDE w:val="0"/>
               <w:autoSpaceDN w:val="0"/>
               <w:adjustRightInd w:val="0"/>
-              <w:jc w:val="center"/>
+              <w:jc w:val="both"/>
               <w:rPr>
                 <w:rFonts w:ascii="Arial Nova Cond" w:hAnsi="Arial Nova Cond" w:cs="Arial"/>
                 <w:color w:val="000000"/>
@@ -13297,7 +13605,36 @@
                 <w:sz w:val="20"/>
                 <w:szCs w:val="20"/>
               </w:rPr>
-              <w:t>{{producto3}}</w:t>
+              <w:t>{{competencias4}}</w:t>
+            </w:r>
+          </w:p>
+        </w:tc>
+        <w:tc>
+          <w:tcPr>
+            <w:tcW w:w="1399" w:type="dxa"/>
+            <w:vAlign w:val="center"/>
+          </w:tcPr>
+          <w:p>
+            <w:pPr>
+              <w:autoSpaceDE w:val="0"/>
+              <w:autoSpaceDN w:val="0"/>
+              <w:adjustRightInd w:val="0"/>
+              <w:jc w:val="both"/>
+              <w:rPr>
+                <w:rFonts w:ascii="Arial Nova Cond" w:hAnsi="Arial Nova Cond" w:cs="Arial"/>
+                <w:color w:val="000000"/>
+                <w:sz w:val="20"/>
+                <w:szCs w:val="20"/>
+              </w:rPr>
+            </w:pPr>
+            <w:r>
+              <w:rPr>
+                <w:rFonts w:ascii="Arial Nova Cond" w:hAnsi="Arial Nova Cond" w:cs="Arial"/>
+                <w:color w:val="000000"/>
+                <w:sz w:val="20"/>
+                <w:szCs w:val="20"/>
+              </w:rPr>
+              <w:t>{{producto4}}</w:t>
             </w:r>
           </w:p>
         </w:tc>
@@ -13309,8 +13646,8 @@
         </w:trPr>
         <w:tc>
           <w:tcPr>
-            <w:tcW w:w="875" w:type="dxa"/>
-            <w:vMerge/>
+            <w:tcW w:w="818" w:type="dxa"/>
+            <w:vMerge w:val="restart"/>
             <w:vAlign w:val="center"/>
           </w:tcPr>
           <w:p>
@@ -13333,11 +13670,22 @@
                 <w:lang w:val="es-ES_tradnl"/>
               </w:rPr>
             </w:pPr>
-          </w:p>
-        </w:tc>
-        <w:tc>
-          <w:tcPr>
-            <w:tcW w:w="1095" w:type="dxa"/>
+            <w:r>
+              <w:rPr>
+                <w:rFonts w:ascii="Arial Nova Cond" w:eastAsia="Calibri" w:hAnsi="Arial Nova Cond" w:cs="Times New Roman"/>
+                <w:b/>
+                <w:bCs/>
+                <w:sz w:val="20"/>
+                <w:szCs w:val="20"/>
+                <w:lang w:val="es-ES_tradnl"/>
+              </w:rPr>
+              <w:t>III</w:t>
+            </w:r>
+          </w:p>
+        </w:tc>
+        <w:tc>
+          <w:tcPr>
+            <w:tcW w:w="1018" w:type="dxa"/>
             <w:vAlign w:val="center"/>
           </w:tcPr>
           <w:p>
@@ -13369,39 +13717,13 @@
                 <w:szCs w:val="20"/>
                 <w:lang w:val="es-ES_tradnl"/>
               </w:rPr>
-              <w:t>U 4</w:t>
-            </w:r>
-          </w:p>
-        </w:tc>
-        <w:tc>
-          <w:tcPr>
-            <w:tcW w:w="1726" w:type="dxa"/>
-            <w:vAlign w:val="center"/>
-          </w:tcPr>
-          <w:p>
-            <w:pPr>
-              <w:pStyle w:val="Sinespaciado"/>
-              <w:jc w:val="both"/>
-              <w:rPr>
-                <w:rFonts w:ascii="Arial Nova Cond" w:hAnsi="Arial Nova Cond"/>
-                <w:sz w:val="20"/>
-                <w:szCs w:val="20"/>
-              </w:rPr>
-            </w:pPr>
-            <w:r>
-              <w:rPr>
-                <w:rFonts w:ascii="Arial Nova Cond" w:eastAsia="Calibri" w:hAnsi="Arial Nova Cond" w:cs="Times New Roman"/>
-                <w:sz w:val="20"/>
-                <w:szCs w:val="20"/>
-                <w:lang w:val="es-ES_tradnl"/>
-              </w:rPr>
-              <w:t>{{problemapotencialidad4}}</w:t>
-            </w:r>
-          </w:p>
-        </w:tc>
-        <w:tc>
-          <w:tcPr>
-            <w:tcW w:w="6169" w:type="dxa"/>
+              <w:t>U 5</w:t>
+            </w:r>
+          </w:p>
+        </w:tc>
+        <w:tc>
+          <w:tcPr>
+            <w:tcW w:w="5379" w:type="dxa"/>
             <w:vAlign w:val="center"/>
           </w:tcPr>
           <w:p>
@@ -13430,13 +13752,13 @@
                 <w:szCs w:val="20"/>
                 <w:lang w:val="es-ES_tradnl"/>
               </w:rPr>
-              <w:t>{{situacionsignificativa4}}</w:t>
-            </w:r>
-          </w:p>
-        </w:tc>
-        <w:tc>
-          <w:tcPr>
-            <w:tcW w:w="2015" w:type="dxa"/>
+              <w:t xml:space="preserve">{{situacionsignificativa5}} </w:t>
+            </w:r>
+          </w:p>
+        </w:tc>
+        <w:tc>
+          <w:tcPr>
+            <w:tcW w:w="1984" w:type="dxa"/>
             <w:vAlign w:val="center"/>
           </w:tcPr>
           <w:p>
@@ -13459,13 +13781,13 @@
                 <w:sz w:val="20"/>
                 <w:szCs w:val="20"/>
               </w:rPr>
-              <w:t>{{titulosituacionsignificativa4}}</w:t>
-            </w:r>
-          </w:p>
-        </w:tc>
-        <w:tc>
-          <w:tcPr>
-            <w:tcW w:w="1634" w:type="dxa"/>
+              <w:t>{{titulosituacionsignificativa5}}</w:t>
+            </w:r>
+          </w:p>
+        </w:tc>
+        <w:tc>
+          <w:tcPr>
+            <w:tcW w:w="2693" w:type="dxa"/>
             <w:vAlign w:val="center"/>
           </w:tcPr>
           <w:p>
@@ -13488,13 +13810,13 @@
                 <w:sz w:val="20"/>
                 <w:szCs w:val="20"/>
               </w:rPr>
-              <w:t>{{competencias4}}</w:t>
-            </w:r>
-          </w:p>
-        </w:tc>
-        <w:tc>
-          <w:tcPr>
-            <w:tcW w:w="1337" w:type="dxa"/>
+              <w:t>{{campotematico5}}</w:t>
+            </w:r>
+          </w:p>
+        </w:tc>
+        <w:tc>
+          <w:tcPr>
+            <w:tcW w:w="1560" w:type="dxa"/>
             <w:vAlign w:val="center"/>
           </w:tcPr>
           <w:p>
@@ -13502,7 +13824,7 @@
               <w:autoSpaceDE w:val="0"/>
               <w:autoSpaceDN w:val="0"/>
               <w:adjustRightInd w:val="0"/>
-              <w:jc w:val="center"/>
+              <w:jc w:val="both"/>
               <w:rPr>
                 <w:rFonts w:ascii="Arial Nova Cond" w:hAnsi="Arial Nova Cond" w:cs="Arial"/>
                 <w:color w:val="000000"/>
@@ -13517,7 +13839,36 @@
                 <w:sz w:val="20"/>
                 <w:szCs w:val="20"/>
               </w:rPr>
-              <w:t>{{producto4}}</w:t>
+              <w:t>{{competencias5}}</w:t>
+            </w:r>
+          </w:p>
+        </w:tc>
+        <w:tc>
+          <w:tcPr>
+            <w:tcW w:w="1399" w:type="dxa"/>
+            <w:vAlign w:val="center"/>
+          </w:tcPr>
+          <w:p>
+            <w:pPr>
+              <w:autoSpaceDE w:val="0"/>
+              <w:autoSpaceDN w:val="0"/>
+              <w:adjustRightInd w:val="0"/>
+              <w:jc w:val="both"/>
+              <w:rPr>
+                <w:rFonts w:ascii="Arial Nova Cond" w:hAnsi="Arial Nova Cond" w:cs="Arial"/>
+                <w:color w:val="000000"/>
+                <w:sz w:val="20"/>
+                <w:szCs w:val="20"/>
+              </w:rPr>
+            </w:pPr>
+            <w:r>
+              <w:rPr>
+                <w:rFonts w:ascii="Arial Nova Cond" w:hAnsi="Arial Nova Cond" w:cs="Arial"/>
+                <w:color w:val="000000"/>
+                <w:sz w:val="20"/>
+                <w:szCs w:val="20"/>
+              </w:rPr>
+              <w:t>{{producto5}}</w:t>
             </w:r>
           </w:p>
         </w:tc>
@@ -13529,8 +13880,8 @@
         </w:trPr>
         <w:tc>
           <w:tcPr>
-            <w:tcW w:w="875" w:type="dxa"/>
-            <w:vMerge w:val="restart"/>
+            <w:tcW w:w="818" w:type="dxa"/>
+            <w:vMerge/>
             <w:vAlign w:val="center"/>
           </w:tcPr>
           <w:p>
@@ -13553,22 +13904,11 @@
                 <w:lang w:val="es-ES_tradnl"/>
               </w:rPr>
             </w:pPr>
-            <w:r>
-              <w:rPr>
-                <w:rFonts w:ascii="Arial Nova Cond" w:eastAsia="Calibri" w:hAnsi="Arial Nova Cond" w:cs="Times New Roman"/>
-                <w:b/>
-                <w:bCs/>
-                <w:sz w:val="20"/>
-                <w:szCs w:val="20"/>
-                <w:lang w:val="es-ES_tradnl"/>
-              </w:rPr>
-              <w:t>III</w:t>
-            </w:r>
-          </w:p>
-        </w:tc>
-        <w:tc>
-          <w:tcPr>
-            <w:tcW w:w="1095" w:type="dxa"/>
+          </w:p>
+        </w:tc>
+        <w:tc>
+          <w:tcPr>
+            <w:tcW w:w="1018" w:type="dxa"/>
             <w:vAlign w:val="center"/>
           </w:tcPr>
           <w:p>
@@ -13600,40 +13940,13 @@
                 <w:szCs w:val="20"/>
                 <w:lang w:val="es-ES_tradnl"/>
               </w:rPr>
-              <w:t>U 5</w:t>
-            </w:r>
-          </w:p>
-        </w:tc>
-        <w:tc>
-          <w:tcPr>
-            <w:tcW w:w="1726" w:type="dxa"/>
-            <w:vAlign w:val="center"/>
-          </w:tcPr>
-          <w:p>
-            <w:pPr>
-              <w:pStyle w:val="Sinespaciado"/>
-              <w:jc w:val="both"/>
-              <w:rPr>
-                <w:rFonts w:ascii="Arial Nova Cond" w:hAnsi="Arial Nova Cond"/>
-                <w:color w:val="000000" w:themeColor="text1"/>
-                <w:sz w:val="20"/>
-                <w:szCs w:val="20"/>
-              </w:rPr>
-            </w:pPr>
-            <w:r>
-              <w:rPr>
-                <w:rFonts w:ascii="Arial Nova Cond" w:eastAsia="Calibri" w:hAnsi="Arial Nova Cond" w:cs="Times New Roman"/>
-                <w:sz w:val="20"/>
-                <w:szCs w:val="20"/>
-                <w:lang w:val="es-ES_tradnl"/>
-              </w:rPr>
-              <w:t>{{problemapotencialidad5}}</w:t>
-            </w:r>
-          </w:p>
-        </w:tc>
-        <w:tc>
-          <w:tcPr>
-            <w:tcW w:w="6169" w:type="dxa"/>
+              <w:t>U 6</w:t>
+            </w:r>
+          </w:p>
+        </w:tc>
+        <w:tc>
+          <w:tcPr>
+            <w:tcW w:w="5379" w:type="dxa"/>
             <w:vAlign w:val="center"/>
           </w:tcPr>
           <w:p>
@@ -13649,7 +13962,6 @@
               <w:jc w:val="both"/>
               <w:rPr>
                 <w:rFonts w:ascii="Arial Nova Cond" w:eastAsia="Calibri" w:hAnsi="Arial Nova Cond" w:cs="Times New Roman"/>
-                <w:color w:val="000000" w:themeColor="text1"/>
                 <w:sz w:val="20"/>
                 <w:szCs w:val="20"/>
                 <w:lang w:val="es-ES_tradnl"/>
@@ -13662,13 +13974,13 @@
                 <w:szCs w:val="20"/>
                 <w:lang w:val="es-ES_tradnl"/>
               </w:rPr>
-              <w:t>{{situacionsignificativa5}}</w:t>
-            </w:r>
-          </w:p>
-        </w:tc>
-        <w:tc>
-          <w:tcPr>
-            <w:tcW w:w="2015" w:type="dxa"/>
+              <w:t>{{situacionsignificativa6}}</w:t>
+            </w:r>
+          </w:p>
+        </w:tc>
+        <w:tc>
+          <w:tcPr>
+            <w:tcW w:w="1984" w:type="dxa"/>
             <w:vAlign w:val="center"/>
           </w:tcPr>
           <w:p>
@@ -13679,7 +13991,7 @@
               <w:jc w:val="center"/>
               <w:rPr>
                 <w:rFonts w:ascii="Arial Nova Cond" w:hAnsi="Arial Nova Cond" w:cs="Arial"/>
-                <w:color w:val="000000" w:themeColor="text1"/>
+                <w:color w:val="0070C0"/>
                 <w:sz w:val="20"/>
                 <w:szCs w:val="20"/>
               </w:rPr>
@@ -13691,13 +14003,13 @@
                 <w:sz w:val="20"/>
                 <w:szCs w:val="20"/>
               </w:rPr>
-              <w:t>{{titulosituacionsignificativa5}}</w:t>
-            </w:r>
-          </w:p>
-        </w:tc>
-        <w:tc>
-          <w:tcPr>
-            <w:tcW w:w="1634" w:type="dxa"/>
+              <w:t>{{titulosituacionsignificativa6}}</w:t>
+            </w:r>
+          </w:p>
+        </w:tc>
+        <w:tc>
+          <w:tcPr>
+            <w:tcW w:w="2693" w:type="dxa"/>
             <w:vAlign w:val="center"/>
           </w:tcPr>
           <w:p>
@@ -13720,13 +14032,13 @@
                 <w:sz w:val="20"/>
                 <w:szCs w:val="20"/>
               </w:rPr>
-              <w:t>{{competencias5}}</w:t>
-            </w:r>
-          </w:p>
-        </w:tc>
-        <w:tc>
-          <w:tcPr>
-            <w:tcW w:w="1337" w:type="dxa"/>
+              <w:t>{{campotematico6}}</w:t>
+            </w:r>
+          </w:p>
+        </w:tc>
+        <w:tc>
+          <w:tcPr>
+            <w:tcW w:w="1560" w:type="dxa"/>
             <w:vAlign w:val="center"/>
           </w:tcPr>
           <w:p>
@@ -13734,7 +14046,7 @@
               <w:autoSpaceDE w:val="0"/>
               <w:autoSpaceDN w:val="0"/>
               <w:adjustRightInd w:val="0"/>
-              <w:jc w:val="center"/>
+              <w:jc w:val="both"/>
               <w:rPr>
                 <w:rFonts w:ascii="Arial Nova Cond" w:hAnsi="Arial Nova Cond" w:cs="Arial"/>
                 <w:color w:val="000000"/>
@@ -13749,7 +14061,36 @@
                 <w:sz w:val="20"/>
                 <w:szCs w:val="20"/>
               </w:rPr>
-              <w:t>{{producto5}}</w:t>
+              <w:t>{{competencias6}}</w:t>
+            </w:r>
+          </w:p>
+        </w:tc>
+        <w:tc>
+          <w:tcPr>
+            <w:tcW w:w="1399" w:type="dxa"/>
+            <w:vAlign w:val="center"/>
+          </w:tcPr>
+          <w:p>
+            <w:pPr>
+              <w:autoSpaceDE w:val="0"/>
+              <w:autoSpaceDN w:val="0"/>
+              <w:adjustRightInd w:val="0"/>
+              <w:jc w:val="both"/>
+              <w:rPr>
+                <w:rFonts w:ascii="Arial Nova Cond" w:hAnsi="Arial Nova Cond" w:cs="Arial"/>
+                <w:color w:val="000000"/>
+                <w:sz w:val="20"/>
+                <w:szCs w:val="20"/>
+              </w:rPr>
+            </w:pPr>
+            <w:r>
+              <w:rPr>
+                <w:rFonts w:ascii="Arial Nova Cond" w:hAnsi="Arial Nova Cond" w:cs="Arial"/>
+                <w:color w:val="000000"/>
+                <w:sz w:val="20"/>
+                <w:szCs w:val="20"/>
+              </w:rPr>
+              <w:t>{{producto6}}</w:t>
             </w:r>
           </w:p>
         </w:tc>
@@ -13761,8 +14102,8 @@
         </w:trPr>
         <w:tc>
           <w:tcPr>
-            <w:tcW w:w="875" w:type="dxa"/>
-            <w:vMerge/>
+            <w:tcW w:w="818" w:type="dxa"/>
+            <w:vMerge w:val="restart"/>
             <w:vAlign w:val="center"/>
           </w:tcPr>
           <w:p>
@@ -13785,11 +14126,22 @@
                 <w:lang w:val="es-ES_tradnl"/>
               </w:rPr>
             </w:pPr>
-          </w:p>
-        </w:tc>
-        <w:tc>
-          <w:tcPr>
-            <w:tcW w:w="1095" w:type="dxa"/>
+            <w:r>
+              <w:rPr>
+                <w:rFonts w:ascii="Arial Nova Cond" w:eastAsia="Calibri" w:hAnsi="Arial Nova Cond" w:cs="Times New Roman"/>
+                <w:b/>
+                <w:bCs/>
+                <w:sz w:val="20"/>
+                <w:szCs w:val="20"/>
+                <w:lang w:val="es-ES_tradnl"/>
+              </w:rPr>
+              <w:t>IV</w:t>
+            </w:r>
+          </w:p>
+        </w:tc>
+        <w:tc>
+          <w:tcPr>
+            <w:tcW w:w="1018" w:type="dxa"/>
             <w:vAlign w:val="center"/>
           </w:tcPr>
           <w:p>
@@ -13821,39 +14173,13 @@
                 <w:szCs w:val="20"/>
                 <w:lang w:val="es-ES_tradnl"/>
               </w:rPr>
-              <w:t>U 6</w:t>
-            </w:r>
-          </w:p>
-        </w:tc>
-        <w:tc>
-          <w:tcPr>
-            <w:tcW w:w="1726" w:type="dxa"/>
-            <w:vAlign w:val="center"/>
-          </w:tcPr>
-          <w:p>
-            <w:pPr>
-              <w:pStyle w:val="Sinespaciado"/>
-              <w:jc w:val="both"/>
-              <w:rPr>
-                <w:rFonts w:ascii="Arial Nova Cond" w:hAnsi="Arial Nova Cond"/>
-                <w:sz w:val="20"/>
-                <w:szCs w:val="20"/>
-              </w:rPr>
-            </w:pPr>
-            <w:r>
-              <w:rPr>
-                <w:rFonts w:ascii="Arial Nova Cond" w:eastAsia="Calibri" w:hAnsi="Arial Nova Cond" w:cs="Times New Roman"/>
-                <w:sz w:val="20"/>
-                <w:szCs w:val="20"/>
-                <w:lang w:val="es-ES_tradnl"/>
-              </w:rPr>
-              <w:t>{{problemapotencialidad6}}</w:t>
-            </w:r>
-          </w:p>
-        </w:tc>
-        <w:tc>
-          <w:tcPr>
-            <w:tcW w:w="6169" w:type="dxa"/>
+              <w:t>U 7</w:t>
+            </w:r>
+          </w:p>
+        </w:tc>
+        <w:tc>
+          <w:tcPr>
+            <w:tcW w:w="5379" w:type="dxa"/>
             <w:vAlign w:val="center"/>
           </w:tcPr>
           <w:p>
@@ -13868,26 +14194,26 @@
               <w:ind w:left="0"/>
               <w:jc w:val="both"/>
               <w:rPr>
+                <w:rFonts w:ascii="Arial Nova Cond" w:hAnsi="Arial Nova Cond"/>
+                <w:color w:val="000000" w:themeColor="text1"/>
+                <w:sz w:val="20"/>
+                <w:szCs w:val="20"/>
+              </w:rPr>
+            </w:pPr>
+            <w:r>
+              <w:rPr>
                 <w:rFonts w:ascii="Arial Nova Cond" w:eastAsia="Calibri" w:hAnsi="Arial Nova Cond" w:cs="Times New Roman"/>
                 <w:sz w:val="20"/>
                 <w:szCs w:val="20"/>
                 <w:lang w:val="es-ES_tradnl"/>
               </w:rPr>
-            </w:pPr>
-            <w:r>
-              <w:rPr>
-                <w:rFonts w:ascii="Arial Nova Cond" w:eastAsia="Calibri" w:hAnsi="Arial Nova Cond" w:cs="Times New Roman"/>
-                <w:sz w:val="20"/>
-                <w:szCs w:val="20"/>
-                <w:lang w:val="es-ES_tradnl"/>
-              </w:rPr>
-              <w:t>{{situacionsignificativa6}}</w:t>
-            </w:r>
-          </w:p>
-        </w:tc>
-        <w:tc>
-          <w:tcPr>
-            <w:tcW w:w="2015" w:type="dxa"/>
+              <w:t>{{situacionsignificativa7}}</w:t>
+            </w:r>
+          </w:p>
+        </w:tc>
+        <w:tc>
+          <w:tcPr>
+            <w:tcW w:w="1984" w:type="dxa"/>
             <w:vAlign w:val="center"/>
           </w:tcPr>
           <w:p>
@@ -13898,7 +14224,7 @@
               <w:jc w:val="center"/>
               <w:rPr>
                 <w:rFonts w:ascii="Arial Nova Cond" w:hAnsi="Arial Nova Cond" w:cs="Arial"/>
-                <w:color w:val="0070C0"/>
+                <w:color w:val="000000" w:themeColor="text1"/>
                 <w:sz w:val="20"/>
                 <w:szCs w:val="20"/>
               </w:rPr>
@@ -13910,13 +14236,13 @@
                 <w:sz w:val="20"/>
                 <w:szCs w:val="20"/>
               </w:rPr>
-              <w:t>{{titulosituacionsignificativa6}}</w:t>
-            </w:r>
-          </w:p>
-        </w:tc>
-        <w:tc>
-          <w:tcPr>
-            <w:tcW w:w="1634" w:type="dxa"/>
+              <w:t>{{titulosituacionsignificativa7}}</w:t>
+            </w:r>
+          </w:p>
+        </w:tc>
+        <w:tc>
+          <w:tcPr>
+            <w:tcW w:w="2693" w:type="dxa"/>
             <w:vAlign w:val="center"/>
           </w:tcPr>
           <w:p>
@@ -13939,13 +14265,13 @@
                 <w:sz w:val="20"/>
                 <w:szCs w:val="20"/>
               </w:rPr>
-              <w:t>{{competencias6}}</w:t>
-            </w:r>
-          </w:p>
-        </w:tc>
-        <w:tc>
-          <w:tcPr>
-            <w:tcW w:w="1337" w:type="dxa"/>
+              <w:t>{{campotematico7}}</w:t>
+            </w:r>
+          </w:p>
+        </w:tc>
+        <w:tc>
+          <w:tcPr>
+            <w:tcW w:w="1560" w:type="dxa"/>
             <w:vAlign w:val="center"/>
           </w:tcPr>
           <w:p>
@@ -13953,7 +14279,7 @@
               <w:autoSpaceDE w:val="0"/>
               <w:autoSpaceDN w:val="0"/>
               <w:adjustRightInd w:val="0"/>
-              <w:jc w:val="center"/>
+              <w:jc w:val="both"/>
               <w:rPr>
                 <w:rFonts w:ascii="Arial Nova Cond" w:hAnsi="Arial Nova Cond" w:cs="Arial"/>
                 <w:color w:val="000000"/>
@@ -13968,7 +14294,36 @@
                 <w:sz w:val="20"/>
                 <w:szCs w:val="20"/>
               </w:rPr>
-              <w:t>{{producto6}}</w:t>
+              <w:t>{{competencias7}}</w:t>
+            </w:r>
+          </w:p>
+        </w:tc>
+        <w:tc>
+          <w:tcPr>
+            <w:tcW w:w="1399" w:type="dxa"/>
+            <w:vAlign w:val="center"/>
+          </w:tcPr>
+          <w:p>
+            <w:pPr>
+              <w:autoSpaceDE w:val="0"/>
+              <w:autoSpaceDN w:val="0"/>
+              <w:adjustRightInd w:val="0"/>
+              <w:jc w:val="both"/>
+              <w:rPr>
+                <w:rFonts w:ascii="Arial Nova Cond" w:hAnsi="Arial Nova Cond" w:cs="Arial"/>
+                <w:color w:val="000000"/>
+                <w:sz w:val="20"/>
+                <w:szCs w:val="20"/>
+              </w:rPr>
+            </w:pPr>
+            <w:r>
+              <w:rPr>
+                <w:rFonts w:ascii="Arial Nova Cond" w:hAnsi="Arial Nova Cond" w:cs="Arial"/>
+                <w:color w:val="000000"/>
+                <w:sz w:val="20"/>
+                <w:szCs w:val="20"/>
+              </w:rPr>
+              <w:t>{{producto7}}</w:t>
             </w:r>
           </w:p>
         </w:tc>
@@ -13980,8 +14335,8 @@
         </w:trPr>
         <w:tc>
           <w:tcPr>
-            <w:tcW w:w="875" w:type="dxa"/>
-            <w:vMerge w:val="restart"/>
+            <w:tcW w:w="818" w:type="dxa"/>
+            <w:vMerge/>
             <w:vAlign w:val="center"/>
           </w:tcPr>
           <w:p>
@@ -14004,22 +14359,11 @@
                 <w:lang w:val="es-ES_tradnl"/>
               </w:rPr>
             </w:pPr>
-            <w:r>
-              <w:rPr>
-                <w:rFonts w:ascii="Arial Nova Cond" w:eastAsia="Calibri" w:hAnsi="Arial Nova Cond" w:cs="Times New Roman"/>
-                <w:b/>
-                <w:bCs/>
-                <w:sz w:val="20"/>
-                <w:szCs w:val="20"/>
-                <w:lang w:val="es-ES_tradnl"/>
-              </w:rPr>
-              <w:t>IV</w:t>
-            </w:r>
-          </w:p>
-        </w:tc>
-        <w:tc>
-          <w:tcPr>
-            <w:tcW w:w="1095" w:type="dxa"/>
+          </w:p>
+        </w:tc>
+        <w:tc>
+          <w:tcPr>
+            <w:tcW w:w="1018" w:type="dxa"/>
             <w:vAlign w:val="center"/>
           </w:tcPr>
           <w:p>
@@ -14051,13 +14395,13 @@
                 <w:szCs w:val="20"/>
                 <w:lang w:val="es-ES_tradnl"/>
               </w:rPr>
-              <w:t>U 7</w:t>
-            </w:r>
-          </w:p>
-        </w:tc>
-        <w:tc>
-          <w:tcPr>
-            <w:tcW w:w="1726" w:type="dxa"/>
+              <w:t>U 8</w:t>
+            </w:r>
+          </w:p>
+        </w:tc>
+        <w:tc>
+          <w:tcPr>
+            <w:tcW w:w="5379" w:type="dxa"/>
             <w:vAlign w:val="center"/>
           </w:tcPr>
           <w:p>
@@ -14070,6 +14414,7 @@
               </w:tabs>
               <w:spacing w:line="276" w:lineRule="auto"/>
               <w:ind w:left="0"/>
+              <w:jc w:val="both"/>
               <w:rPr>
                 <w:rFonts w:ascii="Arial Nova Cond" w:eastAsia="Calibri" w:hAnsi="Arial Nova Cond" w:cs="Times New Roman"/>
                 <w:color w:val="000000" w:themeColor="text1"/>
@@ -14085,47 +14430,13 @@
                 <w:szCs w:val="20"/>
                 <w:lang w:val="es-ES_tradnl"/>
               </w:rPr>
-              <w:t>{{problemapotencialidad7}}</w:t>
-            </w:r>
-          </w:p>
-        </w:tc>
-        <w:tc>
-          <w:tcPr>
-            <w:tcW w:w="6169" w:type="dxa"/>
-            <w:vAlign w:val="center"/>
-          </w:tcPr>
-          <w:p>
-            <w:pPr>
-              <w:pStyle w:val="Prrafodelista"/>
-              <w:tabs>
-                <w:tab w:val="left" w:pos="0"/>
-                <w:tab w:val="left" w:pos="142"/>
-                <w:tab w:val="left" w:pos="284"/>
-              </w:tabs>
-              <w:spacing w:line="276" w:lineRule="auto"/>
-              <w:ind w:left="0"/>
-              <w:jc w:val="both"/>
-              <w:rPr>
-                <w:rFonts w:ascii="Arial Nova Cond" w:hAnsi="Arial Nova Cond"/>
-                <w:color w:val="000000" w:themeColor="text1"/>
-                <w:sz w:val="20"/>
-                <w:szCs w:val="20"/>
-              </w:rPr>
-            </w:pPr>
-            <w:r>
-              <w:rPr>
-                <w:rFonts w:ascii="Arial Nova Cond" w:eastAsia="Calibri" w:hAnsi="Arial Nova Cond" w:cs="Times New Roman"/>
-                <w:sz w:val="20"/>
-                <w:szCs w:val="20"/>
-                <w:lang w:val="es-ES_tradnl"/>
-              </w:rPr>
-              <w:t>{{situacionsignificativa7}}</w:t>
-            </w:r>
-          </w:p>
-        </w:tc>
-        <w:tc>
-          <w:tcPr>
-            <w:tcW w:w="2015" w:type="dxa"/>
+              <w:t>{{situacionsignificativa8}}</w:t>
+            </w:r>
+          </w:p>
+        </w:tc>
+        <w:tc>
+          <w:tcPr>
+            <w:tcW w:w="1984" w:type="dxa"/>
             <w:vAlign w:val="center"/>
           </w:tcPr>
           <w:p>
@@ -14135,26 +14446,26 @@
               <w:adjustRightInd w:val="0"/>
               <w:jc w:val="center"/>
               <w:rPr>
+                <w:rFonts w:ascii="Arial Nova Cond" w:eastAsia="Calibri" w:hAnsi="Arial Nova Cond" w:cs="Times New Roman"/>
+                <w:sz w:val="20"/>
+                <w:szCs w:val="20"/>
+                <w:lang w:val="es-ES_tradnl"/>
+              </w:rPr>
+            </w:pPr>
+            <w:r>
+              <w:rPr>
                 <w:rFonts w:ascii="Arial Nova Cond" w:hAnsi="Arial Nova Cond" w:cs="Arial"/>
-                <w:color w:val="000000" w:themeColor="text1"/>
-                <w:sz w:val="20"/>
-                <w:szCs w:val="20"/>
-              </w:rPr>
-            </w:pPr>
-            <w:r>
-              <w:rPr>
-                <w:rFonts w:ascii="Arial Nova Cond" w:hAnsi="Arial Nova Cond" w:cs="Arial"/>
-                <w:color w:val="000000"/>
-                <w:sz w:val="20"/>
-                <w:szCs w:val="20"/>
-              </w:rPr>
-              <w:t>{{titulosituacionsignificativa7}}</w:t>
-            </w:r>
-          </w:p>
-        </w:tc>
-        <w:tc>
-          <w:tcPr>
-            <w:tcW w:w="1634" w:type="dxa"/>
+                <w:color w:val="000000"/>
+                <w:sz w:val="20"/>
+                <w:szCs w:val="20"/>
+              </w:rPr>
+              <w:t>{{titulosituacionsignificativa8}}</w:t>
+            </w:r>
+          </w:p>
+        </w:tc>
+        <w:tc>
+          <w:tcPr>
+            <w:tcW w:w="2693" w:type="dxa"/>
             <w:vAlign w:val="center"/>
           </w:tcPr>
           <w:p>
@@ -14177,212 +14488,13 @@
                 <w:sz w:val="20"/>
                 <w:szCs w:val="20"/>
               </w:rPr>
-              <w:t>{{competencias7}}</w:t>
-            </w:r>
-          </w:p>
-        </w:tc>
-        <w:tc>
-          <w:tcPr>
-            <w:tcW w:w="1337" w:type="dxa"/>
-            <w:vAlign w:val="center"/>
-          </w:tcPr>
-          <w:p>
-            <w:pPr>
-              <w:autoSpaceDE w:val="0"/>
-              <w:autoSpaceDN w:val="0"/>
-              <w:adjustRightInd w:val="0"/>
-              <w:jc w:val="center"/>
-              <w:rPr>
-                <w:rFonts w:ascii="Arial Nova Cond" w:hAnsi="Arial Nova Cond" w:cs="Arial"/>
-                <w:color w:val="000000"/>
-                <w:sz w:val="20"/>
-                <w:szCs w:val="20"/>
-              </w:rPr>
-            </w:pPr>
-            <w:r>
-              <w:rPr>
-                <w:rFonts w:ascii="Arial Nova Cond" w:hAnsi="Arial Nova Cond" w:cs="Arial"/>
-                <w:color w:val="000000"/>
-                <w:sz w:val="20"/>
-                <w:szCs w:val="20"/>
-              </w:rPr>
-              <w:t>{{producto7}}</w:t>
-            </w:r>
-          </w:p>
-        </w:tc>
-      </w:tr>
-      <w:tr>
-        <w:trPr>
-          <w:trHeight w:val="756"/>
-          <w:jc w:val="center"/>
-        </w:trPr>
-        <w:tc>
-          <w:tcPr>
-            <w:tcW w:w="875" w:type="dxa"/>
-            <w:vMerge/>
-            <w:vAlign w:val="center"/>
-          </w:tcPr>
-          <w:p>
-            <w:pPr>
-              <w:pStyle w:val="Prrafodelista"/>
-              <w:tabs>
-                <w:tab w:val="left" w:pos="0"/>
-                <w:tab w:val="left" w:pos="142"/>
-                <w:tab w:val="left" w:pos="284"/>
-              </w:tabs>
-              <w:spacing w:line="276" w:lineRule="auto"/>
-              <w:ind w:left="0"/>
-              <w:jc w:val="center"/>
-              <w:rPr>
-                <w:rFonts w:ascii="Arial Nova Cond" w:eastAsia="Calibri" w:hAnsi="Arial Nova Cond" w:cs="Times New Roman"/>
-                <w:b/>
-                <w:bCs/>
-                <w:sz w:val="20"/>
-                <w:szCs w:val="20"/>
-                <w:lang w:val="es-ES_tradnl"/>
-              </w:rPr>
-            </w:pPr>
-          </w:p>
-        </w:tc>
-        <w:tc>
-          <w:tcPr>
-            <w:tcW w:w="1095" w:type="dxa"/>
-            <w:vAlign w:val="center"/>
-          </w:tcPr>
-          <w:p>
-            <w:pPr>
-              <w:pStyle w:val="Prrafodelista"/>
-              <w:tabs>
-                <w:tab w:val="left" w:pos="0"/>
-                <w:tab w:val="left" w:pos="142"/>
-                <w:tab w:val="left" w:pos="284"/>
-              </w:tabs>
-              <w:spacing w:line="276" w:lineRule="auto"/>
-              <w:ind w:left="0"/>
-              <w:jc w:val="center"/>
-              <w:rPr>
-                <w:rFonts w:ascii="Arial Nova Cond" w:eastAsia="Calibri" w:hAnsi="Arial Nova Cond" w:cs="Times New Roman"/>
-                <w:b/>
-                <w:bCs/>
-                <w:sz w:val="20"/>
-                <w:szCs w:val="20"/>
-                <w:lang w:val="es-ES_tradnl"/>
-              </w:rPr>
-            </w:pPr>
-            <w:r>
-              <w:rPr>
-                <w:rFonts w:ascii="Arial Nova Cond" w:eastAsia="Calibri" w:hAnsi="Arial Nova Cond" w:cs="Times New Roman"/>
-                <w:b/>
-                <w:bCs/>
-                <w:sz w:val="20"/>
-                <w:szCs w:val="20"/>
-                <w:lang w:val="es-ES_tradnl"/>
-              </w:rPr>
-              <w:t>U 8</w:t>
-            </w:r>
-          </w:p>
-        </w:tc>
-        <w:tc>
-          <w:tcPr>
-            <w:tcW w:w="1726" w:type="dxa"/>
-            <w:vAlign w:val="center"/>
-          </w:tcPr>
-          <w:p>
-            <w:pPr>
-              <w:pStyle w:val="Prrafodelista"/>
-              <w:tabs>
-                <w:tab w:val="left" w:pos="0"/>
-                <w:tab w:val="left" w:pos="142"/>
-                <w:tab w:val="left" w:pos="284"/>
-              </w:tabs>
-              <w:spacing w:line="276" w:lineRule="auto"/>
-              <w:ind w:left="0"/>
-              <w:rPr>
-                <w:rFonts w:ascii="Arial Nova Cond" w:eastAsia="Calibri" w:hAnsi="Arial Nova Cond" w:cs="Times New Roman"/>
-                <w:color w:val="000000" w:themeColor="text1"/>
-                <w:sz w:val="20"/>
-                <w:szCs w:val="20"/>
-                <w:lang w:val="es-ES_tradnl"/>
-              </w:rPr>
-            </w:pPr>
-            <w:r>
-              <w:rPr>
-                <w:rFonts w:ascii="Arial Nova Cond" w:eastAsia="Calibri" w:hAnsi="Arial Nova Cond" w:cs="Times New Roman"/>
-                <w:sz w:val="20"/>
-                <w:szCs w:val="20"/>
-                <w:lang w:val="es-ES_tradnl"/>
-              </w:rPr>
-              <w:t>{{problemapotencialidad8}}</w:t>
-            </w:r>
-          </w:p>
-        </w:tc>
-        <w:tc>
-          <w:tcPr>
-            <w:tcW w:w="6169" w:type="dxa"/>
-            <w:vAlign w:val="center"/>
-          </w:tcPr>
-          <w:p>
-            <w:pPr>
-              <w:pStyle w:val="Prrafodelista"/>
-              <w:tabs>
-                <w:tab w:val="left" w:pos="0"/>
-                <w:tab w:val="left" w:pos="142"/>
-                <w:tab w:val="left" w:pos="284"/>
-              </w:tabs>
-              <w:spacing w:line="276" w:lineRule="auto"/>
-              <w:ind w:left="0"/>
-              <w:jc w:val="both"/>
-              <w:rPr>
-                <w:rFonts w:ascii="Arial Nova Cond" w:eastAsia="Calibri" w:hAnsi="Arial Nova Cond" w:cs="Times New Roman"/>
-                <w:color w:val="000000" w:themeColor="text1"/>
-                <w:sz w:val="20"/>
-                <w:szCs w:val="20"/>
-                <w:lang w:val="es-ES_tradnl"/>
-              </w:rPr>
-            </w:pPr>
-            <w:r>
-              <w:rPr>
-                <w:rFonts w:ascii="Arial Nova Cond" w:eastAsia="Calibri" w:hAnsi="Arial Nova Cond" w:cs="Times New Roman"/>
-                <w:sz w:val="20"/>
-                <w:szCs w:val="20"/>
-                <w:lang w:val="es-ES_tradnl"/>
-              </w:rPr>
-              <w:t>{{situacionsignificativa8}}</w:t>
-            </w:r>
-          </w:p>
-        </w:tc>
-        <w:tc>
-          <w:tcPr>
-            <w:tcW w:w="2015" w:type="dxa"/>
-            <w:vAlign w:val="center"/>
-          </w:tcPr>
-          <w:p>
-            <w:pPr>
-              <w:autoSpaceDE w:val="0"/>
-              <w:autoSpaceDN w:val="0"/>
-              <w:adjustRightInd w:val="0"/>
-              <w:jc w:val="center"/>
-              <w:rPr>
-                <w:rFonts w:ascii="Arial Nova Cond" w:eastAsia="Calibri" w:hAnsi="Arial Nova Cond" w:cs="Times New Roman"/>
-                <w:sz w:val="20"/>
-                <w:szCs w:val="20"/>
-                <w:lang w:val="es-ES_tradnl"/>
-              </w:rPr>
-            </w:pPr>
-            <w:r>
-              <w:rPr>
-                <w:rFonts w:ascii="Arial Nova Cond" w:hAnsi="Arial Nova Cond" w:cs="Arial"/>
-                <w:color w:val="000000"/>
-                <w:sz w:val="20"/>
-                <w:szCs w:val="20"/>
-              </w:rPr>
-              <w:t>{{titulosituacionsignificativa8}}</w:t>
-            </w:r>
-          </w:p>
-        </w:tc>
-        <w:tc>
-          <w:tcPr>
-            <w:tcW w:w="1634" w:type="dxa"/>
+              <w:t>{{campotematico8}}</w:t>
+            </w:r>
+          </w:p>
+        </w:tc>
+        <w:tc>
+          <w:tcPr>
+            <w:tcW w:w="1560" w:type="dxa"/>
             <w:vAlign w:val="center"/>
           </w:tcPr>
           <w:p>
@@ -14411,7 +14523,7 @@
         </w:tc>
         <w:tc>
           <w:tcPr>
-            <w:tcW w:w="1337" w:type="dxa"/>
+            <w:tcW w:w="1399" w:type="dxa"/>
             <w:vAlign w:val="center"/>
           </w:tcPr>
           <w:p>
@@ -14419,7 +14531,7 @@
               <w:autoSpaceDE w:val="0"/>
               <w:autoSpaceDN w:val="0"/>
               <w:adjustRightInd w:val="0"/>
-              <w:jc w:val="center"/>
+              <w:jc w:val="both"/>
               <w:rPr>
                 <w:rFonts w:ascii="Arial Nova Cond" w:hAnsi="Arial Nova Cond" w:cs="Arial"/>
                 <w:color w:val="000000"/>
@@ -14441,45 +14553,6 @@
       </w:tr>
       <w:bookmarkEnd w:id="1"/>
     </w:tbl>
-    <w:p>
-      <w:pPr>
-        <w:spacing w:line="276" w:lineRule="auto"/>
-        <w:ind w:right="-455"/>
-        <w:rPr>
-          <w:rFonts w:ascii="Arial" w:eastAsia="Arial" w:hAnsi="Arial" w:cs="Arial"/>
-          <w:b/>
-          <w:color w:val="000000"/>
-          <w:sz w:val="10"/>
-          <w:szCs w:val="10"/>
-        </w:rPr>
-      </w:pPr>
-    </w:p>
-    <w:p>
-      <w:pPr>
-        <w:spacing w:line="276" w:lineRule="auto"/>
-        <w:ind w:right="-455"/>
-        <w:rPr>
-          <w:rFonts w:ascii="Arial" w:eastAsia="Arial" w:hAnsi="Arial" w:cs="Arial"/>
-          <w:b/>
-          <w:color w:val="000000"/>
-          <w:sz w:val="10"/>
-          <w:szCs w:val="10"/>
-        </w:rPr>
-      </w:pPr>
-    </w:p>
-    <w:p>
-      <w:pPr>
-        <w:spacing w:line="276" w:lineRule="auto"/>
-        <w:ind w:right="-455"/>
-        <w:rPr>
-          <w:rFonts w:ascii="Arial" w:eastAsia="Arial" w:hAnsi="Arial" w:cs="Arial"/>
-          <w:b/>
-          <w:color w:val="000000"/>
-          <w:sz w:val="10"/>
-          <w:szCs w:val="10"/>
-        </w:rPr>
-      </w:pPr>
-    </w:p>
     <w:p>
       <w:pPr>
         <w:spacing w:line="276" w:lineRule="auto"/>
@@ -14525,6 +14598,7 @@
           <w:sz w:val="20"/>
           <w:szCs w:val="20"/>
         </w:rPr>
+        <w:lastRenderedPageBreak/>
         <w:t xml:space="preserve">ORGANIZACIÓN DE LOS PROPÓSITOS DE APRENDIZAJE: </w:t>
       </w:r>
     </w:p>
@@ -15961,7 +16035,6 @@
                 <w:sz w:val="18"/>
                 <w:szCs w:val="18"/>
               </w:rPr>
-              <w:lastRenderedPageBreak/>
               <w:t>EXPLICA EL MUNDO FÍSICO BASÁNDOSE EN CONOCIMIENTOS SOBRE LOS SERES VIVOS, MATERIA Y ENERGÍA, BIODIVERSIDAD, TIERRA Y UNIVERSO</w:t>
             </w:r>
           </w:p>
@@ -16327,7 +16400,25 @@
                 <w:sz w:val="20"/>
                 <w:szCs w:val="20"/>
               </w:rPr>
-              <w:t>Explica, con base en evidencias con respaldo científico, las relaciones cualitativas y las cuantificables entre: la estructura microscópica de un material y su reactividad con otros materiales o con campos y ondas; la información genética, las funciones de las células con las funciones de los sistemas (homeostasis); el origen de la Tierra, su composición, su evolución física, química y biológica con los registros fósiles. Argumenta su posición frente a las implicancias éticas, sociales y ambientales de situaciones sociocientíficas o frente a cambios en la cosmovisión suscitados por el desarrollo de la ciencia y tecnología.</w:t>
+              <w:t xml:space="preserve">Explica, con base en evidencias con respaldo científico, las relaciones cualitativas y las cuantificables entre: la estructura microscópica de un material y su reactividad con otros materiales o con campos y ondas; la información genética, las funciones de las células con las funciones de los sistemas (homeostasis); el origen de la Tierra, su composición, su evolución física, química y biológica con los registros fósiles. Argumenta su posición frente a las implicancias éticas, sociales y ambientales de situaciones </w:t>
+            </w:r>
+            <w:proofErr w:type="spellStart"/>
+            <w:r>
+              <w:rPr>
+                <w:rFonts w:ascii="Arial Nova Cond Light" w:eastAsia="Arial" w:hAnsi="Arial Nova Cond Light" w:cs="Arial"/>
+                <w:sz w:val="20"/>
+                <w:szCs w:val="20"/>
+              </w:rPr>
+              <w:t>sociocientíficas</w:t>
+            </w:r>
+            <w:proofErr w:type="spellEnd"/>
+            <w:r>
+              <w:rPr>
+                <w:rFonts w:ascii="Arial Nova Cond Light" w:eastAsia="Arial" w:hAnsi="Arial Nova Cond Light" w:cs="Arial"/>
+                <w:sz w:val="20"/>
+                <w:szCs w:val="20"/>
+              </w:rPr>
+              <w:t xml:space="preserve"> o frente a cambios en la cosmovisión suscitados por el desarrollo de la ciencia y tecnología.</w:t>
             </w:r>
           </w:p>
         </w:tc>
@@ -16364,6 +16455,7 @@
                 <w:sz w:val="20"/>
                 <w:szCs w:val="20"/>
               </w:rPr>
+              <w:lastRenderedPageBreak/>
               <w:t>DISEÑA Y CONSTRUYE SOLUCIONES TECNOLÓGICAS PARA RESOLVER PROBLEMAS DE SU ENTORNO</w:t>
             </w:r>
             <w:r>
@@ -17200,7 +17292,6 @@
                 <w:sz w:val="20"/>
                 <w:szCs w:val="20"/>
               </w:rPr>
-              <w:lastRenderedPageBreak/>
               <w:t>SE DESENVUELVE EN ENTORNOS VIRTUALES GENERADOS POR LAS TIC</w:t>
             </w:r>
           </w:p>
@@ -18155,7 +18246,25 @@
                 <w:sz w:val="20"/>
                 <w:szCs w:val="20"/>
               </w:rPr>
-              <w:t xml:space="preserve">Consiste en organizar e interpretar las interacciones con otros para realizar actividades en conjunto y construir vínculos coherentes según la edad, valores y contexto socio-cultural. </w:t>
+              <w:t xml:space="preserve">Consiste en organizar e interpretar las interacciones con otros para realizar actividades en conjunto y construir vínculos coherentes según la edad, valores y contexto </w:t>
+            </w:r>
+            <w:proofErr w:type="gramStart"/>
+            <w:r>
+              <w:rPr>
+                <w:rFonts w:ascii="Arial Nova Cond Light" w:eastAsia="Arial" w:hAnsi="Arial Nova Cond Light" w:cs="Arial"/>
+                <w:sz w:val="20"/>
+                <w:szCs w:val="20"/>
+              </w:rPr>
+              <w:t>socio-cultural</w:t>
+            </w:r>
+            <w:proofErr w:type="gramEnd"/>
+            <w:r>
+              <w:rPr>
+                <w:rFonts w:ascii="Arial Nova Cond Light" w:eastAsia="Arial" w:hAnsi="Arial Nova Cond Light" w:cs="Arial"/>
+                <w:sz w:val="20"/>
+                <w:szCs w:val="20"/>
+              </w:rPr>
+              <w:t xml:space="preserve">. </w:t>
             </w:r>
           </w:p>
         </w:tc>
@@ -19768,7 +19877,6 @@
                 <w:sz w:val="20"/>
                 <w:szCs w:val="20"/>
               </w:rPr>
-              <w:lastRenderedPageBreak/>
               <w:t>Enfoque Inclusivo o de atención a la diversidad.</w:t>
             </w:r>
           </w:p>
@@ -21280,6 +21388,7 @@
           <w:sz w:val="20"/>
           <w:szCs w:val="20"/>
         </w:rPr>
+        <w:lastRenderedPageBreak/>
         <w:t xml:space="preserve">COMPETENCIAS TRANSVERSALES 28 Y 29: </w:t>
       </w:r>
     </w:p>
@@ -22156,7 +22265,6 @@
                 <w:sz w:val="20"/>
                 <w:szCs w:val="20"/>
               </w:rPr>
-              <w:lastRenderedPageBreak/>
               <w:t>COMPETENCIA 29:</w:t>
             </w:r>
           </w:p>
@@ -22402,6 +22510,7 @@
                 <w:sz w:val="20"/>
                 <w:szCs w:val="20"/>
               </w:rPr>
+              <w:lastRenderedPageBreak/>
               <w:t>Define metas de aprendizaje.</w:t>
             </w:r>
           </w:p>
@@ -23711,6 +23820,7 @@
                 <w:b/>
                 <w:color w:val="000000"/>
               </w:rPr>
+              <w:lastRenderedPageBreak/>
               <w:t>Ambiental</w:t>
             </w:r>
           </w:p>
@@ -24585,7 +24695,6 @@
           <w:sz w:val="20"/>
           <w:szCs w:val="20"/>
         </w:rPr>
-        <w:lastRenderedPageBreak/>
         <w:t>MATERIALES Y RECURSOS EDUCATIVOS:</w:t>
       </w:r>
     </w:p>
@@ -24907,6 +25016,7 @@
                 <w:sz w:val="20"/>
                 <w:szCs w:val="20"/>
               </w:rPr>
+              <w:lastRenderedPageBreak/>
               <w:t>Audios</w:t>
             </w:r>
           </w:p>
@@ -25005,6 +25115,7 @@
                 <w:rFonts w:ascii="Arial Nova Cond Light" w:eastAsia="Arial" w:hAnsi="Arial Nova Cond Light" w:cs="Arial"/>
                 <w:color w:val="000000"/>
               </w:rPr>
+              <w:lastRenderedPageBreak/>
               <w:t>Pizarra</w:t>
             </w:r>
             <w:r>
@@ -25161,6 +25272,7 @@
               <w:rPr>
                 <w:rFonts w:ascii="Arial Nova Cond Light" w:hAnsi="Arial Nova Cond Light"/>
               </w:rPr>
+              <w:lastRenderedPageBreak/>
               <w:t xml:space="preserve">IA: </w:t>
             </w:r>
             <w:hyperlink r:id="rId10" w:history="1">
@@ -25710,7 +25822,6 @@
                 <w:sz w:val="20"/>
                 <w:szCs w:val="20"/>
               </w:rPr>
-              <w:lastRenderedPageBreak/>
               <w:t>INSTRUMENTOS DE EVALUACIÓN</w:t>
             </w:r>
           </w:p>
@@ -26313,7 +26424,27 @@
                 <w:sz w:val="20"/>
                 <w:szCs w:val="20"/>
               </w:rPr>
-              <w:t>Minedu (2025). Resolución Ministerial N.° 501-2025.</w:t>
+              <w:t xml:space="preserve">Minedu (2025). Resolución Ministerial </w:t>
+            </w:r>
+            <w:proofErr w:type="spellStart"/>
+            <w:r>
+              <w:rPr>
+                <w:rFonts w:ascii="Arial" w:eastAsia="Arial" w:hAnsi="Arial" w:cs="Arial"/>
+                <w:color w:val="000000"/>
+                <w:sz w:val="20"/>
+                <w:szCs w:val="20"/>
+              </w:rPr>
+              <w:t>N.°</w:t>
+            </w:r>
+            <w:proofErr w:type="spellEnd"/>
+            <w:r>
+              <w:rPr>
+                <w:rFonts w:ascii="Arial" w:eastAsia="Arial" w:hAnsi="Arial" w:cs="Arial"/>
+                <w:color w:val="000000"/>
+                <w:sz w:val="20"/>
+                <w:szCs w:val="20"/>
+              </w:rPr>
+              <w:t xml:space="preserve"> 501-2025.</w:t>
             </w:r>
           </w:p>
         </w:tc>
@@ -26486,6 +26617,7 @@
                 <w:szCs w:val="20"/>
               </w:rPr>
             </w:pPr>
+            <w:proofErr w:type="gramStart"/>
             <w:r>
               <w:rPr>
                 <w:rFonts w:ascii="Arial" w:eastAsia="Arial" w:hAnsi="Arial" w:cs="Arial"/>
@@ -26493,7 +26625,17 @@
                 <w:sz w:val="20"/>
                 <w:szCs w:val="20"/>
               </w:rPr>
-              <w:t>Link en Internet.</w:t>
+              <w:t>Link</w:t>
+            </w:r>
+            <w:proofErr w:type="gramEnd"/>
+            <w:r>
+              <w:rPr>
+                <w:rFonts w:ascii="Arial" w:eastAsia="Arial" w:hAnsi="Arial" w:cs="Arial"/>
+                <w:color w:val="000000"/>
+                <w:sz w:val="20"/>
+                <w:szCs w:val="20"/>
+              </w:rPr>
+              <w:t xml:space="preserve"> en Internet.</w:t>
             </w:r>
           </w:p>
           <w:p>
@@ -27043,7 +27185,7 @@
 </file>
 
 <file path=word/endnotes.xml><?xml version="1.0" encoding="utf-8"?>
-<w:endnotes xmlns:wpc="http://schemas.microsoft.com/office/word/2010/wordprocessingCanvas" xmlns:cx="http://schemas.microsoft.com/office/drawing/2014/chartex" xmlns:cx1="http://schemas.microsoft.com/office/drawing/2015/9/8/chartex" xmlns:cx2="http://schemas.microsoft.com/office/drawing/2015/10/21/chartex" xmlns:cx3="http://schemas.microsoft.com/office/drawing/2016/5/9/chartex" xmlns:cx4="http://schemas.microsoft.com/office/drawing/2016/5/10/chartex" xmlns:cx5="http://schemas.microsoft.com/office/drawing/2016/5/11/chartex" xmlns:cx6="http://schemas.microsoft.com/office/drawing/2016/5/12/chartex" xmlns:cx7="http://schemas.microsoft.com/office/drawing/2016/5/13/chartex" xmlns:cx8="http://schemas.microsoft.com/office/drawing/2016/5/14/chartex" xmlns:mc="http://schemas.openxmlformats.org/markup-compatibility/2006" xmlns:aink="http://schemas.microsoft.com/office/drawing/2016/ink" xmlns:am3d="http://schemas.microsoft.com/office/drawing/2017/model3d" xmlns:o="urn:schemas-microsoft-com:office:office" xmlns:oel="http://schemas.microsoft.com/office/2019/extlst" xmlns:r="http://schemas.openxmlformats.org/officeDocument/2006/relationships" xmlns:m="http://schemas.openxmlformats.org/officeDocument/2006/math" xmlns:v="urn:schemas-microsoft-com:vml" xmlns:wp14="http://schemas.microsoft.com/office/word/2010/wordprocessingDrawing" xmlns:wp="http://schemas.openxmlformats.org/drawingml/2006/wordprocessingDrawing" xmlns:w10="urn:schemas-microsoft-com:office:word" xmlns:w="http://schemas.openxmlformats.org/wordprocessingml/2006/main" xmlns:w14="http://schemas.microsoft.com/office/word/2010/wordml" xmlns:w15="http://schemas.microsoft.com/office/word/2012/wordml" xmlns:w16cex="http://schemas.microsoft.com/office/word/2018/wordml/cex" xmlns:w16cid="http://schemas.microsoft.com/office/word/2016/wordml/cid" xmlns:w16="http://schemas.microsoft.com/office/word/2018/wordml" xmlns:w16du="http://schemas.microsoft.com/office/word/2023/wordml/word16du" xmlns:w16sdtdh="http://schemas.microsoft.com/office/word/2020/wordml/sdtdatahash" xmlns:w16se="http://schemas.microsoft.com/office/word/2015/wordml/symex" xmlns:wpg="http://schemas.microsoft.com/office/word/2010/wordprocessingGroup" xmlns:wpi="http://schemas.microsoft.com/office/word/2010/wordprocessingInk" xmlns:wne="http://schemas.microsoft.com/office/word/2006/wordml" xmlns:wps="http://schemas.microsoft.com/office/word/2010/wordprocessingShape" mc:Ignorable="w14 w15 w16se w16cid w16 w16cex w16sdtdh w16du wp14">
+<w:endnotes xmlns:wpc="http://schemas.microsoft.com/office/word/2010/wordprocessingCanvas" xmlns:cx="http://schemas.microsoft.com/office/drawing/2014/chartex" xmlns:cx1="http://schemas.microsoft.com/office/drawing/2015/9/8/chartex" xmlns:cx2="http://schemas.microsoft.com/office/drawing/2015/10/21/chartex" xmlns:cx3="http://schemas.microsoft.com/office/drawing/2016/5/9/chartex" xmlns:cx4="http://schemas.microsoft.com/office/drawing/2016/5/10/chartex" xmlns:cx5="http://schemas.microsoft.com/office/drawing/2016/5/11/chartex" xmlns:cx6="http://schemas.microsoft.com/office/drawing/2016/5/12/chartex" xmlns:cx7="http://schemas.microsoft.com/office/drawing/2016/5/13/chartex" xmlns:cx8="http://schemas.microsoft.com/office/drawing/2016/5/14/chartex" xmlns:mc="http://schemas.openxmlformats.org/markup-compatibility/2006" xmlns:aink="http://schemas.microsoft.com/office/drawing/2016/ink" xmlns:am3d="http://schemas.microsoft.com/office/drawing/2017/model3d" xmlns:o="urn:schemas-microsoft-com:office:office" xmlns:oel="http://schemas.microsoft.com/office/2019/extlst" xmlns:r="http://schemas.openxmlformats.org/officeDocument/2006/relationships" xmlns:m="http://schemas.openxmlformats.org/officeDocument/2006/math" xmlns:v="urn:schemas-microsoft-com:vml" xmlns:wp14="http://schemas.microsoft.com/office/word/2010/wordprocessingDrawing" xmlns:wp="http://schemas.openxmlformats.org/drawingml/2006/wordprocessingDrawing" xmlns:w10="urn:schemas-microsoft-com:office:word" xmlns:w="http://schemas.openxmlformats.org/wordprocessingml/2006/main" xmlns:w14="http://schemas.microsoft.com/office/word/2010/wordml" xmlns:w15="http://schemas.microsoft.com/office/word/2012/wordml" xmlns:w16cex="http://schemas.microsoft.com/office/word/2018/wordml/cex" xmlns:w16cid="http://schemas.microsoft.com/office/word/2016/wordml/cid" xmlns:w16="http://schemas.microsoft.com/office/word/2018/wordml" xmlns:w16du="http://schemas.microsoft.com/office/word/2023/wordml/word16du" xmlns:w16sdtdh="http://schemas.microsoft.com/office/word/2020/wordml/sdtdatahash" xmlns:w16sdtfl="http://schemas.microsoft.com/office/word/2024/wordml/sdtformatlock" xmlns:w16se="http://schemas.microsoft.com/office/word/2015/wordml/symex" xmlns:wpg="http://schemas.microsoft.com/office/word/2010/wordprocessingGroup" xmlns:wpi="http://schemas.microsoft.com/office/word/2010/wordprocessingInk" xmlns:wne="http://schemas.microsoft.com/office/word/2006/wordml" xmlns:wps="http://schemas.microsoft.com/office/word/2010/wordprocessingShape" mc:Ignorable="w14 w15 w16se w16cid w16 w16cex w16sdtdh w16sdtfl w16du wp14">
   <w:endnote w:type="separator" w:id="-1">
     <w:p>
       <w:pPr>
@@ -27068,7 +27210,7 @@
 </file>
 
 <file path=word/footer1.xml><?xml version="1.0" encoding="utf-8"?>
-<w:ftr xmlns:wpc="http://schemas.microsoft.com/office/word/2010/wordprocessingCanvas" xmlns:cx="http://schemas.microsoft.com/office/drawing/2014/chartex" xmlns:cx1="http://schemas.microsoft.com/office/drawing/2015/9/8/chartex" xmlns:cx2="http://schemas.microsoft.com/office/drawing/2015/10/21/chartex" xmlns:cx3="http://schemas.microsoft.com/office/drawing/2016/5/9/chartex" xmlns:cx4="http://schemas.microsoft.com/office/drawing/2016/5/10/chartex" xmlns:cx5="http://schemas.microsoft.com/office/drawing/2016/5/11/chartex" xmlns:cx6="http://schemas.microsoft.com/office/drawing/2016/5/12/chartex" xmlns:cx7="http://schemas.microsoft.com/office/drawing/2016/5/13/chartex" xmlns:cx8="http://schemas.microsoft.com/office/drawing/2016/5/14/chartex" xmlns:mc="http://schemas.openxmlformats.org/markup-compatibility/2006" xmlns:aink="http://schemas.microsoft.com/office/drawing/2016/ink" xmlns:am3d="http://schemas.microsoft.com/office/drawing/2017/model3d" xmlns:o="urn:schemas-microsoft-com:office:office" xmlns:oel="http://schemas.microsoft.com/office/2019/extlst" xmlns:r="http://schemas.openxmlformats.org/officeDocument/2006/relationships" xmlns:m="http://schemas.openxmlformats.org/officeDocument/2006/math" xmlns:v="urn:schemas-microsoft-com:vml" xmlns:wp14="http://schemas.microsoft.com/office/word/2010/wordprocessingDrawing" xmlns:wp="http://schemas.openxmlformats.org/drawingml/2006/wordprocessingDrawing" xmlns:w10="urn:schemas-microsoft-com:office:word" xmlns:w="http://schemas.openxmlformats.org/wordprocessingml/2006/main" xmlns:w14="http://schemas.microsoft.com/office/word/2010/wordml" xmlns:w15="http://schemas.microsoft.com/office/word/2012/wordml" xmlns:w16cex="http://schemas.microsoft.com/office/word/2018/wordml/cex" xmlns:w16cid="http://schemas.microsoft.com/office/word/2016/wordml/cid" xmlns:w16="http://schemas.microsoft.com/office/word/2018/wordml" xmlns:w16du="http://schemas.microsoft.com/office/word/2023/wordml/word16du" xmlns:w16sdtdh="http://schemas.microsoft.com/office/word/2020/wordml/sdtdatahash" xmlns:w16se="http://schemas.microsoft.com/office/word/2015/wordml/symex" xmlns:wpg="http://schemas.microsoft.com/office/word/2010/wordprocessingGroup" xmlns:wpi="http://schemas.microsoft.com/office/word/2010/wordprocessingInk" xmlns:wne="http://schemas.microsoft.com/office/word/2006/wordml" xmlns:wps="http://schemas.microsoft.com/office/word/2010/wordprocessingShape" mc:Ignorable="w14 w15 w16se w16cid w16 w16cex w16sdtdh w16du wp14">
+<w:ftr xmlns:wpc="http://schemas.microsoft.com/office/word/2010/wordprocessingCanvas" xmlns:cx="http://schemas.microsoft.com/office/drawing/2014/chartex" xmlns:cx1="http://schemas.microsoft.com/office/drawing/2015/9/8/chartex" xmlns:cx2="http://schemas.microsoft.com/office/drawing/2015/10/21/chartex" xmlns:cx3="http://schemas.microsoft.com/office/drawing/2016/5/9/chartex" xmlns:cx4="http://schemas.microsoft.com/office/drawing/2016/5/10/chartex" xmlns:cx5="http://schemas.microsoft.com/office/drawing/2016/5/11/chartex" xmlns:cx6="http://schemas.microsoft.com/office/drawing/2016/5/12/chartex" xmlns:cx7="http://schemas.microsoft.com/office/drawing/2016/5/13/chartex" xmlns:cx8="http://schemas.microsoft.com/office/drawing/2016/5/14/chartex" xmlns:mc="http://schemas.openxmlformats.org/markup-compatibility/2006" xmlns:aink="http://schemas.microsoft.com/office/drawing/2016/ink" xmlns:am3d="http://schemas.microsoft.com/office/drawing/2017/model3d" xmlns:o="urn:schemas-microsoft-com:office:office" xmlns:oel="http://schemas.microsoft.com/office/2019/extlst" xmlns:r="http://schemas.openxmlformats.org/officeDocument/2006/relationships" xmlns:m="http://schemas.openxmlformats.org/officeDocument/2006/math" xmlns:v="urn:schemas-microsoft-com:vml" xmlns:wp14="http://schemas.microsoft.com/office/word/2010/wordprocessingDrawing" xmlns:wp="http://schemas.openxmlformats.org/drawingml/2006/wordprocessingDrawing" xmlns:w10="urn:schemas-microsoft-com:office:word" xmlns:w="http://schemas.openxmlformats.org/wordprocessingml/2006/main" xmlns:w14="http://schemas.microsoft.com/office/word/2010/wordml" xmlns:w15="http://schemas.microsoft.com/office/word/2012/wordml" xmlns:w16cex="http://schemas.microsoft.com/office/word/2018/wordml/cex" xmlns:w16cid="http://schemas.microsoft.com/office/word/2016/wordml/cid" xmlns:w16="http://schemas.microsoft.com/office/word/2018/wordml" xmlns:w16du="http://schemas.microsoft.com/office/word/2023/wordml/word16du" xmlns:w16sdtdh="http://schemas.microsoft.com/office/word/2020/wordml/sdtdatahash" xmlns:w16sdtfl="http://schemas.microsoft.com/office/word/2024/wordml/sdtformatlock" xmlns:w16se="http://schemas.microsoft.com/office/word/2015/wordml/symex" xmlns:wpg="http://schemas.microsoft.com/office/word/2010/wordprocessingGroup" xmlns:wpi="http://schemas.microsoft.com/office/word/2010/wordprocessingInk" xmlns:wne="http://schemas.microsoft.com/office/word/2006/wordml" xmlns:wps="http://schemas.microsoft.com/office/word/2010/wordprocessingShape" mc:Ignorable="w14 w15 w16se w16cid w16 w16cex w16sdtdh w16sdtfl w16du wp14">
   <w:p>
     <w:pPr>
       <w:pBdr>
@@ -27557,7 +27699,7 @@
 </file>
 
 <file path=word/footnotes.xml><?xml version="1.0" encoding="utf-8"?>
-<w:footnotes xmlns:wpc="http://schemas.microsoft.com/office/word/2010/wordprocessingCanvas" xmlns:cx="http://schemas.microsoft.com/office/drawing/2014/chartex" xmlns:cx1="http://schemas.microsoft.com/office/drawing/2015/9/8/chartex" xmlns:cx2="http://schemas.microsoft.com/office/drawing/2015/10/21/chartex" xmlns:cx3="http://schemas.microsoft.com/office/drawing/2016/5/9/chartex" xmlns:cx4="http://schemas.microsoft.com/office/drawing/2016/5/10/chartex" xmlns:cx5="http://schemas.microsoft.com/office/drawing/2016/5/11/chartex" xmlns:cx6="http://schemas.microsoft.com/office/drawing/2016/5/12/chartex" xmlns:cx7="http://schemas.microsoft.com/office/drawing/2016/5/13/chartex" xmlns:cx8="http://schemas.microsoft.com/office/drawing/2016/5/14/chartex" xmlns:mc="http://schemas.openxmlformats.org/markup-compatibility/2006" xmlns:aink="http://schemas.microsoft.com/office/drawing/2016/ink" xmlns:am3d="http://schemas.microsoft.com/office/drawing/2017/model3d" xmlns:o="urn:schemas-microsoft-com:office:office" xmlns:oel="http://schemas.microsoft.com/office/2019/extlst" xmlns:r="http://schemas.openxmlformats.org/officeDocument/2006/relationships" xmlns:m="http://schemas.openxmlformats.org/officeDocument/2006/math" xmlns:v="urn:schemas-microsoft-com:vml" xmlns:wp14="http://schemas.microsoft.com/office/word/2010/wordprocessingDrawing" xmlns:wp="http://schemas.openxmlformats.org/drawingml/2006/wordprocessingDrawing" xmlns:w10="urn:schemas-microsoft-com:office:word" xmlns:w="http://schemas.openxmlformats.org/wordprocessingml/2006/main" xmlns:w14="http://schemas.microsoft.com/office/word/2010/wordml" xmlns:w15="http://schemas.microsoft.com/office/word/2012/wordml" xmlns:w16cex="http://schemas.microsoft.com/office/word/2018/wordml/cex" xmlns:w16cid="http://schemas.microsoft.com/office/word/2016/wordml/cid" xmlns:w16="http://schemas.microsoft.com/office/word/2018/wordml" xmlns:w16du="http://schemas.microsoft.com/office/word/2023/wordml/word16du" xmlns:w16sdtdh="http://schemas.microsoft.com/office/word/2020/wordml/sdtdatahash" xmlns:w16se="http://schemas.microsoft.com/office/word/2015/wordml/symex" xmlns:wpg="http://schemas.microsoft.com/office/word/2010/wordprocessingGroup" xmlns:wpi="http://schemas.microsoft.com/office/word/2010/wordprocessingInk" xmlns:wne="http://schemas.microsoft.com/office/word/2006/wordml" xmlns:wps="http://schemas.microsoft.com/office/word/2010/wordprocessingShape" mc:Ignorable="w14 w15 w16se w16cid w16 w16cex w16sdtdh w16du wp14">
+<w:footnotes xmlns:wpc="http://schemas.microsoft.com/office/word/2010/wordprocessingCanvas" xmlns:cx="http://schemas.microsoft.com/office/drawing/2014/chartex" xmlns:cx1="http://schemas.microsoft.com/office/drawing/2015/9/8/chartex" xmlns:cx2="http://schemas.microsoft.com/office/drawing/2015/10/21/chartex" xmlns:cx3="http://schemas.microsoft.com/office/drawing/2016/5/9/chartex" xmlns:cx4="http://schemas.microsoft.com/office/drawing/2016/5/10/chartex" xmlns:cx5="http://schemas.microsoft.com/office/drawing/2016/5/11/chartex" xmlns:cx6="http://schemas.microsoft.com/office/drawing/2016/5/12/chartex" xmlns:cx7="http://schemas.microsoft.com/office/drawing/2016/5/13/chartex" xmlns:cx8="http://schemas.microsoft.com/office/drawing/2016/5/14/chartex" xmlns:mc="http://schemas.openxmlformats.org/markup-compatibility/2006" xmlns:aink="http://schemas.microsoft.com/office/drawing/2016/ink" xmlns:am3d="http://schemas.microsoft.com/office/drawing/2017/model3d" xmlns:o="urn:schemas-microsoft-com:office:office" xmlns:oel="http://schemas.microsoft.com/office/2019/extlst" xmlns:r="http://schemas.openxmlformats.org/officeDocument/2006/relationships" xmlns:m="http://schemas.openxmlformats.org/officeDocument/2006/math" xmlns:v="urn:schemas-microsoft-com:vml" xmlns:wp14="http://schemas.microsoft.com/office/word/2010/wordprocessingDrawing" xmlns:wp="http://schemas.openxmlformats.org/drawingml/2006/wordprocessingDrawing" xmlns:w10="urn:schemas-microsoft-com:office:word" xmlns:w="http://schemas.openxmlformats.org/wordprocessingml/2006/main" xmlns:w14="http://schemas.microsoft.com/office/word/2010/wordml" xmlns:w15="http://schemas.microsoft.com/office/word/2012/wordml" xmlns:w16cex="http://schemas.microsoft.com/office/word/2018/wordml/cex" xmlns:w16cid="http://schemas.microsoft.com/office/word/2016/wordml/cid" xmlns:w16="http://schemas.microsoft.com/office/word/2018/wordml" xmlns:w16du="http://schemas.microsoft.com/office/word/2023/wordml/word16du" xmlns:w16sdtdh="http://schemas.microsoft.com/office/word/2020/wordml/sdtdatahash" xmlns:w16sdtfl="http://schemas.microsoft.com/office/word/2024/wordml/sdtformatlock" xmlns:w16se="http://schemas.microsoft.com/office/word/2015/wordml/symex" xmlns:wpg="http://schemas.microsoft.com/office/word/2010/wordprocessingGroup" xmlns:wpi="http://schemas.microsoft.com/office/word/2010/wordprocessingInk" xmlns:wne="http://schemas.microsoft.com/office/word/2006/wordml" xmlns:wps="http://schemas.microsoft.com/office/word/2010/wordprocessingShape" mc:Ignorable="w14 w15 w16se w16cid w16 w16cex w16sdtdh w16sdtfl w16du wp14">
   <w:footnote w:type="separator" w:id="-1">
     <w:p>
       <w:pPr>
@@ -27582,7 +27724,7 @@
 </file>
 
 <file path=word/header1.xml><?xml version="1.0" encoding="utf-8"?>
-<w:hdr xmlns:wpc="http://schemas.microsoft.com/office/word/2010/wordprocessingCanvas" xmlns:cx="http://schemas.microsoft.com/office/drawing/2014/chartex" xmlns:cx1="http://schemas.microsoft.com/office/drawing/2015/9/8/chartex" xmlns:cx2="http://schemas.microsoft.com/office/drawing/2015/10/21/chartex" xmlns:cx3="http://schemas.microsoft.com/office/drawing/2016/5/9/chartex" xmlns:cx4="http://schemas.microsoft.com/office/drawing/2016/5/10/chartex" xmlns:cx5="http://schemas.microsoft.com/office/drawing/2016/5/11/chartex" xmlns:cx6="http://schemas.microsoft.com/office/drawing/2016/5/12/chartex" xmlns:cx7="http://schemas.microsoft.com/office/drawing/2016/5/13/chartex" xmlns:cx8="http://schemas.microsoft.com/office/drawing/2016/5/14/chartex" xmlns:mc="http://schemas.openxmlformats.org/markup-compatibility/2006" xmlns:aink="http://schemas.microsoft.com/office/drawing/2016/ink" xmlns:am3d="http://schemas.microsoft.com/office/drawing/2017/model3d" xmlns:o="urn:schemas-microsoft-com:office:office" xmlns:oel="http://schemas.microsoft.com/office/2019/extlst" xmlns:r="http://schemas.openxmlformats.org/officeDocument/2006/relationships" xmlns:m="http://schemas.openxmlformats.org/officeDocument/2006/math" xmlns:v="urn:schemas-microsoft-com:vml" xmlns:wp14="http://schemas.microsoft.com/office/word/2010/wordprocessingDrawing" xmlns:wp="http://schemas.openxmlformats.org/drawingml/2006/wordprocessingDrawing" xmlns:w10="urn:schemas-microsoft-com:office:word" xmlns:w="http://schemas.openxmlformats.org/wordprocessingml/2006/main" xmlns:w14="http://schemas.microsoft.com/office/word/2010/wordml" xmlns:w15="http://schemas.microsoft.com/office/word/2012/wordml" xmlns:w16cex="http://schemas.microsoft.com/office/word/2018/wordml/cex" xmlns:w16cid="http://schemas.microsoft.com/office/word/2016/wordml/cid" xmlns:w16="http://schemas.microsoft.com/office/word/2018/wordml" xmlns:w16du="http://schemas.microsoft.com/office/word/2023/wordml/word16du" xmlns:w16sdtdh="http://schemas.microsoft.com/office/word/2020/wordml/sdtdatahash" xmlns:w16se="http://schemas.microsoft.com/office/word/2015/wordml/symex" xmlns:wpg="http://schemas.microsoft.com/office/word/2010/wordprocessingGroup" xmlns:wpi="http://schemas.microsoft.com/office/word/2010/wordprocessingInk" xmlns:wne="http://schemas.microsoft.com/office/word/2006/wordml" xmlns:wps="http://schemas.microsoft.com/office/word/2010/wordprocessingShape" mc:Ignorable="w14 w15 w16se w16cid w16 w16cex w16sdtdh w16du wp14">
+<w:hdr xmlns:wpc="http://schemas.microsoft.com/office/word/2010/wordprocessingCanvas" xmlns:cx="http://schemas.microsoft.com/office/drawing/2014/chartex" xmlns:cx1="http://schemas.microsoft.com/office/drawing/2015/9/8/chartex" xmlns:cx2="http://schemas.microsoft.com/office/drawing/2015/10/21/chartex" xmlns:cx3="http://schemas.microsoft.com/office/drawing/2016/5/9/chartex" xmlns:cx4="http://schemas.microsoft.com/office/drawing/2016/5/10/chartex" xmlns:cx5="http://schemas.microsoft.com/office/drawing/2016/5/11/chartex" xmlns:cx6="http://schemas.microsoft.com/office/drawing/2016/5/12/chartex" xmlns:cx7="http://schemas.microsoft.com/office/drawing/2016/5/13/chartex" xmlns:cx8="http://schemas.microsoft.com/office/drawing/2016/5/14/chartex" xmlns:mc="http://schemas.openxmlformats.org/markup-compatibility/2006" xmlns:aink="http://schemas.microsoft.com/office/drawing/2016/ink" xmlns:am3d="http://schemas.microsoft.com/office/drawing/2017/model3d" xmlns:o="urn:schemas-microsoft-com:office:office" xmlns:oel="http://schemas.microsoft.com/office/2019/extlst" xmlns:r="http://schemas.openxmlformats.org/officeDocument/2006/relationships" xmlns:m="http://schemas.openxmlformats.org/officeDocument/2006/math" xmlns:v="urn:schemas-microsoft-com:vml" xmlns:wp14="http://schemas.microsoft.com/office/word/2010/wordprocessingDrawing" xmlns:wp="http://schemas.openxmlformats.org/drawingml/2006/wordprocessingDrawing" xmlns:w10="urn:schemas-microsoft-com:office:word" xmlns:w="http://schemas.openxmlformats.org/wordprocessingml/2006/main" xmlns:w14="http://schemas.microsoft.com/office/word/2010/wordml" xmlns:w15="http://schemas.microsoft.com/office/word/2012/wordml" xmlns:w16cex="http://schemas.microsoft.com/office/word/2018/wordml/cex" xmlns:w16cid="http://schemas.microsoft.com/office/word/2016/wordml/cid" xmlns:w16="http://schemas.microsoft.com/office/word/2018/wordml" xmlns:w16du="http://schemas.microsoft.com/office/word/2023/wordml/word16du" xmlns:w16sdtdh="http://schemas.microsoft.com/office/word/2020/wordml/sdtdatahash" xmlns:w16sdtfl="http://schemas.microsoft.com/office/word/2024/wordml/sdtformatlock" xmlns:w16se="http://schemas.microsoft.com/office/word/2015/wordml/symex" xmlns:wpg="http://schemas.microsoft.com/office/word/2010/wordprocessingGroup" xmlns:wpi="http://schemas.microsoft.com/office/word/2010/wordprocessingInk" xmlns:wne="http://schemas.microsoft.com/office/word/2006/wordml" xmlns:wps="http://schemas.microsoft.com/office/word/2010/wordprocessingShape" mc:Ignorable="w14 w15 w16se w16cid w16 w16cex w16sdtdh w16sdtfl w16du wp14">
   <w:p>
     <w:pPr>
       <w:widowControl w:val="0"/>
@@ -27927,7 +28069,7 @@
 </file>
 
 <file path=word/numbering.xml><?xml version="1.0" encoding="utf-8"?>
-<w:numbering xmlns:wpc="http://schemas.microsoft.com/office/word/2010/wordprocessingCanvas" xmlns:cx="http://schemas.microsoft.com/office/drawing/2014/chartex" xmlns:cx1="http://schemas.microsoft.com/office/drawing/2015/9/8/chartex" xmlns:cx2="http://schemas.microsoft.com/office/drawing/2015/10/21/chartex" xmlns:cx3="http://schemas.microsoft.com/office/drawing/2016/5/9/chartex" xmlns:cx4="http://schemas.microsoft.com/office/drawing/2016/5/10/chartex" xmlns:cx5="http://schemas.microsoft.com/office/drawing/2016/5/11/chartex" xmlns:cx6="http://schemas.microsoft.com/office/drawing/2016/5/12/chartex" xmlns:cx7="http://schemas.microsoft.com/office/drawing/2016/5/13/chartex" xmlns:cx8="http://schemas.microsoft.com/office/drawing/2016/5/14/chartex" xmlns:mc="http://schemas.openxmlformats.org/markup-compatibility/2006" xmlns:aink="http://schemas.microsoft.com/office/drawing/2016/ink" xmlns:am3d="http://schemas.microsoft.com/office/drawing/2017/model3d" xmlns:o="urn:schemas-microsoft-com:office:office" xmlns:oel="http://schemas.microsoft.com/office/2019/extlst" xmlns:r="http://schemas.openxmlformats.org/officeDocument/2006/relationships" xmlns:m="http://schemas.openxmlformats.org/officeDocument/2006/math" xmlns:v="urn:schemas-microsoft-com:vml" xmlns:wp14="http://schemas.microsoft.com/office/word/2010/wordprocessingDrawing" xmlns:wp="http://schemas.openxmlformats.org/drawingml/2006/wordprocessingDrawing" xmlns:w10="urn:schemas-microsoft-com:office:word" xmlns:w="http://schemas.openxmlformats.org/wordprocessingml/2006/main" xmlns:w14="http://schemas.microsoft.com/office/word/2010/wordml" xmlns:w15="http://schemas.microsoft.com/office/word/2012/wordml" xmlns:w16cex="http://schemas.microsoft.com/office/word/2018/wordml/cex" xmlns:w16cid="http://schemas.microsoft.com/office/word/2016/wordml/cid" xmlns:w16="http://schemas.microsoft.com/office/word/2018/wordml" xmlns:w16du="http://schemas.microsoft.com/office/word/2023/wordml/word16du" xmlns:w16sdtdh="http://schemas.microsoft.com/office/word/2020/wordml/sdtdatahash" xmlns:w16se="http://schemas.microsoft.com/office/word/2015/wordml/symex" xmlns:wpg="http://schemas.microsoft.com/office/word/2010/wordprocessingGroup" xmlns:wpi="http://schemas.microsoft.com/office/word/2010/wordprocessingInk" xmlns:wne="http://schemas.microsoft.com/office/word/2006/wordml" xmlns:wps="http://schemas.microsoft.com/office/word/2010/wordprocessingShape" mc:Ignorable="w14 w15 w16se w16cid w16 w16cex w16sdtdh w16du wp14">
+<w:numbering xmlns:wpc="http://schemas.microsoft.com/office/word/2010/wordprocessingCanvas" xmlns:cx="http://schemas.microsoft.com/office/drawing/2014/chartex" xmlns:cx1="http://schemas.microsoft.com/office/drawing/2015/9/8/chartex" xmlns:cx2="http://schemas.microsoft.com/office/drawing/2015/10/21/chartex" xmlns:cx3="http://schemas.microsoft.com/office/drawing/2016/5/9/chartex" xmlns:cx4="http://schemas.microsoft.com/office/drawing/2016/5/10/chartex" xmlns:cx5="http://schemas.microsoft.com/office/drawing/2016/5/11/chartex" xmlns:cx6="http://schemas.microsoft.com/office/drawing/2016/5/12/chartex" xmlns:cx7="http://schemas.microsoft.com/office/drawing/2016/5/13/chartex" xmlns:cx8="http://schemas.microsoft.com/office/drawing/2016/5/14/chartex" xmlns:mc="http://schemas.openxmlformats.org/markup-compatibility/2006" xmlns:aink="http://schemas.microsoft.com/office/drawing/2016/ink" xmlns:am3d="http://schemas.microsoft.com/office/drawing/2017/model3d" xmlns:o="urn:schemas-microsoft-com:office:office" xmlns:oel="http://schemas.microsoft.com/office/2019/extlst" xmlns:r="http://schemas.openxmlformats.org/officeDocument/2006/relationships" xmlns:m="http://schemas.openxmlformats.org/officeDocument/2006/math" xmlns:v="urn:schemas-microsoft-com:vml" xmlns:wp14="http://schemas.microsoft.com/office/word/2010/wordprocessingDrawing" xmlns:wp="http://schemas.openxmlformats.org/drawingml/2006/wordprocessingDrawing" xmlns:w10="urn:schemas-microsoft-com:office:word" xmlns:w="http://schemas.openxmlformats.org/wordprocessingml/2006/main" xmlns:w14="http://schemas.microsoft.com/office/word/2010/wordml" xmlns:w15="http://schemas.microsoft.com/office/word/2012/wordml" xmlns:w16cex="http://schemas.microsoft.com/office/word/2018/wordml/cex" xmlns:w16cid="http://schemas.microsoft.com/office/word/2016/wordml/cid" xmlns:w16="http://schemas.microsoft.com/office/word/2018/wordml" xmlns:w16du="http://schemas.microsoft.com/office/word/2023/wordml/word16du" xmlns:w16sdtdh="http://schemas.microsoft.com/office/word/2020/wordml/sdtdatahash" xmlns:w16sdtfl="http://schemas.microsoft.com/office/word/2024/wordml/sdtformatlock" xmlns:w16se="http://schemas.microsoft.com/office/word/2015/wordml/symex" xmlns:wpg="http://schemas.microsoft.com/office/word/2010/wordprocessingGroup" xmlns:wpi="http://schemas.microsoft.com/office/word/2010/wordprocessingInk" xmlns:wne="http://schemas.microsoft.com/office/word/2006/wordml" xmlns:wps="http://schemas.microsoft.com/office/word/2010/wordprocessingShape" mc:Ignorable="w14 w15 w16se w16cid w16 w16cex w16sdtdh w16sdtfl w16du wp14">
   <w:abstractNum w:abstractNumId="0" w15:restartNumberingAfterBreak="0">
     <w:nsid w:val="05C32AC2"/>
     <w:multiLevelType w:val="multilevel"/>
@@ -29858,7 +30000,7 @@
 </file>
 
 <file path=word/styles.xml><?xml version="1.0" encoding="utf-8"?>
-<w:styles xmlns:mc="http://schemas.openxmlformats.org/markup-compatibility/2006" xmlns:r="http://schemas.openxmlformats.org/officeDocument/2006/relationships" xmlns:w="http://schemas.openxmlformats.org/wordprocessingml/2006/main" xmlns:w14="http://schemas.microsoft.com/office/word/2010/wordml" xmlns:w15="http://schemas.microsoft.com/office/word/2012/wordml" xmlns:w16cex="http://schemas.microsoft.com/office/word/2018/wordml/cex" xmlns:w16cid="http://schemas.microsoft.com/office/word/2016/wordml/cid" xmlns:w16="http://schemas.microsoft.com/office/word/2018/wordml" xmlns:w16du="http://schemas.microsoft.com/office/word/2023/wordml/word16du" xmlns:w16sdtdh="http://schemas.microsoft.com/office/word/2020/wordml/sdtdatahash" xmlns:w16se="http://schemas.microsoft.com/office/word/2015/wordml/symex" mc:Ignorable="w14 w15 w16se w16cid w16 w16cex w16sdtdh w16du">
+<w:styles xmlns:mc="http://schemas.openxmlformats.org/markup-compatibility/2006" xmlns:r="http://schemas.openxmlformats.org/officeDocument/2006/relationships" xmlns:w="http://schemas.openxmlformats.org/wordprocessingml/2006/main" xmlns:w14="http://schemas.microsoft.com/office/word/2010/wordml" xmlns:w15="http://schemas.microsoft.com/office/word/2012/wordml" xmlns:w16cex="http://schemas.microsoft.com/office/word/2018/wordml/cex" xmlns:w16cid="http://schemas.microsoft.com/office/word/2016/wordml/cid" xmlns:w16="http://schemas.microsoft.com/office/word/2018/wordml" xmlns:w16du="http://schemas.microsoft.com/office/word/2023/wordml/word16du" xmlns:w16sdtdh="http://schemas.microsoft.com/office/word/2020/wordml/sdtdatahash" xmlns:w16sdtfl="http://schemas.microsoft.com/office/word/2024/wordml/sdtformatlock" xmlns:w16se="http://schemas.microsoft.com/office/word/2015/wordml/symex" mc:Ignorable="w14 w15 w16se w16cid w16 w16cex w16sdtdh w16sdtfl w16du">
   <w:docDefaults>
     <w:rPrDefault>
       <w:rPr>
@@ -30875,7 +31017,7 @@
       </w:tblBorders>
     </w:tblPr>
   </w:style>
-  <w:style w:type="character" w:styleId="Textoennegrita">
+  <w:style w:type="character" w:styleId="Fuerte">
     <w:name w:val="Strong"/>
     <w:basedOn w:val="Fuentedeprrafopredeter"/>
     <w:uiPriority w:val="22"/>
